--- a/ci240123_lab4.docx
+++ b/ci240123_lab4.docx
@@ -2,7 +2,3538 @@
 <file path=word/document.xml><?xml version="1.0" encoding="utf-8"?>
 <w:document xmlns:wpc="http://schemas.microsoft.com/office/word/2010/wordprocessingCanvas" xmlns:cx="http://schemas.microsoft.com/office/drawing/2014/chartex" xmlns:cx1="http://schemas.microsoft.com/office/drawing/2015/9/8/chartex" xmlns:cx2="http://schemas.microsoft.com/office/drawing/2015/10/21/chartex" xmlns:cx3="http://schemas.microsoft.com/office/drawing/2016/5/9/chartex" xmlns:cx4="http://schemas.microsoft.com/office/drawing/2016/5/10/chartex" xmlns:cx5="http://schemas.microsoft.com/office/drawing/2016/5/11/chartex" xmlns:cx6="http://schemas.microsoft.com/office/drawing/2016/5/12/chartex" xmlns:cx7="http://schemas.microsoft.com/office/drawing/2016/5/13/chartex" xmlns:cx8="http://schemas.microsoft.com/office/drawing/2016/5/14/chartex" xmlns:mc="http://schemas.openxmlformats.org/markup-compatibility/2006" xmlns:aink="http://schemas.microsoft.com/office/drawing/2016/ink" xmlns:am3d="http://schemas.microsoft.com/office/drawing/2017/model3d" xmlns:o="urn:schemas-microsoft-com:office:office" xmlns:oel="http://schemas.microsoft.com/office/2019/extlst" xmlns:r="http://schemas.openxmlformats.org/officeDocument/2006/relationships" xmlns:m="http://schemas.openxmlformats.org/officeDocument/2006/math" xmlns:v="urn:schemas-microsoft-com:vml" xmlns:wp14="http://schemas.microsoft.com/office/word/2010/wordprocessingDrawing" xmlns:wp="http://schemas.openxmlformats.org/drawingml/2006/wordprocessingDrawing" xmlns:w10="urn:schemas-microsoft-com:office:word" xmlns:w="http://schemas.openxmlformats.org/wordprocessingml/2006/main" xmlns:w14="http://schemas.microsoft.com/office/word/2010/wordml" xmlns:w15="http://schemas.microsoft.com/office/word/2012/wordml" xmlns:w16cex="http://schemas.microsoft.com/office/word/2018/wordml/cex" xmlns:w16cid="http://schemas.microsoft.com/office/word/2016/wordml/cid" xmlns:w16="http://schemas.microsoft.com/office/word/2018/wordml" xmlns:w16du="http://schemas.microsoft.com/office/word/2023/wordml/word16du" xmlns:w16sdtdh="http://schemas.microsoft.com/office/word/2020/wordml/sdtdatahash" xmlns:w16sdtfl="http://schemas.microsoft.com/office/word/2024/wordml/sdtformatlock" xmlns:w16se="http://schemas.microsoft.com/office/word/2015/wordml/symex" xmlns:wpg="http://schemas.microsoft.com/office/word/2010/wordprocessingGroup" xmlns:wpi="http://schemas.microsoft.com/office/word/2010/wordprocessingInk" xmlns:wne="http://schemas.microsoft.com/office/word/2006/wordml" xmlns:wps="http://schemas.microsoft.com/office/word/2010/wordprocessingShape" mc:Ignorable="w14 w15 w16se w16cid w16 w16cex w16sdtdh w16sdtfl w16du wp14">
   <w:body>
-    <w:p/>
+    <w:p>
+      <w:pPr>
+        <w:spacing w:line="360" w:lineRule="auto"/>
+        <w:jc w:val="center"/>
+        <w:rPr>
+          <w:rFonts w:ascii="Times New Roman" w:hAnsi="Times New Roman" w:cs="Times New Roman"/>
+          <w:sz w:val="24"/>
+          <w:szCs w:val="22"/>
+        </w:rPr>
+      </w:pPr>
+    </w:p>
+    <w:p>
+      <w:pPr>
+        <w:tabs>
+          <w:tab w:val="left" w:pos="2280"/>
+        </w:tabs>
+        <w:spacing w:line="360" w:lineRule="auto"/>
+        <w:jc w:val="center"/>
+        <w:rPr>
+          <w:rFonts w:ascii="Times New Roman" w:hAnsi="Times New Roman" w:cs="Times New Roman"/>
+          <w:b/>
+          <w:sz w:val="24"/>
+          <w:szCs w:val="22"/>
+        </w:rPr>
+      </w:pPr>
+      <w:r>
+        <w:rPr>
+          <w:rFonts w:ascii="Times New Roman" w:hAnsi="Times New Roman" w:cs="Times New Roman"/>
+          <w:noProof/>
+          <w:sz w:val="24"/>
+          <w:szCs w:val="22"/>
+        </w:rPr>
+        <w:drawing>
+          <wp:inline distT="0" distB="0" distL="0" distR="0" wp14:anchorId="31CEC28C" wp14:editId="640A3B4A">
+            <wp:extent cx="4069080" cy="1455420"/>
+            <wp:effectExtent l="0" t="0" r="0" b="0"/>
+            <wp:docPr id="862056762" name="Picture 2"/>
+            <wp:cNvGraphicFramePr>
+              <a:graphicFrameLocks xmlns:a="http://schemas.openxmlformats.org/drawingml/2006/main" noChangeAspect="1"/>
+            </wp:cNvGraphicFramePr>
+            <a:graphic xmlns:a="http://schemas.openxmlformats.org/drawingml/2006/main">
+              <a:graphicData uri="http://schemas.openxmlformats.org/drawingml/2006/picture">
+                <pic:pic xmlns:pic="http://schemas.openxmlformats.org/drawingml/2006/picture">
+                  <pic:nvPicPr>
+                    <pic:cNvPr id="0" name="Picture 1"/>
+                    <pic:cNvPicPr>
+                      <a:picLocks noChangeAspect="1" noChangeArrowheads="1"/>
+                    </pic:cNvPicPr>
+                  </pic:nvPicPr>
+                  <pic:blipFill>
+                    <a:blip r:embed="rId4">
+                      <a:extLst>
+                        <a:ext uri="{28A0092B-C50C-407E-A947-70E740481C1C}">
+                          <a14:useLocalDpi xmlns:a14="http://schemas.microsoft.com/office/drawing/2010/main" val="0"/>
+                        </a:ext>
+                      </a:extLst>
+                    </a:blip>
+                    <a:srcRect l="25389" t="31302" r="25935" b="31825"/>
+                    <a:stretch>
+                      <a:fillRect/>
+                    </a:stretch>
+                  </pic:blipFill>
+                  <pic:spPr bwMode="auto">
+                    <a:xfrm>
+                      <a:off x="0" y="0"/>
+                      <a:ext cx="4069080" cy="1455420"/>
+                    </a:xfrm>
+                    <a:prstGeom prst="rect">
+                      <a:avLst/>
+                    </a:prstGeom>
+                    <a:noFill/>
+                    <a:ln>
+                      <a:noFill/>
+                    </a:ln>
+                  </pic:spPr>
+                </pic:pic>
+              </a:graphicData>
+            </a:graphic>
+          </wp:inline>
+        </w:drawing>
+      </w:r>
+      <w:r>
+        <w:rPr>
+          <w:rFonts w:ascii="Times New Roman" w:hAnsi="Times New Roman" w:cs="Times New Roman"/>
+          <w:b/>
+          <w:bCs/>
+          <w:sz w:val="24"/>
+          <w:szCs w:val="22"/>
+        </w:rPr>
+        <w:br/>
+      </w:r>
+    </w:p>
+    <w:p>
+      <w:pPr>
+        <w:tabs>
+          <w:tab w:val="left" w:pos="2280"/>
+        </w:tabs>
+        <w:spacing w:line="360" w:lineRule="auto"/>
+        <w:jc w:val="center"/>
+        <w:rPr>
+          <w:rFonts w:ascii="Times New Roman" w:hAnsi="Times New Roman" w:cs="Times New Roman"/>
+          <w:b/>
+          <w:bCs/>
+          <w:sz w:val="28"/>
+          <w:szCs w:val="24"/>
+        </w:rPr>
+      </w:pPr>
+      <w:r>
+        <w:rPr>
+          <w:rFonts w:ascii="Times New Roman" w:hAnsi="Times New Roman" w:cs="Times New Roman"/>
+          <w:b/>
+          <w:bCs/>
+          <w:sz w:val="28"/>
+          <w:szCs w:val="24"/>
+        </w:rPr>
+        <w:t>BIC21203: WEB DEVELOPMENT</w:t>
+      </w:r>
+    </w:p>
+    <w:p>
+      <w:pPr>
+        <w:tabs>
+          <w:tab w:val="left" w:pos="2280"/>
+        </w:tabs>
+        <w:spacing w:line="360" w:lineRule="auto"/>
+        <w:jc w:val="center"/>
+        <w:rPr>
+          <w:rFonts w:ascii="Times New Roman" w:hAnsi="Times New Roman" w:cs="Times New Roman"/>
+          <w:b/>
+          <w:bCs/>
+          <w:sz w:val="28"/>
+          <w:szCs w:val="24"/>
+        </w:rPr>
+      </w:pPr>
+      <w:r>
+        <w:rPr>
+          <w:rFonts w:ascii="Times New Roman" w:hAnsi="Times New Roman" w:cs="Times New Roman"/>
+          <w:b/>
+          <w:bCs/>
+          <w:sz w:val="28"/>
+          <w:szCs w:val="24"/>
+        </w:rPr>
+        <w:t>SEMESTER 1, SESSION 2026/2027</w:t>
+      </w:r>
+    </w:p>
+    <w:p>
+      <w:pPr>
+        <w:tabs>
+          <w:tab w:val="left" w:pos="2280"/>
+        </w:tabs>
+        <w:spacing w:line="360" w:lineRule="auto"/>
+        <w:jc w:val="center"/>
+        <w:rPr>
+          <w:rFonts w:ascii="Times New Roman" w:hAnsi="Times New Roman" w:cs="Times New Roman"/>
+          <w:b/>
+          <w:bCs/>
+          <w:sz w:val="28"/>
+          <w:szCs w:val="24"/>
+        </w:rPr>
+      </w:pPr>
+      <w:r>
+        <w:rPr>
+          <w:rFonts w:ascii="Times New Roman" w:hAnsi="Times New Roman" w:cs="Times New Roman"/>
+          <w:b/>
+          <w:bCs/>
+          <w:sz w:val="28"/>
+          <w:szCs w:val="24"/>
+        </w:rPr>
+        <w:t xml:space="preserve">LAB </w:t>
+      </w:r>
+      <w:r>
+        <w:rPr>
+          <w:rFonts w:ascii="Times New Roman" w:hAnsi="Times New Roman" w:cs="Times New Roman"/>
+          <w:b/>
+          <w:bCs/>
+          <w:sz w:val="28"/>
+          <w:szCs w:val="24"/>
+        </w:rPr>
+        <w:t>4</w:t>
+      </w:r>
+    </w:p>
+    <w:p>
+      <w:pPr>
+        <w:tabs>
+          <w:tab w:val="left" w:pos="2280"/>
+        </w:tabs>
+        <w:spacing w:line="360" w:lineRule="auto"/>
+        <w:jc w:val="center"/>
+        <w:rPr>
+          <w:rFonts w:ascii="Times New Roman" w:hAnsi="Times New Roman" w:cs="Times New Roman"/>
+          <w:sz w:val="28"/>
+          <w:szCs w:val="24"/>
+        </w:rPr>
+      </w:pPr>
+      <w:r>
+        <w:rPr>
+          <w:rFonts w:ascii="Times New Roman" w:hAnsi="Times New Roman" w:cs="Times New Roman"/>
+          <w:b/>
+          <w:bCs/>
+          <w:sz w:val="28"/>
+          <w:szCs w:val="24"/>
+        </w:rPr>
+        <w:t>INSTRUCTOR: DR. NUR ARIFFIN BIN MOHD ZIN</w:t>
+      </w:r>
+    </w:p>
+    <w:p>
+      <w:pPr>
+        <w:tabs>
+          <w:tab w:val="left" w:pos="2280"/>
+        </w:tabs>
+        <w:spacing w:line="360" w:lineRule="auto"/>
+        <w:jc w:val="center"/>
+        <w:rPr>
+          <w:rFonts w:ascii="Times New Roman" w:hAnsi="Times New Roman" w:cs="Times New Roman"/>
+          <w:sz w:val="24"/>
+          <w:szCs w:val="22"/>
+        </w:rPr>
+      </w:pPr>
+    </w:p>
+    <w:p>
+      <w:pPr>
+        <w:tabs>
+          <w:tab w:val="left" w:pos="2280"/>
+        </w:tabs>
+        <w:spacing w:line="360" w:lineRule="auto"/>
+        <w:jc w:val="center"/>
+        <w:rPr>
+          <w:rFonts w:ascii="Times New Roman" w:hAnsi="Times New Roman" w:cs="Times New Roman"/>
+          <w:sz w:val="24"/>
+          <w:szCs w:val="22"/>
+        </w:rPr>
+      </w:pPr>
+    </w:p>
+    <w:p>
+      <w:pPr>
+        <w:tabs>
+          <w:tab w:val="left" w:pos="6535"/>
+        </w:tabs>
+        <w:spacing w:line="360" w:lineRule="auto"/>
+        <w:jc w:val="center"/>
+        <w:rPr>
+          <w:rFonts w:ascii="Times New Roman" w:hAnsi="Times New Roman" w:cs="Times New Roman"/>
+          <w:sz w:val="24"/>
+          <w:szCs w:val="22"/>
+        </w:rPr>
+      </w:pPr>
+    </w:p>
+    <w:p>
+      <w:pPr>
+        <w:tabs>
+          <w:tab w:val="left" w:pos="2280"/>
+        </w:tabs>
+        <w:spacing w:line="360" w:lineRule="auto"/>
+        <w:jc w:val="center"/>
+        <w:rPr>
+          <w:rFonts w:ascii="Times New Roman" w:hAnsi="Times New Roman" w:cs="Times New Roman"/>
+          <w:sz w:val="24"/>
+          <w:szCs w:val="22"/>
+        </w:rPr>
+      </w:pPr>
+    </w:p>
+    <w:p>
+      <w:pPr>
+        <w:tabs>
+          <w:tab w:val="left" w:pos="2280"/>
+        </w:tabs>
+        <w:spacing w:line="360" w:lineRule="auto"/>
+        <w:jc w:val="center"/>
+        <w:rPr>
+          <w:rFonts w:ascii="Times New Roman" w:hAnsi="Times New Roman" w:cs="Times New Roman"/>
+          <w:sz w:val="24"/>
+          <w:szCs w:val="22"/>
+        </w:rPr>
+      </w:pPr>
+    </w:p>
+    <w:p>
+      <w:pPr>
+        <w:tabs>
+          <w:tab w:val="left" w:pos="2280"/>
+        </w:tabs>
+        <w:spacing w:line="360" w:lineRule="auto"/>
+        <w:jc w:val="center"/>
+        <w:rPr>
+          <w:rFonts w:ascii="Times New Roman" w:hAnsi="Times New Roman" w:cs="Times New Roman"/>
+          <w:sz w:val="24"/>
+          <w:szCs w:val="22"/>
+        </w:rPr>
+      </w:pPr>
+    </w:p>
+    <w:p>
+      <w:pPr>
+        <w:tabs>
+          <w:tab w:val="left" w:pos="2280"/>
+        </w:tabs>
+        <w:spacing w:line="360" w:lineRule="auto"/>
+        <w:jc w:val="center"/>
+        <w:rPr>
+          <w:rFonts w:ascii="Times New Roman" w:hAnsi="Times New Roman" w:cs="Times New Roman"/>
+          <w:sz w:val="24"/>
+          <w:szCs w:val="22"/>
+        </w:rPr>
+      </w:pPr>
+    </w:p>
+    <w:p>
+      <w:pPr>
+        <w:tabs>
+          <w:tab w:val="left" w:pos="2280"/>
+        </w:tabs>
+        <w:spacing w:line="360" w:lineRule="auto"/>
+        <w:jc w:val="center"/>
+        <w:rPr>
+          <w:rFonts w:ascii="Times New Roman" w:hAnsi="Times New Roman" w:cs="Times New Roman"/>
+          <w:sz w:val="24"/>
+          <w:szCs w:val="22"/>
+        </w:rPr>
+      </w:pPr>
+    </w:p>
+    <w:p>
+      <w:pPr>
+        <w:tabs>
+          <w:tab w:val="left" w:pos="2280"/>
+        </w:tabs>
+        <w:spacing w:line="360" w:lineRule="auto"/>
+        <w:jc w:val="center"/>
+        <w:rPr>
+          <w:rFonts w:ascii="Times New Roman" w:hAnsi="Times New Roman" w:cs="Times New Roman"/>
+          <w:sz w:val="24"/>
+          <w:szCs w:val="22"/>
+        </w:rPr>
+      </w:pPr>
+    </w:p>
+    <w:tbl>
+      <w:tblPr>
+        <w:tblW w:w="0" w:type="auto"/>
+        <w:tblBorders>
+          <w:top w:val="single" w:sz="4" w:space="0" w:color="auto"/>
+          <w:left w:val="single" w:sz="4" w:space="0" w:color="auto"/>
+          <w:bottom w:val="single" w:sz="4" w:space="0" w:color="auto"/>
+          <w:right w:val="single" w:sz="4" w:space="0" w:color="auto"/>
+          <w:insideH w:val="single" w:sz="4" w:space="0" w:color="auto"/>
+          <w:insideV w:val="single" w:sz="4" w:space="0" w:color="auto"/>
+        </w:tblBorders>
+        <w:tblLook w:val="04A0" w:firstRow="1" w:lastRow="0" w:firstColumn="1" w:lastColumn="0" w:noHBand="0" w:noVBand="1"/>
+      </w:tblPr>
+      <w:tblGrid>
+        <w:gridCol w:w="3571"/>
+        <w:gridCol w:w="5445"/>
+      </w:tblGrid>
+      <w:tr>
+        <w:trPr>
+          <w:trHeight w:val="536"/>
+        </w:trPr>
+        <w:tc>
+          <w:tcPr>
+            <w:tcW w:w="3652" w:type="dxa"/>
+            <w:tcBorders>
+              <w:top w:val="single" w:sz="4" w:space="0" w:color="auto"/>
+              <w:left w:val="single" w:sz="4" w:space="0" w:color="auto"/>
+              <w:bottom w:val="single" w:sz="4" w:space="0" w:color="auto"/>
+              <w:right w:val="single" w:sz="4" w:space="0" w:color="auto"/>
+            </w:tcBorders>
+            <w:vAlign w:val="center"/>
+            <w:hideMark/>
+          </w:tcPr>
+          <w:p>
+            <w:pPr>
+              <w:tabs>
+                <w:tab w:val="left" w:pos="2280"/>
+              </w:tabs>
+              <w:spacing w:line="360" w:lineRule="auto"/>
+              <w:jc w:val="center"/>
+              <w:rPr>
+                <w:rFonts w:ascii="Times New Roman" w:hAnsi="Times New Roman" w:cs="Times New Roman"/>
+                <w:b/>
+                <w:bCs/>
+                <w:sz w:val="24"/>
+                <w:szCs w:val="22"/>
+              </w:rPr>
+            </w:pPr>
+            <w:r>
+              <w:rPr>
+                <w:rFonts w:ascii="Times New Roman" w:hAnsi="Times New Roman" w:cs="Times New Roman"/>
+                <w:b/>
+                <w:bCs/>
+                <w:sz w:val="24"/>
+                <w:szCs w:val="22"/>
+              </w:rPr>
+              <w:t>NAME:</w:t>
+            </w:r>
+          </w:p>
+        </w:tc>
+        <w:tc>
+          <w:tcPr>
+            <w:tcW w:w="5590" w:type="dxa"/>
+            <w:tcBorders>
+              <w:top w:val="single" w:sz="4" w:space="0" w:color="auto"/>
+              <w:left w:val="single" w:sz="4" w:space="0" w:color="auto"/>
+              <w:bottom w:val="single" w:sz="4" w:space="0" w:color="auto"/>
+              <w:right w:val="single" w:sz="4" w:space="0" w:color="auto"/>
+            </w:tcBorders>
+            <w:vAlign w:val="center"/>
+            <w:hideMark/>
+          </w:tcPr>
+          <w:p>
+            <w:pPr>
+              <w:tabs>
+                <w:tab w:val="left" w:pos="2280"/>
+              </w:tabs>
+              <w:spacing w:line="360" w:lineRule="auto"/>
+              <w:jc w:val="center"/>
+              <w:rPr>
+                <w:rFonts w:ascii="Times New Roman" w:hAnsi="Times New Roman" w:cs="Times New Roman"/>
+                <w:b/>
+                <w:bCs/>
+                <w:sz w:val="24"/>
+                <w:szCs w:val="22"/>
+              </w:rPr>
+            </w:pPr>
+            <w:r>
+              <w:rPr>
+                <w:rFonts w:ascii="Times New Roman" w:hAnsi="Times New Roman" w:cs="Times New Roman"/>
+                <w:b/>
+                <w:bCs/>
+                <w:sz w:val="24"/>
+                <w:szCs w:val="22"/>
+              </w:rPr>
+              <w:t>MUHAMAD FAIZZ BIN ARBAIN</w:t>
+            </w:r>
+          </w:p>
+        </w:tc>
+      </w:tr>
+      <w:tr>
+        <w:trPr>
+          <w:trHeight w:val="420"/>
+        </w:trPr>
+        <w:tc>
+          <w:tcPr>
+            <w:tcW w:w="3652" w:type="dxa"/>
+            <w:tcBorders>
+              <w:top w:val="single" w:sz="4" w:space="0" w:color="auto"/>
+              <w:left w:val="single" w:sz="4" w:space="0" w:color="auto"/>
+              <w:bottom w:val="single" w:sz="4" w:space="0" w:color="auto"/>
+              <w:right w:val="single" w:sz="4" w:space="0" w:color="auto"/>
+            </w:tcBorders>
+            <w:vAlign w:val="center"/>
+            <w:hideMark/>
+          </w:tcPr>
+          <w:p>
+            <w:pPr>
+              <w:tabs>
+                <w:tab w:val="left" w:pos="2280"/>
+              </w:tabs>
+              <w:spacing w:line="360" w:lineRule="auto"/>
+              <w:jc w:val="center"/>
+              <w:rPr>
+                <w:rFonts w:ascii="Times New Roman" w:hAnsi="Times New Roman" w:cs="Times New Roman"/>
+                <w:b/>
+                <w:bCs/>
+                <w:sz w:val="24"/>
+                <w:szCs w:val="22"/>
+              </w:rPr>
+            </w:pPr>
+            <w:r>
+              <w:rPr>
+                <w:rFonts w:ascii="Times New Roman" w:hAnsi="Times New Roman" w:cs="Times New Roman"/>
+                <w:b/>
+                <w:bCs/>
+                <w:sz w:val="24"/>
+                <w:szCs w:val="22"/>
+              </w:rPr>
+              <w:t>MATRIC NO.:</w:t>
+            </w:r>
+          </w:p>
+        </w:tc>
+        <w:tc>
+          <w:tcPr>
+            <w:tcW w:w="5590" w:type="dxa"/>
+            <w:tcBorders>
+              <w:top w:val="single" w:sz="4" w:space="0" w:color="auto"/>
+              <w:left w:val="single" w:sz="4" w:space="0" w:color="auto"/>
+              <w:bottom w:val="single" w:sz="4" w:space="0" w:color="auto"/>
+              <w:right w:val="single" w:sz="4" w:space="0" w:color="auto"/>
+            </w:tcBorders>
+            <w:vAlign w:val="center"/>
+            <w:hideMark/>
+          </w:tcPr>
+          <w:p>
+            <w:pPr>
+              <w:tabs>
+                <w:tab w:val="left" w:pos="2280"/>
+              </w:tabs>
+              <w:spacing w:line="360" w:lineRule="auto"/>
+              <w:jc w:val="center"/>
+              <w:rPr>
+                <w:rFonts w:ascii="Times New Roman" w:hAnsi="Times New Roman" w:cs="Times New Roman"/>
+                <w:b/>
+                <w:bCs/>
+                <w:sz w:val="24"/>
+                <w:szCs w:val="22"/>
+              </w:rPr>
+            </w:pPr>
+            <w:r>
+              <w:rPr>
+                <w:rFonts w:ascii="Times New Roman" w:hAnsi="Times New Roman" w:cs="Times New Roman"/>
+                <w:b/>
+                <w:bCs/>
+                <w:sz w:val="24"/>
+                <w:szCs w:val="22"/>
+              </w:rPr>
+              <w:t>CI240123</w:t>
+            </w:r>
+          </w:p>
+        </w:tc>
+      </w:tr>
+      <w:tr>
+        <w:tc>
+          <w:tcPr>
+            <w:tcW w:w="3652" w:type="dxa"/>
+            <w:tcBorders>
+              <w:top w:val="single" w:sz="4" w:space="0" w:color="auto"/>
+              <w:left w:val="single" w:sz="4" w:space="0" w:color="auto"/>
+              <w:bottom w:val="single" w:sz="4" w:space="0" w:color="auto"/>
+              <w:right w:val="single" w:sz="4" w:space="0" w:color="auto"/>
+            </w:tcBorders>
+            <w:vAlign w:val="center"/>
+            <w:hideMark/>
+          </w:tcPr>
+          <w:p>
+            <w:pPr>
+              <w:tabs>
+                <w:tab w:val="left" w:pos="2280"/>
+              </w:tabs>
+              <w:spacing w:line="360" w:lineRule="auto"/>
+              <w:jc w:val="center"/>
+              <w:rPr>
+                <w:rFonts w:ascii="Times New Roman" w:hAnsi="Times New Roman" w:cs="Times New Roman"/>
+                <w:b/>
+                <w:bCs/>
+                <w:sz w:val="24"/>
+                <w:szCs w:val="22"/>
+              </w:rPr>
+            </w:pPr>
+            <w:r>
+              <w:rPr>
+                <w:rFonts w:ascii="Times New Roman" w:hAnsi="Times New Roman" w:cs="Times New Roman"/>
+                <w:b/>
+                <w:bCs/>
+                <w:sz w:val="24"/>
+                <w:szCs w:val="22"/>
+              </w:rPr>
+              <w:t>SECTION:</w:t>
+            </w:r>
+          </w:p>
+        </w:tc>
+        <w:tc>
+          <w:tcPr>
+            <w:tcW w:w="5590" w:type="dxa"/>
+            <w:tcBorders>
+              <w:top w:val="single" w:sz="4" w:space="0" w:color="auto"/>
+              <w:left w:val="single" w:sz="4" w:space="0" w:color="auto"/>
+              <w:bottom w:val="single" w:sz="4" w:space="0" w:color="auto"/>
+              <w:right w:val="single" w:sz="4" w:space="0" w:color="auto"/>
+            </w:tcBorders>
+            <w:vAlign w:val="center"/>
+            <w:hideMark/>
+          </w:tcPr>
+          <w:p>
+            <w:pPr>
+              <w:tabs>
+                <w:tab w:val="left" w:pos="2280"/>
+              </w:tabs>
+              <w:spacing w:line="360" w:lineRule="auto"/>
+              <w:jc w:val="center"/>
+              <w:rPr>
+                <w:rFonts w:ascii="Times New Roman" w:hAnsi="Times New Roman" w:cs="Times New Roman"/>
+                <w:b/>
+                <w:bCs/>
+                <w:sz w:val="24"/>
+                <w:szCs w:val="22"/>
+              </w:rPr>
+            </w:pPr>
+            <w:r>
+              <w:rPr>
+                <w:rFonts w:ascii="Times New Roman" w:hAnsi="Times New Roman" w:cs="Times New Roman"/>
+                <w:b/>
+                <w:bCs/>
+                <w:sz w:val="24"/>
+                <w:szCs w:val="22"/>
+              </w:rPr>
+              <w:t>10</w:t>
+            </w:r>
+          </w:p>
+        </w:tc>
+      </w:tr>
+    </w:tbl>
+    <w:p>
+      <w:pPr>
+        <w:tabs>
+          <w:tab w:val="left" w:pos="2280"/>
+        </w:tabs>
+        <w:spacing w:line="360" w:lineRule="auto"/>
+        <w:jc w:val="center"/>
+        <w:rPr>
+          <w:rFonts w:ascii="Times New Roman" w:hAnsi="Times New Roman" w:cs="Times New Roman"/>
+          <w:sz w:val="24"/>
+          <w:szCs w:val="22"/>
+        </w:rPr>
+      </w:pPr>
+    </w:p>
+    <w:p>
+      <w:pPr>
+        <w:rPr>
+          <w:rFonts w:ascii="Times New Roman" w:hAnsi="Times New Roman" w:cs="Times New Roman"/>
+          <w:sz w:val="24"/>
+          <w:szCs w:val="22"/>
+        </w:rPr>
+      </w:pPr>
+      <w:r>
+        <w:rPr>
+          <w:rFonts w:ascii="Times New Roman" w:hAnsi="Times New Roman" w:cs="Times New Roman"/>
+          <w:sz w:val="24"/>
+          <w:szCs w:val="22"/>
+        </w:rPr>
+        <w:br w:type="page"/>
+      </w:r>
+    </w:p>
+    <w:p>
+      <w:pPr>
+        <w:rPr>
+          <w:rFonts w:ascii="Times New Roman" w:hAnsi="Times New Roman" w:cs="Times New Roman"/>
+          <w:b/>
+          <w:bCs/>
+          <w:sz w:val="24"/>
+          <w:szCs w:val="24"/>
+        </w:rPr>
+      </w:pPr>
+      <w:r>
+        <w:rPr>
+          <w:rFonts w:ascii="Times New Roman" w:hAnsi="Times New Roman" w:cs="Times New Roman"/>
+          <w:b/>
+          <w:bCs/>
+          <w:sz w:val="24"/>
+          <w:szCs w:val="24"/>
+        </w:rPr>
+        <w:lastRenderedPageBreak/>
+        <w:t>Code:</w:t>
+      </w:r>
+    </w:p>
+    <w:tbl>
+      <w:tblPr>
+        <w:tblStyle w:val="TableGrid"/>
+        <w:tblW w:w="0" w:type="auto"/>
+        <w:tblLook w:val="04A0" w:firstRow="1" w:lastRow="0" w:firstColumn="1" w:lastColumn="0" w:noHBand="0" w:noVBand="1"/>
+      </w:tblPr>
+      <w:tblGrid>
+        <w:gridCol w:w="9016"/>
+      </w:tblGrid>
+      <w:tr>
+        <w:tc>
+          <w:tcPr>
+            <w:tcW w:w="9016" w:type="dxa"/>
+          </w:tcPr>
+          <w:p>
+            <w:pPr>
+              <w:rPr>
+                <w:rFonts w:ascii="Times New Roman" w:hAnsi="Times New Roman" w:cs="Times New Roman"/>
+              </w:rPr>
+            </w:pPr>
+            <w:r>
+              <w:rPr>
+                <w:rFonts w:ascii="Times New Roman" w:hAnsi="Times New Roman" w:cs="Times New Roman"/>
+              </w:rPr>
+              <w:t>&lt;!DOCTYPE html&gt;</w:t>
+            </w:r>
+          </w:p>
+          <w:p>
+            <w:pPr>
+              <w:rPr>
+                <w:rFonts w:ascii="Times New Roman" w:hAnsi="Times New Roman" w:cs="Times New Roman"/>
+              </w:rPr>
+            </w:pPr>
+            <w:r>
+              <w:rPr>
+                <w:rFonts w:ascii="Times New Roman" w:hAnsi="Times New Roman" w:cs="Times New Roman"/>
+              </w:rPr>
+              <w:t>&lt;html lang="</w:t>
+            </w:r>
+            <w:proofErr w:type="spellStart"/>
+            <w:r>
+              <w:rPr>
+                <w:rFonts w:ascii="Times New Roman" w:hAnsi="Times New Roman" w:cs="Times New Roman"/>
+              </w:rPr>
+              <w:t>en</w:t>
+            </w:r>
+            <w:proofErr w:type="spellEnd"/>
+            <w:r>
+              <w:rPr>
+                <w:rFonts w:ascii="Times New Roman" w:hAnsi="Times New Roman" w:cs="Times New Roman"/>
+              </w:rPr>
+              <w:t>"&gt;</w:t>
+            </w:r>
+          </w:p>
+          <w:p>
+            <w:pPr>
+              <w:rPr>
+                <w:rFonts w:ascii="Times New Roman" w:hAnsi="Times New Roman" w:cs="Times New Roman"/>
+              </w:rPr>
+            </w:pPr>
+          </w:p>
+          <w:p>
+            <w:pPr>
+              <w:rPr>
+                <w:rFonts w:ascii="Times New Roman" w:hAnsi="Times New Roman" w:cs="Times New Roman"/>
+              </w:rPr>
+            </w:pPr>
+            <w:r>
+              <w:rPr>
+                <w:rFonts w:ascii="Times New Roman" w:hAnsi="Times New Roman" w:cs="Times New Roman"/>
+              </w:rPr>
+              <w:t>&lt;head&gt;</w:t>
+            </w:r>
+          </w:p>
+          <w:p>
+            <w:pPr>
+              <w:rPr>
+                <w:rFonts w:ascii="Times New Roman" w:hAnsi="Times New Roman" w:cs="Times New Roman"/>
+              </w:rPr>
+            </w:pPr>
+            <w:r>
+              <w:rPr>
+                <w:rFonts w:ascii="Times New Roman" w:hAnsi="Times New Roman" w:cs="Times New Roman"/>
+              </w:rPr>
+              <w:t>    &lt;meta charset="UTF-8"&gt;</w:t>
+            </w:r>
+          </w:p>
+          <w:p>
+            <w:pPr>
+              <w:rPr>
+                <w:rFonts w:ascii="Times New Roman" w:hAnsi="Times New Roman" w:cs="Times New Roman"/>
+              </w:rPr>
+            </w:pPr>
+            <w:r>
+              <w:rPr>
+                <w:rFonts w:ascii="Times New Roman" w:hAnsi="Times New Roman" w:cs="Times New Roman"/>
+              </w:rPr>
+              <w:t>    &lt;meta name="viewport" content="width=device-width, initial-scale=1.0"&gt;</w:t>
+            </w:r>
+          </w:p>
+          <w:p>
+            <w:pPr>
+              <w:rPr>
+                <w:rFonts w:ascii="Times New Roman" w:hAnsi="Times New Roman" w:cs="Times New Roman"/>
+              </w:rPr>
+            </w:pPr>
+            <w:r>
+              <w:rPr>
+                <w:rFonts w:ascii="Times New Roman" w:hAnsi="Times New Roman" w:cs="Times New Roman"/>
+              </w:rPr>
+              <w:t>    &lt;title&gt;Document&lt;/title&gt;</w:t>
+            </w:r>
+          </w:p>
+          <w:p>
+            <w:pPr>
+              <w:rPr>
+                <w:rFonts w:ascii="Times New Roman" w:hAnsi="Times New Roman" w:cs="Times New Roman"/>
+              </w:rPr>
+            </w:pPr>
+            <w:r>
+              <w:rPr>
+                <w:rFonts w:ascii="Times New Roman" w:hAnsi="Times New Roman" w:cs="Times New Roman"/>
+              </w:rPr>
+              <w:t>    &lt;style&gt;</w:t>
+            </w:r>
+          </w:p>
+          <w:p>
+            <w:pPr>
+              <w:rPr>
+                <w:rFonts w:ascii="Times New Roman" w:hAnsi="Times New Roman" w:cs="Times New Roman"/>
+              </w:rPr>
+            </w:pPr>
+            <w:r>
+              <w:rPr>
+                <w:rFonts w:ascii="Times New Roman" w:hAnsi="Times New Roman" w:cs="Times New Roman"/>
+              </w:rPr>
+              <w:t>        * {</w:t>
+            </w:r>
+          </w:p>
+          <w:p>
+            <w:pPr>
+              <w:rPr>
+                <w:rFonts w:ascii="Times New Roman" w:hAnsi="Times New Roman" w:cs="Times New Roman"/>
+              </w:rPr>
+            </w:pPr>
+            <w:r>
+              <w:rPr>
+                <w:rFonts w:ascii="Times New Roman" w:hAnsi="Times New Roman" w:cs="Times New Roman"/>
+              </w:rPr>
+              <w:t>            margin: 0;</w:t>
+            </w:r>
+          </w:p>
+          <w:p>
+            <w:pPr>
+              <w:rPr>
+                <w:rFonts w:ascii="Times New Roman" w:hAnsi="Times New Roman" w:cs="Times New Roman"/>
+              </w:rPr>
+            </w:pPr>
+            <w:r>
+              <w:rPr>
+                <w:rFonts w:ascii="Times New Roman" w:hAnsi="Times New Roman" w:cs="Times New Roman"/>
+              </w:rPr>
+              <w:t>            padding: 0;</w:t>
+            </w:r>
+          </w:p>
+          <w:p>
+            <w:pPr>
+              <w:rPr>
+                <w:rFonts w:ascii="Times New Roman" w:hAnsi="Times New Roman" w:cs="Times New Roman"/>
+              </w:rPr>
+            </w:pPr>
+            <w:r>
+              <w:rPr>
+                <w:rFonts w:ascii="Times New Roman" w:hAnsi="Times New Roman" w:cs="Times New Roman"/>
+              </w:rPr>
+              <w:t>            box-sizing: border-box;</w:t>
+            </w:r>
+          </w:p>
+          <w:p>
+            <w:pPr>
+              <w:rPr>
+                <w:rFonts w:ascii="Times New Roman" w:hAnsi="Times New Roman" w:cs="Times New Roman"/>
+              </w:rPr>
+            </w:pPr>
+            <w:r>
+              <w:rPr>
+                <w:rFonts w:ascii="Times New Roman" w:hAnsi="Times New Roman" w:cs="Times New Roman"/>
+              </w:rPr>
+              <w:t>            font-family: arial;</w:t>
+            </w:r>
+          </w:p>
+          <w:p>
+            <w:pPr>
+              <w:rPr>
+                <w:rFonts w:ascii="Times New Roman" w:hAnsi="Times New Roman" w:cs="Times New Roman"/>
+              </w:rPr>
+            </w:pPr>
+            <w:r>
+              <w:rPr>
+                <w:rFonts w:ascii="Times New Roman" w:hAnsi="Times New Roman" w:cs="Times New Roman"/>
+              </w:rPr>
+              <w:t>        }</w:t>
+            </w:r>
+          </w:p>
+          <w:p>
+            <w:pPr>
+              <w:rPr>
+                <w:rFonts w:ascii="Times New Roman" w:hAnsi="Times New Roman" w:cs="Times New Roman"/>
+              </w:rPr>
+            </w:pPr>
+          </w:p>
+          <w:p>
+            <w:pPr>
+              <w:rPr>
+                <w:rFonts w:ascii="Times New Roman" w:hAnsi="Times New Roman" w:cs="Times New Roman"/>
+              </w:rPr>
+            </w:pPr>
+            <w:r>
+              <w:rPr>
+                <w:rFonts w:ascii="Times New Roman" w:hAnsi="Times New Roman" w:cs="Times New Roman"/>
+              </w:rPr>
+              <w:t>        .container {</w:t>
+            </w:r>
+          </w:p>
+          <w:p>
+            <w:pPr>
+              <w:rPr>
+                <w:rFonts w:ascii="Times New Roman" w:hAnsi="Times New Roman" w:cs="Times New Roman"/>
+              </w:rPr>
+            </w:pPr>
+            <w:r>
+              <w:rPr>
+                <w:rFonts w:ascii="Times New Roman" w:hAnsi="Times New Roman" w:cs="Times New Roman"/>
+              </w:rPr>
+              <w:t>            display: flex;</w:t>
+            </w:r>
+          </w:p>
+          <w:p>
+            <w:pPr>
+              <w:rPr>
+                <w:rFonts w:ascii="Times New Roman" w:hAnsi="Times New Roman" w:cs="Times New Roman"/>
+              </w:rPr>
+            </w:pPr>
+            <w:r>
+              <w:rPr>
+                <w:rFonts w:ascii="Times New Roman" w:hAnsi="Times New Roman" w:cs="Times New Roman"/>
+              </w:rPr>
+              <w:t>            flex-direction: column;</w:t>
+            </w:r>
+          </w:p>
+          <w:p>
+            <w:pPr>
+              <w:rPr>
+                <w:rFonts w:ascii="Times New Roman" w:hAnsi="Times New Roman" w:cs="Times New Roman"/>
+              </w:rPr>
+            </w:pPr>
+            <w:r>
+              <w:rPr>
+                <w:rFonts w:ascii="Times New Roman" w:hAnsi="Times New Roman" w:cs="Times New Roman"/>
+              </w:rPr>
+              <w:t>            width: 100%;</w:t>
+            </w:r>
+          </w:p>
+          <w:p>
+            <w:pPr>
+              <w:rPr>
+                <w:rFonts w:ascii="Times New Roman" w:hAnsi="Times New Roman" w:cs="Times New Roman"/>
+              </w:rPr>
+            </w:pPr>
+            <w:r>
+              <w:rPr>
+                <w:rFonts w:ascii="Times New Roman" w:hAnsi="Times New Roman" w:cs="Times New Roman"/>
+              </w:rPr>
+              <w:t>            min-height: 600px;</w:t>
+            </w:r>
+          </w:p>
+          <w:p>
+            <w:pPr>
+              <w:rPr>
+                <w:rFonts w:ascii="Times New Roman" w:hAnsi="Times New Roman" w:cs="Times New Roman"/>
+              </w:rPr>
+            </w:pPr>
+            <w:r>
+              <w:rPr>
+                <w:rFonts w:ascii="Times New Roman" w:hAnsi="Times New Roman" w:cs="Times New Roman"/>
+              </w:rPr>
+              <w:t xml:space="preserve">            </w:t>
+            </w:r>
+            <w:proofErr w:type="spellStart"/>
+            <w:r>
+              <w:rPr>
+                <w:rFonts w:ascii="Times New Roman" w:hAnsi="Times New Roman" w:cs="Times New Roman"/>
+              </w:rPr>
+              <w:t>background-</w:t>
+            </w:r>
+            <w:proofErr w:type="gramStart"/>
+            <w:r>
+              <w:rPr>
+                <w:rFonts w:ascii="Times New Roman" w:hAnsi="Times New Roman" w:cs="Times New Roman"/>
+              </w:rPr>
+              <w:t>color:aliceblue</w:t>
+            </w:r>
+            <w:proofErr w:type="spellEnd"/>
+            <w:proofErr w:type="gramEnd"/>
+            <w:r>
+              <w:rPr>
+                <w:rFonts w:ascii="Times New Roman" w:hAnsi="Times New Roman" w:cs="Times New Roman"/>
+              </w:rPr>
+              <w:t>;</w:t>
+            </w:r>
+          </w:p>
+          <w:p>
+            <w:pPr>
+              <w:rPr>
+                <w:rFonts w:ascii="Times New Roman" w:hAnsi="Times New Roman" w:cs="Times New Roman"/>
+              </w:rPr>
+            </w:pPr>
+            <w:r>
+              <w:rPr>
+                <w:rFonts w:ascii="Times New Roman" w:hAnsi="Times New Roman" w:cs="Times New Roman"/>
+              </w:rPr>
+              <w:t>        }</w:t>
+            </w:r>
+          </w:p>
+          <w:p>
+            <w:pPr>
+              <w:rPr>
+                <w:rFonts w:ascii="Times New Roman" w:hAnsi="Times New Roman" w:cs="Times New Roman"/>
+              </w:rPr>
+            </w:pPr>
+          </w:p>
+          <w:p>
+            <w:pPr>
+              <w:rPr>
+                <w:rFonts w:ascii="Times New Roman" w:hAnsi="Times New Roman" w:cs="Times New Roman"/>
+              </w:rPr>
+            </w:pPr>
+            <w:r>
+              <w:rPr>
+                <w:rFonts w:ascii="Times New Roman" w:hAnsi="Times New Roman" w:cs="Times New Roman"/>
+              </w:rPr>
+              <w:t xml:space="preserve">        </w:t>
+            </w:r>
+            <w:proofErr w:type="gramStart"/>
+            <w:r>
+              <w:rPr>
+                <w:rFonts w:ascii="Times New Roman" w:hAnsi="Times New Roman" w:cs="Times New Roman"/>
+              </w:rPr>
+              <w:t>.logo</w:t>
+            </w:r>
+            <w:proofErr w:type="gramEnd"/>
+            <w:r>
+              <w:rPr>
+                <w:rFonts w:ascii="Times New Roman" w:hAnsi="Times New Roman" w:cs="Times New Roman"/>
+              </w:rPr>
+              <w:t xml:space="preserve"> {</w:t>
+            </w:r>
+          </w:p>
+          <w:p>
+            <w:pPr>
+              <w:rPr>
+                <w:rFonts w:ascii="Times New Roman" w:hAnsi="Times New Roman" w:cs="Times New Roman"/>
+              </w:rPr>
+            </w:pPr>
+            <w:r>
+              <w:rPr>
+                <w:rFonts w:ascii="Times New Roman" w:hAnsi="Times New Roman" w:cs="Times New Roman"/>
+              </w:rPr>
+              <w:t>            min-height: 100px;</w:t>
+            </w:r>
+          </w:p>
+          <w:p>
+            <w:pPr>
+              <w:rPr>
+                <w:rFonts w:ascii="Times New Roman" w:hAnsi="Times New Roman" w:cs="Times New Roman"/>
+              </w:rPr>
+            </w:pPr>
+            <w:r>
+              <w:rPr>
+                <w:rFonts w:ascii="Times New Roman" w:hAnsi="Times New Roman" w:cs="Times New Roman"/>
+              </w:rPr>
+              <w:t>            padding: 20px;</w:t>
+            </w:r>
+          </w:p>
+          <w:p>
+            <w:pPr>
+              <w:rPr>
+                <w:rFonts w:ascii="Times New Roman" w:hAnsi="Times New Roman" w:cs="Times New Roman"/>
+              </w:rPr>
+            </w:pPr>
+            <w:r>
+              <w:rPr>
+                <w:rFonts w:ascii="Times New Roman" w:hAnsi="Times New Roman" w:cs="Times New Roman"/>
+              </w:rPr>
+              <w:t>            background-</w:t>
+            </w:r>
+            <w:proofErr w:type="spellStart"/>
+            <w:r>
+              <w:rPr>
+                <w:rFonts w:ascii="Times New Roman" w:hAnsi="Times New Roman" w:cs="Times New Roman"/>
+              </w:rPr>
+              <w:t>color</w:t>
+            </w:r>
+            <w:proofErr w:type="spellEnd"/>
+            <w:r>
+              <w:rPr>
+                <w:rFonts w:ascii="Times New Roman" w:hAnsi="Times New Roman" w:cs="Times New Roman"/>
+              </w:rPr>
+              <w:t>: #142a4a;</w:t>
+            </w:r>
+          </w:p>
+          <w:p>
+            <w:pPr>
+              <w:rPr>
+                <w:rFonts w:ascii="Times New Roman" w:hAnsi="Times New Roman" w:cs="Times New Roman"/>
+              </w:rPr>
+            </w:pPr>
+            <w:r>
+              <w:rPr>
+                <w:rFonts w:ascii="Times New Roman" w:hAnsi="Times New Roman" w:cs="Times New Roman"/>
+              </w:rPr>
+              <w:t xml:space="preserve">            </w:t>
+            </w:r>
+            <w:proofErr w:type="spellStart"/>
+            <w:r>
+              <w:rPr>
+                <w:rFonts w:ascii="Times New Roman" w:hAnsi="Times New Roman" w:cs="Times New Roman"/>
+              </w:rPr>
+              <w:t>color</w:t>
+            </w:r>
+            <w:proofErr w:type="spellEnd"/>
+            <w:r>
+              <w:rPr>
+                <w:rFonts w:ascii="Times New Roman" w:hAnsi="Times New Roman" w:cs="Times New Roman"/>
+              </w:rPr>
+              <w:t>: white;</w:t>
+            </w:r>
+          </w:p>
+          <w:p>
+            <w:pPr>
+              <w:rPr>
+                <w:rFonts w:ascii="Times New Roman" w:hAnsi="Times New Roman" w:cs="Times New Roman"/>
+              </w:rPr>
+            </w:pPr>
+            <w:r>
+              <w:rPr>
+                <w:rFonts w:ascii="Times New Roman" w:hAnsi="Times New Roman" w:cs="Times New Roman"/>
+              </w:rPr>
+              <w:t>        }</w:t>
+            </w:r>
+          </w:p>
+          <w:p>
+            <w:pPr>
+              <w:rPr>
+                <w:rFonts w:ascii="Times New Roman" w:hAnsi="Times New Roman" w:cs="Times New Roman"/>
+              </w:rPr>
+            </w:pPr>
+          </w:p>
+          <w:p>
+            <w:pPr>
+              <w:rPr>
+                <w:rFonts w:ascii="Times New Roman" w:hAnsi="Times New Roman" w:cs="Times New Roman"/>
+              </w:rPr>
+            </w:pPr>
+            <w:r>
+              <w:rPr>
+                <w:rFonts w:ascii="Times New Roman" w:hAnsi="Times New Roman" w:cs="Times New Roman"/>
+              </w:rPr>
+              <w:t xml:space="preserve">        </w:t>
+            </w:r>
+            <w:proofErr w:type="gramStart"/>
+            <w:r>
+              <w:rPr>
+                <w:rFonts w:ascii="Times New Roman" w:hAnsi="Times New Roman" w:cs="Times New Roman"/>
+              </w:rPr>
+              <w:t>.navigation</w:t>
+            </w:r>
+            <w:proofErr w:type="gramEnd"/>
+            <w:r>
+              <w:rPr>
+                <w:rFonts w:ascii="Times New Roman" w:hAnsi="Times New Roman" w:cs="Times New Roman"/>
+              </w:rPr>
+              <w:t xml:space="preserve"> {</w:t>
+            </w:r>
+          </w:p>
+          <w:p>
+            <w:pPr>
+              <w:rPr>
+                <w:rFonts w:ascii="Times New Roman" w:hAnsi="Times New Roman" w:cs="Times New Roman"/>
+              </w:rPr>
+            </w:pPr>
+            <w:r>
+              <w:rPr>
+                <w:rFonts w:ascii="Times New Roman" w:hAnsi="Times New Roman" w:cs="Times New Roman"/>
+              </w:rPr>
+              <w:t>            min-height: 50px;</w:t>
+            </w:r>
+          </w:p>
+          <w:p>
+            <w:pPr>
+              <w:rPr>
+                <w:rFonts w:ascii="Times New Roman" w:hAnsi="Times New Roman" w:cs="Times New Roman"/>
+              </w:rPr>
+            </w:pPr>
+            <w:r>
+              <w:rPr>
+                <w:rFonts w:ascii="Times New Roman" w:hAnsi="Times New Roman" w:cs="Times New Roman"/>
+              </w:rPr>
+              <w:t>            padding-top: 10px;</w:t>
+            </w:r>
+          </w:p>
+          <w:p>
+            <w:pPr>
+              <w:rPr>
+                <w:rFonts w:ascii="Times New Roman" w:hAnsi="Times New Roman" w:cs="Times New Roman"/>
+              </w:rPr>
+            </w:pPr>
+            <w:r>
+              <w:rPr>
+                <w:rFonts w:ascii="Times New Roman" w:hAnsi="Times New Roman" w:cs="Times New Roman"/>
+              </w:rPr>
+              <w:t>            padding: 20px;</w:t>
+            </w:r>
+          </w:p>
+          <w:p>
+            <w:pPr>
+              <w:rPr>
+                <w:rFonts w:ascii="Times New Roman" w:hAnsi="Times New Roman" w:cs="Times New Roman"/>
+              </w:rPr>
+            </w:pPr>
+            <w:r>
+              <w:rPr>
+                <w:rFonts w:ascii="Times New Roman" w:hAnsi="Times New Roman" w:cs="Times New Roman"/>
+              </w:rPr>
+              <w:t>            background-</w:t>
+            </w:r>
+            <w:proofErr w:type="spellStart"/>
+            <w:r>
+              <w:rPr>
+                <w:rFonts w:ascii="Times New Roman" w:hAnsi="Times New Roman" w:cs="Times New Roman"/>
+              </w:rPr>
+              <w:t>color</w:t>
+            </w:r>
+            <w:proofErr w:type="spellEnd"/>
+            <w:r>
+              <w:rPr>
+                <w:rFonts w:ascii="Times New Roman" w:hAnsi="Times New Roman" w:cs="Times New Roman"/>
+              </w:rPr>
+              <w:t>: #204477;</w:t>
+            </w:r>
+          </w:p>
+          <w:p>
+            <w:pPr>
+              <w:rPr>
+                <w:rFonts w:ascii="Times New Roman" w:hAnsi="Times New Roman" w:cs="Times New Roman"/>
+              </w:rPr>
+            </w:pPr>
+            <w:r>
+              <w:rPr>
+                <w:rFonts w:ascii="Times New Roman" w:hAnsi="Times New Roman" w:cs="Times New Roman"/>
+              </w:rPr>
+              <w:t>            margin-top: 10px;</w:t>
+            </w:r>
+          </w:p>
+          <w:p>
+            <w:pPr>
+              <w:rPr>
+                <w:rFonts w:ascii="Times New Roman" w:hAnsi="Times New Roman" w:cs="Times New Roman"/>
+              </w:rPr>
+            </w:pPr>
+            <w:r>
+              <w:rPr>
+                <w:rFonts w:ascii="Times New Roman" w:hAnsi="Times New Roman" w:cs="Times New Roman"/>
+              </w:rPr>
+              <w:t>        }</w:t>
+            </w:r>
+          </w:p>
+          <w:p>
+            <w:pPr>
+              <w:rPr>
+                <w:rFonts w:ascii="Times New Roman" w:hAnsi="Times New Roman" w:cs="Times New Roman"/>
+              </w:rPr>
+            </w:pPr>
+          </w:p>
+          <w:p>
+            <w:pPr>
+              <w:rPr>
+                <w:rFonts w:ascii="Times New Roman" w:hAnsi="Times New Roman" w:cs="Times New Roman"/>
+              </w:rPr>
+            </w:pPr>
+            <w:r>
+              <w:rPr>
+                <w:rFonts w:ascii="Times New Roman" w:hAnsi="Times New Roman" w:cs="Times New Roman"/>
+              </w:rPr>
+              <w:t xml:space="preserve">        </w:t>
+            </w:r>
+            <w:proofErr w:type="gramStart"/>
+            <w:r>
+              <w:rPr>
+                <w:rFonts w:ascii="Times New Roman" w:hAnsi="Times New Roman" w:cs="Times New Roman"/>
+              </w:rPr>
+              <w:t>.navigation</w:t>
+            </w:r>
+            <w:proofErr w:type="gramEnd"/>
+            <w:r>
+              <w:rPr>
+                <w:rFonts w:ascii="Times New Roman" w:hAnsi="Times New Roman" w:cs="Times New Roman"/>
+              </w:rPr>
+              <w:t xml:space="preserve"> </w:t>
+            </w:r>
+            <w:proofErr w:type="gramStart"/>
+            <w:r>
+              <w:rPr>
+                <w:rFonts w:ascii="Times New Roman" w:hAnsi="Times New Roman" w:cs="Times New Roman"/>
+              </w:rPr>
+              <w:t>a{</w:t>
+            </w:r>
+            <w:proofErr w:type="gramEnd"/>
+          </w:p>
+          <w:p>
+            <w:pPr>
+              <w:rPr>
+                <w:rFonts w:ascii="Times New Roman" w:hAnsi="Times New Roman" w:cs="Times New Roman"/>
+              </w:rPr>
+            </w:pPr>
+            <w:r>
+              <w:rPr>
+                <w:rFonts w:ascii="Times New Roman" w:hAnsi="Times New Roman" w:cs="Times New Roman"/>
+              </w:rPr>
+              <w:t>            text-decoration: none;</w:t>
+            </w:r>
+          </w:p>
+          <w:p>
+            <w:pPr>
+              <w:rPr>
+                <w:rFonts w:ascii="Times New Roman" w:hAnsi="Times New Roman" w:cs="Times New Roman"/>
+              </w:rPr>
+            </w:pPr>
+            <w:r>
+              <w:rPr>
+                <w:rFonts w:ascii="Times New Roman" w:hAnsi="Times New Roman" w:cs="Times New Roman"/>
+              </w:rPr>
+              <w:t xml:space="preserve">            </w:t>
+            </w:r>
+            <w:proofErr w:type="spellStart"/>
+            <w:r>
+              <w:rPr>
+                <w:rFonts w:ascii="Times New Roman" w:hAnsi="Times New Roman" w:cs="Times New Roman"/>
+              </w:rPr>
+              <w:t>color</w:t>
+            </w:r>
+            <w:proofErr w:type="spellEnd"/>
+            <w:r>
+              <w:rPr>
+                <w:rFonts w:ascii="Times New Roman" w:hAnsi="Times New Roman" w:cs="Times New Roman"/>
+              </w:rPr>
+              <w:t>: white;</w:t>
+            </w:r>
+          </w:p>
+          <w:p>
+            <w:pPr>
+              <w:rPr>
+                <w:rFonts w:ascii="Times New Roman" w:hAnsi="Times New Roman" w:cs="Times New Roman"/>
+              </w:rPr>
+            </w:pPr>
+            <w:r>
+              <w:rPr>
+                <w:rFonts w:ascii="Times New Roman" w:hAnsi="Times New Roman" w:cs="Times New Roman"/>
+              </w:rPr>
+              <w:t>            margin-right: 20px;</w:t>
+            </w:r>
+          </w:p>
+          <w:p>
+            <w:pPr>
+              <w:rPr>
+                <w:rFonts w:ascii="Times New Roman" w:hAnsi="Times New Roman" w:cs="Times New Roman"/>
+              </w:rPr>
+            </w:pPr>
+            <w:r>
+              <w:rPr>
+                <w:rFonts w:ascii="Times New Roman" w:hAnsi="Times New Roman" w:cs="Times New Roman"/>
+              </w:rPr>
+              <w:t>            font-weight: bold;</w:t>
+            </w:r>
+          </w:p>
+          <w:p>
+            <w:pPr>
+              <w:rPr>
+                <w:rFonts w:ascii="Times New Roman" w:hAnsi="Times New Roman" w:cs="Times New Roman"/>
+              </w:rPr>
+            </w:pPr>
+            <w:r>
+              <w:rPr>
+                <w:rFonts w:ascii="Times New Roman" w:hAnsi="Times New Roman" w:cs="Times New Roman"/>
+              </w:rPr>
+              <w:t>        }</w:t>
+            </w:r>
+          </w:p>
+          <w:p>
+            <w:pPr>
+              <w:rPr>
+                <w:rFonts w:ascii="Times New Roman" w:hAnsi="Times New Roman" w:cs="Times New Roman"/>
+              </w:rPr>
+            </w:pPr>
+          </w:p>
+          <w:p>
+            <w:pPr>
+              <w:rPr>
+                <w:rFonts w:ascii="Times New Roman" w:hAnsi="Times New Roman" w:cs="Times New Roman"/>
+              </w:rPr>
+            </w:pPr>
+            <w:r>
+              <w:rPr>
+                <w:rFonts w:ascii="Times New Roman" w:hAnsi="Times New Roman" w:cs="Times New Roman"/>
+              </w:rPr>
+              <w:t xml:space="preserve">        </w:t>
+            </w:r>
+            <w:proofErr w:type="gramStart"/>
+            <w:r>
+              <w:rPr>
+                <w:rFonts w:ascii="Times New Roman" w:hAnsi="Times New Roman" w:cs="Times New Roman"/>
+              </w:rPr>
+              <w:t>.content</w:t>
+            </w:r>
+            <w:proofErr w:type="gramEnd"/>
+            <w:r>
+              <w:rPr>
+                <w:rFonts w:ascii="Times New Roman" w:hAnsi="Times New Roman" w:cs="Times New Roman"/>
+              </w:rPr>
+              <w:t xml:space="preserve"> {</w:t>
+            </w:r>
+          </w:p>
+          <w:p>
+            <w:pPr>
+              <w:rPr>
+                <w:rFonts w:ascii="Times New Roman" w:hAnsi="Times New Roman" w:cs="Times New Roman"/>
+              </w:rPr>
+            </w:pPr>
+            <w:r>
+              <w:rPr>
+                <w:rFonts w:ascii="Times New Roman" w:hAnsi="Times New Roman" w:cs="Times New Roman"/>
+              </w:rPr>
+              <w:t>            min-height: 400px;</w:t>
+            </w:r>
+          </w:p>
+          <w:p>
+            <w:pPr>
+              <w:rPr>
+                <w:rFonts w:ascii="Times New Roman" w:hAnsi="Times New Roman" w:cs="Times New Roman"/>
+              </w:rPr>
+            </w:pPr>
+            <w:r>
+              <w:rPr>
+                <w:rFonts w:ascii="Times New Roman" w:hAnsi="Times New Roman" w:cs="Times New Roman"/>
+              </w:rPr>
+              <w:t>            height: 518px;</w:t>
+            </w:r>
+          </w:p>
+          <w:p>
+            <w:pPr>
+              <w:rPr>
+                <w:rFonts w:ascii="Times New Roman" w:hAnsi="Times New Roman" w:cs="Times New Roman"/>
+              </w:rPr>
+            </w:pPr>
+            <w:r>
+              <w:rPr>
+                <w:rFonts w:ascii="Times New Roman" w:hAnsi="Times New Roman" w:cs="Times New Roman"/>
+              </w:rPr>
+              <w:t>            padding-top: 30px;</w:t>
+            </w:r>
+          </w:p>
+          <w:p>
+            <w:pPr>
+              <w:rPr>
+                <w:rFonts w:ascii="Times New Roman" w:hAnsi="Times New Roman" w:cs="Times New Roman"/>
+              </w:rPr>
+            </w:pPr>
+            <w:r>
+              <w:rPr>
+                <w:rFonts w:ascii="Times New Roman" w:hAnsi="Times New Roman" w:cs="Times New Roman"/>
+              </w:rPr>
+              <w:t>            display: flex;</w:t>
+            </w:r>
+          </w:p>
+          <w:p>
+            <w:pPr>
+              <w:rPr>
+                <w:rFonts w:ascii="Times New Roman" w:hAnsi="Times New Roman" w:cs="Times New Roman"/>
+              </w:rPr>
+            </w:pPr>
+            <w:r>
+              <w:rPr>
+                <w:rFonts w:ascii="Times New Roman" w:hAnsi="Times New Roman" w:cs="Times New Roman"/>
+              </w:rPr>
+              <w:t>            flex-direction: row;</w:t>
+            </w:r>
+          </w:p>
+          <w:p>
+            <w:pPr>
+              <w:rPr>
+                <w:rFonts w:ascii="Times New Roman" w:hAnsi="Times New Roman" w:cs="Times New Roman"/>
+              </w:rPr>
+            </w:pPr>
+            <w:r>
+              <w:rPr>
+                <w:rFonts w:ascii="Times New Roman" w:hAnsi="Times New Roman" w:cs="Times New Roman"/>
+              </w:rPr>
+              <w:t>            justify-content: space-between;</w:t>
+            </w:r>
+          </w:p>
+          <w:p>
+            <w:pPr>
+              <w:rPr>
+                <w:rFonts w:ascii="Times New Roman" w:hAnsi="Times New Roman" w:cs="Times New Roman"/>
+              </w:rPr>
+            </w:pPr>
+            <w:r>
+              <w:rPr>
+                <w:rFonts w:ascii="Times New Roman" w:hAnsi="Times New Roman" w:cs="Times New Roman"/>
+              </w:rPr>
+              <w:t>        }</w:t>
+            </w:r>
+          </w:p>
+          <w:p>
+            <w:pPr>
+              <w:rPr>
+                <w:rFonts w:ascii="Times New Roman" w:hAnsi="Times New Roman" w:cs="Times New Roman"/>
+              </w:rPr>
+            </w:pPr>
+          </w:p>
+          <w:p>
+            <w:pPr>
+              <w:rPr>
+                <w:rFonts w:ascii="Times New Roman" w:hAnsi="Times New Roman" w:cs="Times New Roman"/>
+              </w:rPr>
+            </w:pPr>
+            <w:r>
+              <w:rPr>
+                <w:rFonts w:ascii="Times New Roman" w:hAnsi="Times New Roman" w:cs="Times New Roman"/>
+              </w:rPr>
+              <w:t xml:space="preserve">        </w:t>
+            </w:r>
+            <w:proofErr w:type="gramStart"/>
+            <w:r>
+              <w:rPr>
+                <w:rFonts w:ascii="Times New Roman" w:hAnsi="Times New Roman" w:cs="Times New Roman"/>
+              </w:rPr>
+              <w:t>.footer</w:t>
+            </w:r>
+            <w:proofErr w:type="gramEnd"/>
+            <w:r>
+              <w:rPr>
+                <w:rFonts w:ascii="Times New Roman" w:hAnsi="Times New Roman" w:cs="Times New Roman"/>
+              </w:rPr>
+              <w:t xml:space="preserve"> {</w:t>
+            </w:r>
+          </w:p>
+          <w:p>
+            <w:pPr>
+              <w:rPr>
+                <w:rFonts w:ascii="Times New Roman" w:hAnsi="Times New Roman" w:cs="Times New Roman"/>
+              </w:rPr>
+            </w:pPr>
+            <w:r>
+              <w:rPr>
+                <w:rFonts w:ascii="Times New Roman" w:hAnsi="Times New Roman" w:cs="Times New Roman"/>
+              </w:rPr>
+              <w:t>            min-height: 20px;</w:t>
+            </w:r>
+          </w:p>
+          <w:p>
+            <w:pPr>
+              <w:rPr>
+                <w:rFonts w:ascii="Times New Roman" w:hAnsi="Times New Roman" w:cs="Times New Roman"/>
+              </w:rPr>
+            </w:pPr>
+            <w:r>
+              <w:rPr>
+                <w:rFonts w:ascii="Times New Roman" w:hAnsi="Times New Roman" w:cs="Times New Roman"/>
+              </w:rPr>
+              <w:t>            margin-top: 10px;</w:t>
+            </w:r>
+          </w:p>
+          <w:p>
+            <w:pPr>
+              <w:rPr>
+                <w:rFonts w:ascii="Times New Roman" w:hAnsi="Times New Roman" w:cs="Times New Roman"/>
+              </w:rPr>
+            </w:pPr>
+            <w:r>
+              <w:rPr>
+                <w:rFonts w:ascii="Times New Roman" w:hAnsi="Times New Roman" w:cs="Times New Roman"/>
+              </w:rPr>
+              <w:t>            background-</w:t>
+            </w:r>
+            <w:proofErr w:type="spellStart"/>
+            <w:r>
+              <w:rPr>
+                <w:rFonts w:ascii="Times New Roman" w:hAnsi="Times New Roman" w:cs="Times New Roman"/>
+              </w:rPr>
+              <w:t>color</w:t>
+            </w:r>
+            <w:proofErr w:type="spellEnd"/>
+            <w:r>
+              <w:rPr>
+                <w:rFonts w:ascii="Times New Roman" w:hAnsi="Times New Roman" w:cs="Times New Roman"/>
+              </w:rPr>
+              <w:t>: #1a365d;</w:t>
+            </w:r>
+          </w:p>
+          <w:p>
+            <w:pPr>
+              <w:rPr>
+                <w:rFonts w:ascii="Times New Roman" w:hAnsi="Times New Roman" w:cs="Times New Roman"/>
+              </w:rPr>
+            </w:pPr>
+            <w:r>
+              <w:rPr>
+                <w:rFonts w:ascii="Times New Roman" w:hAnsi="Times New Roman" w:cs="Times New Roman"/>
+              </w:rPr>
+              <w:t xml:space="preserve">            </w:t>
+            </w:r>
+            <w:proofErr w:type="spellStart"/>
+            <w:r>
+              <w:rPr>
+                <w:rFonts w:ascii="Times New Roman" w:hAnsi="Times New Roman" w:cs="Times New Roman"/>
+              </w:rPr>
+              <w:t>color</w:t>
+            </w:r>
+            <w:proofErr w:type="spellEnd"/>
+            <w:r>
+              <w:rPr>
+                <w:rFonts w:ascii="Times New Roman" w:hAnsi="Times New Roman" w:cs="Times New Roman"/>
+              </w:rPr>
+              <w:t>: white;</w:t>
+            </w:r>
+          </w:p>
+          <w:p>
+            <w:pPr>
+              <w:rPr>
+                <w:rFonts w:ascii="Times New Roman" w:hAnsi="Times New Roman" w:cs="Times New Roman"/>
+              </w:rPr>
+            </w:pPr>
+            <w:r>
+              <w:rPr>
+                <w:rFonts w:ascii="Times New Roman" w:hAnsi="Times New Roman" w:cs="Times New Roman"/>
+              </w:rPr>
+              <w:t xml:space="preserve">            text-align: </w:t>
+            </w:r>
+            <w:proofErr w:type="spellStart"/>
+            <w:r>
+              <w:rPr>
+                <w:rFonts w:ascii="Times New Roman" w:hAnsi="Times New Roman" w:cs="Times New Roman"/>
+              </w:rPr>
+              <w:t>center</w:t>
+            </w:r>
+            <w:proofErr w:type="spellEnd"/>
+            <w:r>
+              <w:rPr>
+                <w:rFonts w:ascii="Times New Roman" w:hAnsi="Times New Roman" w:cs="Times New Roman"/>
+              </w:rPr>
+              <w:t>;</w:t>
+            </w:r>
+          </w:p>
+          <w:p>
+            <w:pPr>
+              <w:rPr>
+                <w:rFonts w:ascii="Times New Roman" w:hAnsi="Times New Roman" w:cs="Times New Roman"/>
+              </w:rPr>
+            </w:pPr>
+            <w:r>
+              <w:rPr>
+                <w:rFonts w:ascii="Times New Roman" w:hAnsi="Times New Roman" w:cs="Times New Roman"/>
+              </w:rPr>
+              <w:t>            padding: 10px;</w:t>
+            </w:r>
+          </w:p>
+          <w:p>
+            <w:pPr>
+              <w:rPr>
+                <w:rFonts w:ascii="Times New Roman" w:hAnsi="Times New Roman" w:cs="Times New Roman"/>
+              </w:rPr>
+            </w:pPr>
+            <w:r>
+              <w:rPr>
+                <w:rFonts w:ascii="Times New Roman" w:hAnsi="Times New Roman" w:cs="Times New Roman"/>
+              </w:rPr>
+              <w:t>        }</w:t>
+            </w:r>
+          </w:p>
+          <w:p>
+            <w:pPr>
+              <w:rPr>
+                <w:rFonts w:ascii="Times New Roman" w:hAnsi="Times New Roman" w:cs="Times New Roman"/>
+              </w:rPr>
+            </w:pPr>
+          </w:p>
+          <w:p>
+            <w:pPr>
+              <w:rPr>
+                <w:rFonts w:ascii="Times New Roman" w:hAnsi="Times New Roman" w:cs="Times New Roman"/>
+              </w:rPr>
+            </w:pPr>
+            <w:r>
+              <w:rPr>
+                <w:rFonts w:ascii="Times New Roman" w:hAnsi="Times New Roman" w:cs="Times New Roman"/>
+              </w:rPr>
+              <w:t xml:space="preserve">        </w:t>
+            </w:r>
+            <w:proofErr w:type="gramStart"/>
+            <w:r>
+              <w:rPr>
+                <w:rFonts w:ascii="Times New Roman" w:hAnsi="Times New Roman" w:cs="Times New Roman"/>
+              </w:rPr>
+              <w:t>.side</w:t>
+            </w:r>
+            <w:proofErr w:type="gramEnd"/>
+            <w:r>
+              <w:rPr>
+                <w:rFonts w:ascii="Times New Roman" w:hAnsi="Times New Roman" w:cs="Times New Roman"/>
+              </w:rPr>
+              <w:t>-bar {</w:t>
+            </w:r>
+          </w:p>
+          <w:p>
+            <w:pPr>
+              <w:rPr>
+                <w:rFonts w:ascii="Times New Roman" w:hAnsi="Times New Roman" w:cs="Times New Roman"/>
+              </w:rPr>
+            </w:pPr>
+            <w:r>
+              <w:rPr>
+                <w:rFonts w:ascii="Times New Roman" w:hAnsi="Times New Roman" w:cs="Times New Roman"/>
+              </w:rPr>
+              <w:t>            width: 20%;</w:t>
+            </w:r>
+          </w:p>
+          <w:p>
+            <w:pPr>
+              <w:rPr>
+                <w:rFonts w:ascii="Times New Roman" w:hAnsi="Times New Roman" w:cs="Times New Roman"/>
+              </w:rPr>
+            </w:pPr>
+            <w:r>
+              <w:rPr>
+                <w:rFonts w:ascii="Times New Roman" w:hAnsi="Times New Roman" w:cs="Times New Roman"/>
+              </w:rPr>
+              <w:t>            padding: 20px;</w:t>
+            </w:r>
+          </w:p>
+          <w:p>
+            <w:pPr>
+              <w:rPr>
+                <w:rFonts w:ascii="Times New Roman" w:hAnsi="Times New Roman" w:cs="Times New Roman"/>
+              </w:rPr>
+            </w:pPr>
+            <w:r>
+              <w:rPr>
+                <w:rFonts w:ascii="Times New Roman" w:hAnsi="Times New Roman" w:cs="Times New Roman"/>
+              </w:rPr>
+              <w:t xml:space="preserve">            </w:t>
+            </w:r>
+            <w:proofErr w:type="spellStart"/>
+            <w:r>
+              <w:rPr>
+                <w:rFonts w:ascii="Times New Roman" w:hAnsi="Times New Roman" w:cs="Times New Roman"/>
+              </w:rPr>
+              <w:t>background-</w:t>
+            </w:r>
+            <w:proofErr w:type="gramStart"/>
+            <w:r>
+              <w:rPr>
+                <w:rFonts w:ascii="Times New Roman" w:hAnsi="Times New Roman" w:cs="Times New Roman"/>
+              </w:rPr>
+              <w:t>color:rgba</w:t>
+            </w:r>
+            <w:proofErr w:type="spellEnd"/>
+            <w:proofErr w:type="gramEnd"/>
+            <w:r>
+              <w:rPr>
+                <w:rFonts w:ascii="Times New Roman" w:hAnsi="Times New Roman" w:cs="Times New Roman"/>
+              </w:rPr>
+              <w:t>(25, 147, 106, 0.451);</w:t>
+            </w:r>
+          </w:p>
+          <w:p>
+            <w:pPr>
+              <w:rPr>
+                <w:rFonts w:ascii="Times New Roman" w:hAnsi="Times New Roman" w:cs="Times New Roman"/>
+              </w:rPr>
+            </w:pPr>
+            <w:r>
+              <w:rPr>
+                <w:rFonts w:ascii="Times New Roman" w:hAnsi="Times New Roman" w:cs="Times New Roman"/>
+              </w:rPr>
+              <w:t>            min-height: 400px;</w:t>
+            </w:r>
+          </w:p>
+          <w:p>
+            <w:pPr>
+              <w:rPr>
+                <w:rFonts w:ascii="Times New Roman" w:hAnsi="Times New Roman" w:cs="Times New Roman"/>
+              </w:rPr>
+            </w:pPr>
+            <w:r>
+              <w:rPr>
+                <w:rFonts w:ascii="Times New Roman" w:hAnsi="Times New Roman" w:cs="Times New Roman"/>
+              </w:rPr>
+              <w:t>        }</w:t>
+            </w:r>
+          </w:p>
+          <w:p>
+            <w:pPr>
+              <w:rPr>
+                <w:rFonts w:ascii="Times New Roman" w:hAnsi="Times New Roman" w:cs="Times New Roman"/>
+              </w:rPr>
+            </w:pPr>
+          </w:p>
+          <w:p>
+            <w:pPr>
+              <w:rPr>
+                <w:rFonts w:ascii="Times New Roman" w:hAnsi="Times New Roman" w:cs="Times New Roman"/>
+              </w:rPr>
+            </w:pPr>
+            <w:r>
+              <w:rPr>
+                <w:rFonts w:ascii="Times New Roman" w:hAnsi="Times New Roman" w:cs="Times New Roman"/>
+              </w:rPr>
+              <w:t xml:space="preserve">        </w:t>
+            </w:r>
+            <w:proofErr w:type="gramStart"/>
+            <w:r>
+              <w:rPr>
+                <w:rFonts w:ascii="Times New Roman" w:hAnsi="Times New Roman" w:cs="Times New Roman"/>
+              </w:rPr>
+              <w:t>.side</w:t>
+            </w:r>
+            <w:proofErr w:type="gramEnd"/>
+            <w:r>
+              <w:rPr>
+                <w:rFonts w:ascii="Times New Roman" w:hAnsi="Times New Roman" w:cs="Times New Roman"/>
+              </w:rPr>
+              <w:t>-bar ul {</w:t>
+            </w:r>
+          </w:p>
+          <w:p>
+            <w:pPr>
+              <w:rPr>
+                <w:rFonts w:ascii="Times New Roman" w:hAnsi="Times New Roman" w:cs="Times New Roman"/>
+              </w:rPr>
+            </w:pPr>
+            <w:r>
+              <w:rPr>
+                <w:rFonts w:ascii="Times New Roman" w:hAnsi="Times New Roman" w:cs="Times New Roman"/>
+              </w:rPr>
+              <w:t>            margin-left: 20px;</w:t>
+            </w:r>
+          </w:p>
+          <w:p>
+            <w:pPr>
+              <w:rPr>
+                <w:rFonts w:ascii="Times New Roman" w:hAnsi="Times New Roman" w:cs="Times New Roman"/>
+              </w:rPr>
+            </w:pPr>
+            <w:r>
+              <w:rPr>
+                <w:rFonts w:ascii="Times New Roman" w:hAnsi="Times New Roman" w:cs="Times New Roman"/>
+              </w:rPr>
+              <w:t>            margin-top: 10px;</w:t>
+            </w:r>
+          </w:p>
+          <w:p>
+            <w:pPr>
+              <w:rPr>
+                <w:rFonts w:ascii="Times New Roman" w:hAnsi="Times New Roman" w:cs="Times New Roman"/>
+              </w:rPr>
+            </w:pPr>
+            <w:r>
+              <w:rPr>
+                <w:rFonts w:ascii="Times New Roman" w:hAnsi="Times New Roman" w:cs="Times New Roman"/>
+              </w:rPr>
+              <w:t>            margin-bottom: 20px;</w:t>
+            </w:r>
+          </w:p>
+          <w:p>
+            <w:pPr>
+              <w:rPr>
+                <w:rFonts w:ascii="Times New Roman" w:hAnsi="Times New Roman" w:cs="Times New Roman"/>
+              </w:rPr>
+            </w:pPr>
+            <w:r>
+              <w:rPr>
+                <w:rFonts w:ascii="Times New Roman" w:hAnsi="Times New Roman" w:cs="Times New Roman"/>
+              </w:rPr>
+              <w:t>        }</w:t>
+            </w:r>
+          </w:p>
+          <w:p>
+            <w:pPr>
+              <w:rPr>
+                <w:rFonts w:ascii="Times New Roman" w:hAnsi="Times New Roman" w:cs="Times New Roman"/>
+              </w:rPr>
+            </w:pPr>
+          </w:p>
+          <w:p>
+            <w:pPr>
+              <w:rPr>
+                <w:rFonts w:ascii="Times New Roman" w:hAnsi="Times New Roman" w:cs="Times New Roman"/>
+              </w:rPr>
+            </w:pPr>
+            <w:r>
+              <w:rPr>
+                <w:rFonts w:ascii="Times New Roman" w:hAnsi="Times New Roman" w:cs="Times New Roman"/>
+              </w:rPr>
+              <w:t xml:space="preserve">        </w:t>
+            </w:r>
+            <w:proofErr w:type="gramStart"/>
+            <w:r>
+              <w:rPr>
+                <w:rFonts w:ascii="Times New Roman" w:hAnsi="Times New Roman" w:cs="Times New Roman"/>
+              </w:rPr>
+              <w:t>.side</w:t>
+            </w:r>
+            <w:proofErr w:type="gramEnd"/>
+            <w:r>
+              <w:rPr>
+                <w:rFonts w:ascii="Times New Roman" w:hAnsi="Times New Roman" w:cs="Times New Roman"/>
+              </w:rPr>
+              <w:t>-bar li {</w:t>
+            </w:r>
+          </w:p>
+          <w:p>
+            <w:pPr>
+              <w:rPr>
+                <w:rFonts w:ascii="Times New Roman" w:hAnsi="Times New Roman" w:cs="Times New Roman"/>
+              </w:rPr>
+            </w:pPr>
+            <w:r>
+              <w:rPr>
+                <w:rFonts w:ascii="Times New Roman" w:hAnsi="Times New Roman" w:cs="Times New Roman"/>
+              </w:rPr>
+              <w:t>            margin-bottom: 8px;</w:t>
+            </w:r>
+          </w:p>
+          <w:p>
+            <w:pPr>
+              <w:rPr>
+                <w:rFonts w:ascii="Times New Roman" w:hAnsi="Times New Roman" w:cs="Times New Roman"/>
+              </w:rPr>
+            </w:pPr>
+            <w:r>
+              <w:rPr>
+                <w:rFonts w:ascii="Times New Roman" w:hAnsi="Times New Roman" w:cs="Times New Roman"/>
+              </w:rPr>
+              <w:t>        }</w:t>
+            </w:r>
+          </w:p>
+          <w:p>
+            <w:pPr>
+              <w:rPr>
+                <w:rFonts w:ascii="Times New Roman" w:hAnsi="Times New Roman" w:cs="Times New Roman"/>
+              </w:rPr>
+            </w:pPr>
+          </w:p>
+          <w:p>
+            <w:pPr>
+              <w:rPr>
+                <w:rFonts w:ascii="Times New Roman" w:hAnsi="Times New Roman" w:cs="Times New Roman"/>
+              </w:rPr>
+            </w:pPr>
+            <w:r>
+              <w:rPr>
+                <w:rFonts w:ascii="Times New Roman" w:hAnsi="Times New Roman" w:cs="Times New Roman"/>
+              </w:rPr>
+              <w:t xml:space="preserve">        </w:t>
+            </w:r>
+            <w:proofErr w:type="gramStart"/>
+            <w:r>
+              <w:rPr>
+                <w:rFonts w:ascii="Times New Roman" w:hAnsi="Times New Roman" w:cs="Times New Roman"/>
+              </w:rPr>
+              <w:t>.side</w:t>
+            </w:r>
+            <w:proofErr w:type="gramEnd"/>
+            <w:r>
+              <w:rPr>
+                <w:rFonts w:ascii="Times New Roman" w:hAnsi="Times New Roman" w:cs="Times New Roman"/>
+              </w:rPr>
+              <w:t>-bar a {</w:t>
+            </w:r>
+          </w:p>
+          <w:p>
+            <w:pPr>
+              <w:rPr>
+                <w:rFonts w:ascii="Times New Roman" w:hAnsi="Times New Roman" w:cs="Times New Roman"/>
+              </w:rPr>
+            </w:pPr>
+            <w:r>
+              <w:rPr>
+                <w:rFonts w:ascii="Times New Roman" w:hAnsi="Times New Roman" w:cs="Times New Roman"/>
+              </w:rPr>
+              <w:t xml:space="preserve">            </w:t>
+            </w:r>
+            <w:proofErr w:type="spellStart"/>
+            <w:proofErr w:type="gramStart"/>
+            <w:r>
+              <w:rPr>
+                <w:rFonts w:ascii="Times New Roman" w:hAnsi="Times New Roman" w:cs="Times New Roman"/>
+              </w:rPr>
+              <w:t>color</w:t>
+            </w:r>
+            <w:proofErr w:type="spellEnd"/>
+            <w:r>
+              <w:rPr>
+                <w:rFonts w:ascii="Times New Roman" w:hAnsi="Times New Roman" w:cs="Times New Roman"/>
+              </w:rPr>
+              <w:t>:#</w:t>
+            </w:r>
+            <w:proofErr w:type="gramEnd"/>
+            <w:r>
+              <w:rPr>
+                <w:rFonts w:ascii="Times New Roman" w:hAnsi="Times New Roman" w:cs="Times New Roman"/>
+              </w:rPr>
+              <w:t>1a365d;</w:t>
+            </w:r>
+          </w:p>
+          <w:p>
+            <w:pPr>
+              <w:rPr>
+                <w:rFonts w:ascii="Times New Roman" w:hAnsi="Times New Roman" w:cs="Times New Roman"/>
+              </w:rPr>
+            </w:pPr>
+            <w:r>
+              <w:rPr>
+                <w:rFonts w:ascii="Times New Roman" w:hAnsi="Times New Roman" w:cs="Times New Roman"/>
+              </w:rPr>
+              <w:t>            font-weight: bold;</w:t>
+            </w:r>
+          </w:p>
+          <w:p>
+            <w:pPr>
+              <w:rPr>
+                <w:rFonts w:ascii="Times New Roman" w:hAnsi="Times New Roman" w:cs="Times New Roman"/>
+              </w:rPr>
+            </w:pPr>
+            <w:r>
+              <w:rPr>
+                <w:rFonts w:ascii="Times New Roman" w:hAnsi="Times New Roman" w:cs="Times New Roman"/>
+              </w:rPr>
+              <w:t>        }</w:t>
+            </w:r>
+          </w:p>
+          <w:p>
+            <w:pPr>
+              <w:rPr>
+                <w:rFonts w:ascii="Times New Roman" w:hAnsi="Times New Roman" w:cs="Times New Roman"/>
+              </w:rPr>
+            </w:pPr>
+          </w:p>
+          <w:p>
+            <w:pPr>
+              <w:rPr>
+                <w:rFonts w:ascii="Times New Roman" w:hAnsi="Times New Roman" w:cs="Times New Roman"/>
+              </w:rPr>
+            </w:pPr>
+            <w:r>
+              <w:rPr>
+                <w:rFonts w:ascii="Times New Roman" w:hAnsi="Times New Roman" w:cs="Times New Roman"/>
+              </w:rPr>
+              <w:t xml:space="preserve">        </w:t>
+            </w:r>
+            <w:proofErr w:type="gramStart"/>
+            <w:r>
+              <w:rPr>
+                <w:rFonts w:ascii="Times New Roman" w:hAnsi="Times New Roman" w:cs="Times New Roman"/>
+              </w:rPr>
+              <w:t>.body</w:t>
+            </w:r>
+            <w:proofErr w:type="gramEnd"/>
+            <w:r>
+              <w:rPr>
+                <w:rFonts w:ascii="Times New Roman" w:hAnsi="Times New Roman" w:cs="Times New Roman"/>
+              </w:rPr>
+              <w:t>-area {</w:t>
+            </w:r>
+          </w:p>
+          <w:p>
+            <w:pPr>
+              <w:rPr>
+                <w:rFonts w:ascii="Times New Roman" w:hAnsi="Times New Roman" w:cs="Times New Roman"/>
+              </w:rPr>
+            </w:pPr>
+            <w:r>
+              <w:rPr>
+                <w:rFonts w:ascii="Times New Roman" w:hAnsi="Times New Roman" w:cs="Times New Roman"/>
+              </w:rPr>
+              <w:t>            width: 70%;</w:t>
+            </w:r>
+          </w:p>
+          <w:p>
+            <w:pPr>
+              <w:rPr>
+                <w:rFonts w:ascii="Times New Roman" w:hAnsi="Times New Roman" w:cs="Times New Roman"/>
+              </w:rPr>
+            </w:pPr>
+            <w:r>
+              <w:rPr>
+                <w:rFonts w:ascii="Times New Roman" w:hAnsi="Times New Roman" w:cs="Times New Roman"/>
+              </w:rPr>
+              <w:t>            min-height: 100%;</w:t>
+            </w:r>
+          </w:p>
+          <w:p>
+            <w:pPr>
+              <w:rPr>
+                <w:rFonts w:ascii="Times New Roman" w:hAnsi="Times New Roman" w:cs="Times New Roman"/>
+              </w:rPr>
+            </w:pPr>
+            <w:r>
+              <w:rPr>
+                <w:rFonts w:ascii="Times New Roman" w:hAnsi="Times New Roman" w:cs="Times New Roman"/>
+              </w:rPr>
+              <w:t>            background-</w:t>
+            </w:r>
+            <w:proofErr w:type="spellStart"/>
+            <w:r>
+              <w:rPr>
+                <w:rFonts w:ascii="Times New Roman" w:hAnsi="Times New Roman" w:cs="Times New Roman"/>
+              </w:rPr>
+              <w:t>color</w:t>
+            </w:r>
+            <w:proofErr w:type="spellEnd"/>
+            <w:r>
+              <w:rPr>
+                <w:rFonts w:ascii="Times New Roman" w:hAnsi="Times New Roman" w:cs="Times New Roman"/>
+              </w:rPr>
+              <w:t xml:space="preserve">: </w:t>
+            </w:r>
+            <w:proofErr w:type="spellStart"/>
+            <w:r>
+              <w:rPr>
+                <w:rFonts w:ascii="Times New Roman" w:hAnsi="Times New Roman" w:cs="Times New Roman"/>
+              </w:rPr>
+              <w:t>aliceblue</w:t>
+            </w:r>
+            <w:proofErr w:type="spellEnd"/>
+            <w:r>
+              <w:rPr>
+                <w:rFonts w:ascii="Times New Roman" w:hAnsi="Times New Roman" w:cs="Times New Roman"/>
+              </w:rPr>
+              <w:t>;</w:t>
+            </w:r>
+          </w:p>
+          <w:p>
+            <w:pPr>
+              <w:rPr>
+                <w:rFonts w:ascii="Times New Roman" w:hAnsi="Times New Roman" w:cs="Times New Roman"/>
+              </w:rPr>
+            </w:pPr>
+            <w:r>
+              <w:rPr>
+                <w:rFonts w:ascii="Times New Roman" w:hAnsi="Times New Roman" w:cs="Times New Roman"/>
+              </w:rPr>
+              <w:t>            padding: 20px;</w:t>
+            </w:r>
+          </w:p>
+          <w:p>
+            <w:pPr>
+              <w:rPr>
+                <w:rFonts w:ascii="Times New Roman" w:hAnsi="Times New Roman" w:cs="Times New Roman"/>
+              </w:rPr>
+            </w:pPr>
+            <w:r>
+              <w:rPr>
+                <w:rFonts w:ascii="Times New Roman" w:hAnsi="Times New Roman" w:cs="Times New Roman"/>
+              </w:rPr>
+              <w:t>        }</w:t>
+            </w:r>
+          </w:p>
+          <w:p>
+            <w:pPr>
+              <w:rPr>
+                <w:rFonts w:ascii="Times New Roman" w:hAnsi="Times New Roman" w:cs="Times New Roman"/>
+              </w:rPr>
+            </w:pPr>
+            <w:r>
+              <w:rPr>
+                <w:rFonts w:ascii="Times New Roman" w:hAnsi="Times New Roman" w:cs="Times New Roman"/>
+              </w:rPr>
+              <w:t>    &lt;/style&gt;</w:t>
+            </w:r>
+          </w:p>
+          <w:p>
+            <w:pPr>
+              <w:rPr>
+                <w:rFonts w:ascii="Times New Roman" w:hAnsi="Times New Roman" w:cs="Times New Roman"/>
+              </w:rPr>
+            </w:pPr>
+            <w:r>
+              <w:rPr>
+                <w:rFonts w:ascii="Times New Roman" w:hAnsi="Times New Roman" w:cs="Times New Roman"/>
+              </w:rPr>
+              <w:t>&lt;/head&gt;</w:t>
+            </w:r>
+          </w:p>
+          <w:p>
+            <w:pPr>
+              <w:rPr>
+                <w:rFonts w:ascii="Times New Roman" w:hAnsi="Times New Roman" w:cs="Times New Roman"/>
+              </w:rPr>
+            </w:pPr>
+          </w:p>
+          <w:p>
+            <w:pPr>
+              <w:rPr>
+                <w:rFonts w:ascii="Times New Roman" w:hAnsi="Times New Roman" w:cs="Times New Roman"/>
+              </w:rPr>
+            </w:pPr>
+            <w:r>
+              <w:rPr>
+                <w:rFonts w:ascii="Times New Roman" w:hAnsi="Times New Roman" w:cs="Times New Roman"/>
+              </w:rPr>
+              <w:t>&lt;body&gt;</w:t>
+            </w:r>
+          </w:p>
+          <w:p>
+            <w:pPr>
+              <w:rPr>
+                <w:rFonts w:ascii="Times New Roman" w:hAnsi="Times New Roman" w:cs="Times New Roman"/>
+              </w:rPr>
+            </w:pPr>
+            <w:r>
+              <w:rPr>
+                <w:rFonts w:ascii="Times New Roman" w:hAnsi="Times New Roman" w:cs="Times New Roman"/>
+              </w:rPr>
+              <w:t>    &lt;div class="=container"&gt;&lt;/div&gt;</w:t>
+            </w:r>
+          </w:p>
+          <w:p>
+            <w:pPr>
+              <w:rPr>
+                <w:rFonts w:ascii="Times New Roman" w:hAnsi="Times New Roman" w:cs="Times New Roman"/>
+              </w:rPr>
+            </w:pPr>
+            <w:r>
+              <w:rPr>
+                <w:rFonts w:ascii="Times New Roman" w:hAnsi="Times New Roman" w:cs="Times New Roman"/>
+              </w:rPr>
+              <w:t>    &lt;div class="logo"&gt;</w:t>
+            </w:r>
+          </w:p>
+          <w:p>
+            <w:pPr>
+              <w:rPr>
+                <w:rFonts w:ascii="Times New Roman" w:hAnsi="Times New Roman" w:cs="Times New Roman"/>
+              </w:rPr>
+            </w:pPr>
+            <w:r>
+              <w:rPr>
+                <w:rFonts w:ascii="Times New Roman" w:hAnsi="Times New Roman" w:cs="Times New Roman"/>
+              </w:rPr>
+              <w:t>        &lt;h1&gt;FSKTM IT Club&lt;/h1&gt;</w:t>
+            </w:r>
+          </w:p>
+          <w:p>
+            <w:pPr>
+              <w:rPr>
+                <w:rFonts w:ascii="Times New Roman" w:hAnsi="Times New Roman" w:cs="Times New Roman"/>
+              </w:rPr>
+            </w:pPr>
+            <w:r>
+              <w:rPr>
+                <w:rFonts w:ascii="Times New Roman" w:hAnsi="Times New Roman" w:cs="Times New Roman"/>
+              </w:rPr>
+              <w:t xml:space="preserve">        &lt;p&gt;Learn. Build. Innovate. </w:t>
+            </w:r>
+            <w:proofErr w:type="gramStart"/>
+            <w:r>
+              <w:rPr>
+                <w:rFonts w:ascii="Times New Roman" w:hAnsi="Times New Roman" w:cs="Times New Roman"/>
+              </w:rPr>
+              <w:t>Together.&lt;</w:t>
+            </w:r>
+            <w:proofErr w:type="gramEnd"/>
+            <w:r>
+              <w:rPr>
+                <w:rFonts w:ascii="Times New Roman" w:hAnsi="Times New Roman" w:cs="Times New Roman"/>
+              </w:rPr>
+              <w:t>/p&gt;</w:t>
+            </w:r>
+          </w:p>
+          <w:p>
+            <w:pPr>
+              <w:rPr>
+                <w:rFonts w:ascii="Times New Roman" w:hAnsi="Times New Roman" w:cs="Times New Roman"/>
+              </w:rPr>
+            </w:pPr>
+            <w:r>
+              <w:rPr>
+                <w:rFonts w:ascii="Times New Roman" w:hAnsi="Times New Roman" w:cs="Times New Roman"/>
+              </w:rPr>
+              <w:t>    &lt;/div&gt;</w:t>
+            </w:r>
+          </w:p>
+          <w:p>
+            <w:pPr>
+              <w:rPr>
+                <w:rFonts w:ascii="Times New Roman" w:hAnsi="Times New Roman" w:cs="Times New Roman"/>
+              </w:rPr>
+            </w:pPr>
+            <w:r>
+              <w:rPr>
+                <w:rFonts w:ascii="Times New Roman" w:hAnsi="Times New Roman" w:cs="Times New Roman"/>
+              </w:rPr>
+              <w:t>    &lt;div class="navigation"&gt;</w:t>
+            </w:r>
+          </w:p>
+          <w:p>
+            <w:pPr>
+              <w:rPr>
+                <w:rFonts w:ascii="Times New Roman" w:hAnsi="Times New Roman" w:cs="Times New Roman"/>
+              </w:rPr>
+            </w:pPr>
+            <w:r>
+              <w:rPr>
+                <w:rFonts w:ascii="Times New Roman" w:hAnsi="Times New Roman" w:cs="Times New Roman"/>
+              </w:rPr>
+              <w:t xml:space="preserve">        &lt;a </w:t>
+            </w:r>
+            <w:proofErr w:type="spellStart"/>
+            <w:r>
+              <w:rPr>
+                <w:rFonts w:ascii="Times New Roman" w:hAnsi="Times New Roman" w:cs="Times New Roman"/>
+              </w:rPr>
+              <w:t>href</w:t>
+            </w:r>
+            <w:proofErr w:type="spellEnd"/>
+            <w:r>
+              <w:rPr>
+                <w:rFonts w:ascii="Times New Roman" w:hAnsi="Times New Roman" w:cs="Times New Roman"/>
+              </w:rPr>
+              <w:t>=""&gt;Home&lt;/a&gt;</w:t>
+            </w:r>
+          </w:p>
+          <w:p>
+            <w:pPr>
+              <w:rPr>
+                <w:rFonts w:ascii="Times New Roman" w:hAnsi="Times New Roman" w:cs="Times New Roman"/>
+              </w:rPr>
+            </w:pPr>
+            <w:r>
+              <w:rPr>
+                <w:rFonts w:ascii="Times New Roman" w:hAnsi="Times New Roman" w:cs="Times New Roman"/>
+              </w:rPr>
+              <w:t xml:space="preserve">        &lt;a </w:t>
+            </w:r>
+            <w:proofErr w:type="spellStart"/>
+            <w:r>
+              <w:rPr>
+                <w:rFonts w:ascii="Times New Roman" w:hAnsi="Times New Roman" w:cs="Times New Roman"/>
+              </w:rPr>
+              <w:t>href</w:t>
+            </w:r>
+            <w:proofErr w:type="spellEnd"/>
+            <w:r>
+              <w:rPr>
+                <w:rFonts w:ascii="Times New Roman" w:hAnsi="Times New Roman" w:cs="Times New Roman"/>
+              </w:rPr>
+              <w:t>=""&gt;About&lt;/a&gt;</w:t>
+            </w:r>
+          </w:p>
+          <w:p>
+            <w:pPr>
+              <w:rPr>
+                <w:rFonts w:ascii="Times New Roman" w:hAnsi="Times New Roman" w:cs="Times New Roman"/>
+              </w:rPr>
+            </w:pPr>
+            <w:r>
+              <w:rPr>
+                <w:rFonts w:ascii="Times New Roman" w:hAnsi="Times New Roman" w:cs="Times New Roman"/>
+              </w:rPr>
+              <w:t xml:space="preserve">        &lt;a </w:t>
+            </w:r>
+            <w:proofErr w:type="spellStart"/>
+            <w:r>
+              <w:rPr>
+                <w:rFonts w:ascii="Times New Roman" w:hAnsi="Times New Roman" w:cs="Times New Roman"/>
+              </w:rPr>
+              <w:t>href</w:t>
+            </w:r>
+            <w:proofErr w:type="spellEnd"/>
+            <w:r>
+              <w:rPr>
+                <w:rFonts w:ascii="Times New Roman" w:hAnsi="Times New Roman" w:cs="Times New Roman"/>
+              </w:rPr>
+              <w:t>=""&gt;Events&lt;/a&gt;</w:t>
+            </w:r>
+          </w:p>
+          <w:p>
+            <w:pPr>
+              <w:rPr>
+                <w:rFonts w:ascii="Times New Roman" w:hAnsi="Times New Roman" w:cs="Times New Roman"/>
+              </w:rPr>
+            </w:pPr>
+            <w:r>
+              <w:rPr>
+                <w:rFonts w:ascii="Times New Roman" w:hAnsi="Times New Roman" w:cs="Times New Roman"/>
+              </w:rPr>
+              <w:t xml:space="preserve">        &lt;a </w:t>
+            </w:r>
+            <w:proofErr w:type="spellStart"/>
+            <w:r>
+              <w:rPr>
+                <w:rFonts w:ascii="Times New Roman" w:hAnsi="Times New Roman" w:cs="Times New Roman"/>
+              </w:rPr>
+              <w:t>href</w:t>
+            </w:r>
+            <w:proofErr w:type="spellEnd"/>
+            <w:r>
+              <w:rPr>
+                <w:rFonts w:ascii="Times New Roman" w:hAnsi="Times New Roman" w:cs="Times New Roman"/>
+              </w:rPr>
+              <w:t>=""&gt;Contact&lt;/a&gt;</w:t>
+            </w:r>
+          </w:p>
+          <w:p>
+            <w:pPr>
+              <w:rPr>
+                <w:rFonts w:ascii="Times New Roman" w:hAnsi="Times New Roman" w:cs="Times New Roman"/>
+              </w:rPr>
+            </w:pPr>
+            <w:r>
+              <w:rPr>
+                <w:rFonts w:ascii="Times New Roman" w:hAnsi="Times New Roman" w:cs="Times New Roman"/>
+              </w:rPr>
+              <w:t>    &lt;/div&gt;</w:t>
+            </w:r>
+          </w:p>
+          <w:p>
+            <w:pPr>
+              <w:rPr>
+                <w:rFonts w:ascii="Times New Roman" w:hAnsi="Times New Roman" w:cs="Times New Roman"/>
+              </w:rPr>
+            </w:pPr>
+          </w:p>
+          <w:p>
+            <w:pPr>
+              <w:rPr>
+                <w:rFonts w:ascii="Times New Roman" w:hAnsi="Times New Roman" w:cs="Times New Roman"/>
+              </w:rPr>
+            </w:pPr>
+            <w:r>
+              <w:rPr>
+                <w:rFonts w:ascii="Times New Roman" w:hAnsi="Times New Roman" w:cs="Times New Roman"/>
+              </w:rPr>
+              <w:t>    &lt;div class="content"&gt;</w:t>
+            </w:r>
+          </w:p>
+          <w:p>
+            <w:pPr>
+              <w:rPr>
+                <w:rFonts w:ascii="Times New Roman" w:hAnsi="Times New Roman" w:cs="Times New Roman"/>
+              </w:rPr>
+            </w:pPr>
+            <w:r>
+              <w:rPr>
+                <w:rFonts w:ascii="Times New Roman" w:hAnsi="Times New Roman" w:cs="Times New Roman"/>
+              </w:rPr>
+              <w:lastRenderedPageBreak/>
+              <w:t>        &lt;div class="side-bar"&gt;</w:t>
+            </w:r>
+          </w:p>
+          <w:p>
+            <w:pPr>
+              <w:rPr>
+                <w:rFonts w:ascii="Times New Roman" w:hAnsi="Times New Roman" w:cs="Times New Roman"/>
+              </w:rPr>
+            </w:pPr>
+            <w:r>
+              <w:rPr>
+                <w:rFonts w:ascii="Times New Roman" w:hAnsi="Times New Roman" w:cs="Times New Roman"/>
+              </w:rPr>
+              <w:t>            &lt;h3&gt;Club Corner&lt;/h3&gt;&lt;</w:t>
+            </w:r>
+            <w:proofErr w:type="spellStart"/>
+            <w:r>
+              <w:rPr>
+                <w:rFonts w:ascii="Times New Roman" w:hAnsi="Times New Roman" w:cs="Times New Roman"/>
+              </w:rPr>
+              <w:t>br</w:t>
+            </w:r>
+            <w:proofErr w:type="spellEnd"/>
+            <w:r>
+              <w:rPr>
+                <w:rFonts w:ascii="Times New Roman" w:hAnsi="Times New Roman" w:cs="Times New Roman"/>
+              </w:rPr>
+              <w:t>&gt;</w:t>
+            </w:r>
+          </w:p>
+          <w:p>
+            <w:pPr>
+              <w:rPr>
+                <w:rFonts w:ascii="Times New Roman" w:hAnsi="Times New Roman" w:cs="Times New Roman"/>
+              </w:rPr>
+            </w:pPr>
+            <w:r>
+              <w:rPr>
+                <w:rFonts w:ascii="Times New Roman" w:hAnsi="Times New Roman" w:cs="Times New Roman"/>
+              </w:rPr>
+              <w:t xml:space="preserve">            &lt;p&gt;Explore activities and opportunities available to </w:t>
+            </w:r>
+            <w:proofErr w:type="spellStart"/>
+            <w:r>
+              <w:rPr>
+                <w:rFonts w:ascii="Times New Roman" w:hAnsi="Times New Roman" w:cs="Times New Roman"/>
+              </w:rPr>
+              <w:t>out</w:t>
+            </w:r>
+            <w:proofErr w:type="spellEnd"/>
+            <w:r>
+              <w:rPr>
+                <w:rFonts w:ascii="Times New Roman" w:hAnsi="Times New Roman" w:cs="Times New Roman"/>
+              </w:rPr>
+              <w:t xml:space="preserve"> </w:t>
+            </w:r>
+            <w:proofErr w:type="gramStart"/>
+            <w:r>
+              <w:rPr>
+                <w:rFonts w:ascii="Times New Roman" w:hAnsi="Times New Roman" w:cs="Times New Roman"/>
+              </w:rPr>
+              <w:t>members.&lt;</w:t>
+            </w:r>
+            <w:proofErr w:type="gramEnd"/>
+            <w:r>
+              <w:rPr>
+                <w:rFonts w:ascii="Times New Roman" w:hAnsi="Times New Roman" w:cs="Times New Roman"/>
+              </w:rPr>
+              <w:t>/p&gt;&lt;</w:t>
+            </w:r>
+            <w:proofErr w:type="spellStart"/>
+            <w:r>
+              <w:rPr>
+                <w:rFonts w:ascii="Times New Roman" w:hAnsi="Times New Roman" w:cs="Times New Roman"/>
+              </w:rPr>
+              <w:t>br</w:t>
+            </w:r>
+            <w:proofErr w:type="spellEnd"/>
+            <w:r>
+              <w:rPr>
+                <w:rFonts w:ascii="Times New Roman" w:hAnsi="Times New Roman" w:cs="Times New Roman"/>
+              </w:rPr>
+              <w:t>&gt;</w:t>
+            </w:r>
+          </w:p>
+          <w:p>
+            <w:pPr>
+              <w:rPr>
+                <w:rFonts w:ascii="Times New Roman" w:hAnsi="Times New Roman" w:cs="Times New Roman"/>
+              </w:rPr>
+            </w:pPr>
+            <w:r>
+              <w:rPr>
+                <w:rFonts w:ascii="Times New Roman" w:hAnsi="Times New Roman" w:cs="Times New Roman"/>
+              </w:rPr>
+              <w:t>            &lt;ul&gt;</w:t>
+            </w:r>
+          </w:p>
+          <w:p>
+            <w:pPr>
+              <w:rPr>
+                <w:rFonts w:ascii="Times New Roman" w:hAnsi="Times New Roman" w:cs="Times New Roman"/>
+              </w:rPr>
+            </w:pPr>
+            <w:r>
+              <w:rPr>
+                <w:rFonts w:ascii="Times New Roman" w:hAnsi="Times New Roman" w:cs="Times New Roman"/>
+              </w:rPr>
+              <w:t xml:space="preserve">                &lt;li&gt;&lt;a </w:t>
+            </w:r>
+            <w:proofErr w:type="spellStart"/>
+            <w:r>
+              <w:rPr>
+                <w:rFonts w:ascii="Times New Roman" w:hAnsi="Times New Roman" w:cs="Times New Roman"/>
+              </w:rPr>
+              <w:t>href</w:t>
+            </w:r>
+            <w:proofErr w:type="spellEnd"/>
+            <w:r>
+              <w:rPr>
+                <w:rFonts w:ascii="Times New Roman" w:hAnsi="Times New Roman" w:cs="Times New Roman"/>
+              </w:rPr>
+              <w:t>=""&gt;Upcoming Events&lt;/a&gt;&lt;/li&gt;</w:t>
+            </w:r>
+          </w:p>
+          <w:p>
+            <w:pPr>
+              <w:rPr>
+                <w:rFonts w:ascii="Times New Roman" w:hAnsi="Times New Roman" w:cs="Times New Roman"/>
+              </w:rPr>
+            </w:pPr>
+            <w:r>
+              <w:rPr>
+                <w:rFonts w:ascii="Times New Roman" w:hAnsi="Times New Roman" w:cs="Times New Roman"/>
+              </w:rPr>
+              <w:t xml:space="preserve">                &lt;li&gt;&lt;a </w:t>
+            </w:r>
+            <w:proofErr w:type="spellStart"/>
+            <w:r>
+              <w:rPr>
+                <w:rFonts w:ascii="Times New Roman" w:hAnsi="Times New Roman" w:cs="Times New Roman"/>
+              </w:rPr>
+              <w:t>href</w:t>
+            </w:r>
+            <w:proofErr w:type="spellEnd"/>
+            <w:r>
+              <w:rPr>
+                <w:rFonts w:ascii="Times New Roman" w:hAnsi="Times New Roman" w:cs="Times New Roman"/>
+              </w:rPr>
+              <w:t>=""&gt;Learning Resources&lt;/a&gt;&lt;/li&gt;</w:t>
+            </w:r>
+          </w:p>
+          <w:p>
+            <w:pPr>
+              <w:rPr>
+                <w:rFonts w:ascii="Times New Roman" w:hAnsi="Times New Roman" w:cs="Times New Roman"/>
+              </w:rPr>
+            </w:pPr>
+            <w:r>
+              <w:rPr>
+                <w:rFonts w:ascii="Times New Roman" w:hAnsi="Times New Roman" w:cs="Times New Roman"/>
+              </w:rPr>
+              <w:t xml:space="preserve">                &lt;li&gt;&lt;a </w:t>
+            </w:r>
+            <w:proofErr w:type="spellStart"/>
+            <w:r>
+              <w:rPr>
+                <w:rFonts w:ascii="Times New Roman" w:hAnsi="Times New Roman" w:cs="Times New Roman"/>
+              </w:rPr>
+              <w:t>href</w:t>
+            </w:r>
+            <w:proofErr w:type="spellEnd"/>
+            <w:r>
+              <w:rPr>
+                <w:rFonts w:ascii="Times New Roman" w:hAnsi="Times New Roman" w:cs="Times New Roman"/>
+              </w:rPr>
+              <w:t>=""&gt;Join the Club&lt;/a&gt;&lt;/li&gt;</w:t>
+            </w:r>
+          </w:p>
+          <w:p>
+            <w:pPr>
+              <w:rPr>
+                <w:rFonts w:ascii="Times New Roman" w:hAnsi="Times New Roman" w:cs="Times New Roman"/>
+              </w:rPr>
+            </w:pPr>
+            <w:r>
+              <w:rPr>
+                <w:rFonts w:ascii="Times New Roman" w:hAnsi="Times New Roman" w:cs="Times New Roman"/>
+              </w:rPr>
+              <w:t>            &lt;/ul&gt;</w:t>
+            </w:r>
+          </w:p>
+          <w:p>
+            <w:pPr>
+              <w:rPr>
+                <w:rFonts w:ascii="Times New Roman" w:hAnsi="Times New Roman" w:cs="Times New Roman"/>
+              </w:rPr>
+            </w:pPr>
+            <w:r>
+              <w:rPr>
+                <w:rFonts w:ascii="Times New Roman" w:hAnsi="Times New Roman" w:cs="Times New Roman"/>
+              </w:rPr>
+              <w:t>            &lt;</w:t>
+            </w:r>
+            <w:proofErr w:type="spellStart"/>
+            <w:r>
+              <w:rPr>
+                <w:rFonts w:ascii="Times New Roman" w:hAnsi="Times New Roman" w:cs="Times New Roman"/>
+              </w:rPr>
+              <w:t>br</w:t>
+            </w:r>
+            <w:proofErr w:type="spellEnd"/>
+            <w:r>
+              <w:rPr>
+                <w:rFonts w:ascii="Times New Roman" w:hAnsi="Times New Roman" w:cs="Times New Roman"/>
+              </w:rPr>
+              <w:t>&gt;</w:t>
+            </w:r>
+          </w:p>
+          <w:p>
+            <w:pPr>
+              <w:rPr>
+                <w:rFonts w:ascii="Times New Roman" w:hAnsi="Times New Roman" w:cs="Times New Roman"/>
+              </w:rPr>
+            </w:pPr>
+            <w:r>
+              <w:rPr>
+                <w:rFonts w:ascii="Times New Roman" w:hAnsi="Times New Roman" w:cs="Times New Roman"/>
+              </w:rPr>
+              <w:t>            &lt;p&gt;&lt;b&gt;Weekly meet-up&lt;/b&gt;&lt;/p&gt;</w:t>
+            </w:r>
+          </w:p>
+          <w:p>
+            <w:pPr>
+              <w:rPr>
+                <w:rFonts w:ascii="Times New Roman" w:hAnsi="Times New Roman" w:cs="Times New Roman"/>
+              </w:rPr>
+            </w:pPr>
+            <w:r>
+              <w:rPr>
+                <w:rFonts w:ascii="Times New Roman" w:hAnsi="Times New Roman" w:cs="Times New Roman"/>
+              </w:rPr>
+              <w:t>            &lt;p&gt;Wednesday, 3.00 PM&lt;/p&gt;</w:t>
+            </w:r>
+          </w:p>
+          <w:p>
+            <w:pPr>
+              <w:rPr>
+                <w:rFonts w:ascii="Times New Roman" w:hAnsi="Times New Roman" w:cs="Times New Roman"/>
+              </w:rPr>
+            </w:pPr>
+            <w:r>
+              <w:rPr>
+                <w:rFonts w:ascii="Times New Roman" w:hAnsi="Times New Roman" w:cs="Times New Roman"/>
+              </w:rPr>
+              <w:t>            &lt;p&gt;Student activity Room&lt;/p&gt;</w:t>
+            </w:r>
+          </w:p>
+          <w:p>
+            <w:pPr>
+              <w:rPr>
+                <w:rFonts w:ascii="Times New Roman" w:hAnsi="Times New Roman" w:cs="Times New Roman"/>
+              </w:rPr>
+            </w:pPr>
+            <w:r>
+              <w:rPr>
+                <w:rFonts w:ascii="Times New Roman" w:hAnsi="Times New Roman" w:cs="Times New Roman"/>
+              </w:rPr>
+              <w:t>        &lt;/div&gt;</w:t>
+            </w:r>
+          </w:p>
+          <w:p>
+            <w:pPr>
+              <w:rPr>
+                <w:rFonts w:ascii="Times New Roman" w:hAnsi="Times New Roman" w:cs="Times New Roman"/>
+              </w:rPr>
+            </w:pPr>
+            <w:r>
+              <w:rPr>
+                <w:rFonts w:ascii="Times New Roman" w:hAnsi="Times New Roman" w:cs="Times New Roman"/>
+              </w:rPr>
+              <w:t>        &lt;div class="body-area"&gt;</w:t>
+            </w:r>
+          </w:p>
+          <w:p>
+            <w:pPr>
+              <w:rPr>
+                <w:rFonts w:ascii="Times New Roman" w:hAnsi="Times New Roman" w:cs="Times New Roman"/>
+              </w:rPr>
+            </w:pPr>
+            <w:r>
+              <w:rPr>
+                <w:rFonts w:ascii="Times New Roman" w:hAnsi="Times New Roman" w:cs="Times New Roman"/>
+              </w:rPr>
+              <w:t>            &lt;p style="</w:t>
+            </w:r>
+            <w:proofErr w:type="spellStart"/>
+            <w:r>
+              <w:rPr>
+                <w:rFonts w:ascii="Times New Roman" w:hAnsi="Times New Roman" w:cs="Times New Roman"/>
+              </w:rPr>
+              <w:t>color</w:t>
+            </w:r>
+            <w:proofErr w:type="spellEnd"/>
+            <w:r>
+              <w:rPr>
+                <w:rFonts w:ascii="Times New Roman" w:hAnsi="Times New Roman" w:cs="Times New Roman"/>
+              </w:rPr>
+              <w:t>: green; font-weight: bold; padding: 10px; background-</w:t>
+            </w:r>
+            <w:proofErr w:type="spellStart"/>
+            <w:r>
+              <w:rPr>
+                <w:rFonts w:ascii="Times New Roman" w:hAnsi="Times New Roman" w:cs="Times New Roman"/>
+              </w:rPr>
+              <w:t>color</w:t>
+            </w:r>
+            <w:proofErr w:type="spellEnd"/>
+            <w:r>
+              <w:rPr>
+                <w:rFonts w:ascii="Times New Roman" w:hAnsi="Times New Roman" w:cs="Times New Roman"/>
+              </w:rPr>
+              <w:t xml:space="preserve">: </w:t>
+            </w:r>
+            <w:proofErr w:type="spellStart"/>
+            <w:proofErr w:type="gramStart"/>
+            <w:r>
+              <w:rPr>
+                <w:rFonts w:ascii="Times New Roman" w:hAnsi="Times New Roman" w:cs="Times New Roman"/>
+              </w:rPr>
+              <w:t>rgba</w:t>
+            </w:r>
+            <w:proofErr w:type="spellEnd"/>
+            <w:r>
+              <w:rPr>
+                <w:rFonts w:ascii="Times New Roman" w:hAnsi="Times New Roman" w:cs="Times New Roman"/>
+              </w:rPr>
+              <w:t>(</w:t>
+            </w:r>
+            <w:proofErr w:type="gramEnd"/>
+            <w:r>
+              <w:rPr>
+                <w:rFonts w:ascii="Times New Roman" w:hAnsi="Times New Roman" w:cs="Times New Roman"/>
+              </w:rPr>
+              <w:t>172, 255, 47, 0.362); max-width: 290px;"&gt;WELCOME TO OUR COMMUNITY&lt;/p&gt;&lt;</w:t>
+            </w:r>
+            <w:proofErr w:type="spellStart"/>
+            <w:r>
+              <w:rPr>
+                <w:rFonts w:ascii="Times New Roman" w:hAnsi="Times New Roman" w:cs="Times New Roman"/>
+              </w:rPr>
+              <w:t>br</w:t>
+            </w:r>
+            <w:proofErr w:type="spellEnd"/>
+            <w:r>
+              <w:rPr>
+                <w:rFonts w:ascii="Times New Roman" w:hAnsi="Times New Roman" w:cs="Times New Roman"/>
+              </w:rPr>
+              <w:t>&gt;</w:t>
+            </w:r>
+          </w:p>
+          <w:p>
+            <w:pPr>
+              <w:rPr>
+                <w:rFonts w:ascii="Times New Roman" w:hAnsi="Times New Roman" w:cs="Times New Roman"/>
+              </w:rPr>
+            </w:pPr>
+            <w:r>
+              <w:rPr>
+                <w:rFonts w:ascii="Times New Roman" w:hAnsi="Times New Roman" w:cs="Times New Roman"/>
+              </w:rPr>
+              <w:t>            &lt;h2 Style="</w:t>
+            </w:r>
+            <w:proofErr w:type="spellStart"/>
+            <w:proofErr w:type="gramStart"/>
+            <w:r>
+              <w:rPr>
+                <w:rFonts w:ascii="Times New Roman" w:hAnsi="Times New Roman" w:cs="Times New Roman"/>
+              </w:rPr>
+              <w:t>color</w:t>
+            </w:r>
+            <w:proofErr w:type="spellEnd"/>
+            <w:r>
+              <w:rPr>
+                <w:rFonts w:ascii="Times New Roman" w:hAnsi="Times New Roman" w:cs="Times New Roman"/>
+              </w:rPr>
+              <w:t>:#</w:t>
+            </w:r>
+            <w:proofErr w:type="gramEnd"/>
+            <w:r>
+              <w:rPr>
+                <w:rFonts w:ascii="Times New Roman" w:hAnsi="Times New Roman" w:cs="Times New Roman"/>
+              </w:rPr>
+              <w:t>204477;"&gt;Discover Technology, Create Possibilities&lt;/h2&gt;&lt;</w:t>
+            </w:r>
+            <w:proofErr w:type="spellStart"/>
+            <w:r>
+              <w:rPr>
+                <w:rFonts w:ascii="Times New Roman" w:hAnsi="Times New Roman" w:cs="Times New Roman"/>
+              </w:rPr>
+              <w:t>br</w:t>
+            </w:r>
+            <w:proofErr w:type="spellEnd"/>
+            <w:r>
+              <w:rPr>
+                <w:rFonts w:ascii="Times New Roman" w:hAnsi="Times New Roman" w:cs="Times New Roman"/>
+              </w:rPr>
+              <w:t>&gt;</w:t>
+            </w:r>
+          </w:p>
+          <w:p>
+            <w:pPr>
+              <w:rPr>
+                <w:rFonts w:ascii="Times New Roman" w:hAnsi="Times New Roman" w:cs="Times New Roman"/>
+              </w:rPr>
+            </w:pPr>
+            <w:r>
+              <w:rPr>
+                <w:rFonts w:ascii="Times New Roman" w:hAnsi="Times New Roman" w:cs="Times New Roman"/>
+              </w:rPr>
+              <w:t>            &lt;p&gt;Welcome to Campus Tech Society! We are a student-led community that brings together people interested in</w:t>
+            </w:r>
+          </w:p>
+          <w:p>
+            <w:pPr>
+              <w:rPr>
+                <w:rFonts w:ascii="Times New Roman" w:hAnsi="Times New Roman" w:cs="Times New Roman"/>
+              </w:rPr>
+            </w:pPr>
+            <w:r>
+              <w:rPr>
+                <w:rFonts w:ascii="Times New Roman" w:hAnsi="Times New Roman" w:cs="Times New Roman"/>
+              </w:rPr>
+              <w:t xml:space="preserve">                web development, programming, design and emerging </w:t>
+            </w:r>
+            <w:proofErr w:type="gramStart"/>
+            <w:r>
+              <w:rPr>
+                <w:rFonts w:ascii="Times New Roman" w:hAnsi="Times New Roman" w:cs="Times New Roman"/>
+              </w:rPr>
+              <w:t>technology.&lt;</w:t>
+            </w:r>
+            <w:proofErr w:type="gramEnd"/>
+            <w:r>
+              <w:rPr>
+                <w:rFonts w:ascii="Times New Roman" w:hAnsi="Times New Roman" w:cs="Times New Roman"/>
+              </w:rPr>
+              <w:t>/p&gt;&lt;</w:t>
+            </w:r>
+            <w:proofErr w:type="spellStart"/>
+            <w:r>
+              <w:rPr>
+                <w:rFonts w:ascii="Times New Roman" w:hAnsi="Times New Roman" w:cs="Times New Roman"/>
+              </w:rPr>
+              <w:t>br</w:t>
+            </w:r>
+            <w:proofErr w:type="spellEnd"/>
+            <w:r>
+              <w:rPr>
+                <w:rFonts w:ascii="Times New Roman" w:hAnsi="Times New Roman" w:cs="Times New Roman"/>
+              </w:rPr>
+              <w:t>&gt;</w:t>
+            </w:r>
+          </w:p>
+          <w:p>
+            <w:pPr>
+              <w:rPr>
+                <w:rFonts w:ascii="Times New Roman" w:hAnsi="Times New Roman" w:cs="Times New Roman"/>
+              </w:rPr>
+            </w:pPr>
+            <w:r>
+              <w:rPr>
+                <w:rFonts w:ascii="Times New Roman" w:hAnsi="Times New Roman" w:cs="Times New Roman"/>
+              </w:rPr>
+              <w:t>            &lt;h3 style="</w:t>
+            </w:r>
+            <w:proofErr w:type="spellStart"/>
+            <w:proofErr w:type="gramStart"/>
+            <w:r>
+              <w:rPr>
+                <w:rFonts w:ascii="Times New Roman" w:hAnsi="Times New Roman" w:cs="Times New Roman"/>
+              </w:rPr>
+              <w:t>color</w:t>
+            </w:r>
+            <w:proofErr w:type="spellEnd"/>
+            <w:r>
+              <w:rPr>
+                <w:rFonts w:ascii="Times New Roman" w:hAnsi="Times New Roman" w:cs="Times New Roman"/>
+              </w:rPr>
+              <w:t>:#</w:t>
+            </w:r>
+            <w:proofErr w:type="gramEnd"/>
+            <w:r>
+              <w:rPr>
+                <w:rFonts w:ascii="Times New Roman" w:hAnsi="Times New Roman" w:cs="Times New Roman"/>
+              </w:rPr>
+              <w:t>204477;"&gt;About Our Club&lt;/h3&gt;&lt;</w:t>
+            </w:r>
+            <w:proofErr w:type="spellStart"/>
+            <w:r>
+              <w:rPr>
+                <w:rFonts w:ascii="Times New Roman" w:hAnsi="Times New Roman" w:cs="Times New Roman"/>
+              </w:rPr>
+              <w:t>br</w:t>
+            </w:r>
+            <w:proofErr w:type="spellEnd"/>
+            <w:r>
+              <w:rPr>
+                <w:rFonts w:ascii="Times New Roman" w:hAnsi="Times New Roman" w:cs="Times New Roman"/>
+              </w:rPr>
+              <w:t>&gt;</w:t>
+            </w:r>
+          </w:p>
+          <w:p>
+            <w:pPr>
+              <w:rPr>
+                <w:rFonts w:ascii="Times New Roman" w:hAnsi="Times New Roman" w:cs="Times New Roman"/>
+              </w:rPr>
+            </w:pPr>
+            <w:r>
+              <w:rPr>
+                <w:rFonts w:ascii="Times New Roman" w:hAnsi="Times New Roman" w:cs="Times New Roman"/>
+              </w:rPr>
+              <w:t>            &lt;p&gt;Our mission is to help students build practical skills through hands-on workshops, mini projects and</w:t>
+            </w:r>
+          </w:p>
+          <w:p>
+            <w:pPr>
+              <w:rPr>
+                <w:rFonts w:ascii="Times New Roman" w:hAnsi="Times New Roman" w:cs="Times New Roman"/>
+              </w:rPr>
+            </w:pPr>
+            <w:r>
+              <w:rPr>
+                <w:rFonts w:ascii="Times New Roman" w:hAnsi="Times New Roman" w:cs="Times New Roman"/>
+              </w:rPr>
+              <w:t xml:space="preserve">                knowledge-sharing sessions. Everyone is welcome, including </w:t>
+            </w:r>
+            <w:proofErr w:type="gramStart"/>
+            <w:r>
+              <w:rPr>
+                <w:rFonts w:ascii="Times New Roman" w:hAnsi="Times New Roman" w:cs="Times New Roman"/>
+              </w:rPr>
+              <w:t>beginners.&lt;</w:t>
+            </w:r>
+            <w:proofErr w:type="gramEnd"/>
+            <w:r>
+              <w:rPr>
+                <w:rFonts w:ascii="Times New Roman" w:hAnsi="Times New Roman" w:cs="Times New Roman"/>
+              </w:rPr>
+              <w:t>/p&gt;&lt;</w:t>
+            </w:r>
+            <w:proofErr w:type="spellStart"/>
+            <w:r>
+              <w:rPr>
+                <w:rFonts w:ascii="Times New Roman" w:hAnsi="Times New Roman" w:cs="Times New Roman"/>
+              </w:rPr>
+              <w:t>br</w:t>
+            </w:r>
+            <w:proofErr w:type="spellEnd"/>
+            <w:r>
+              <w:rPr>
+                <w:rFonts w:ascii="Times New Roman" w:hAnsi="Times New Roman" w:cs="Times New Roman"/>
+              </w:rPr>
+              <w:t>&gt;</w:t>
+            </w:r>
+          </w:p>
+          <w:p>
+            <w:pPr>
+              <w:rPr>
+                <w:rFonts w:ascii="Times New Roman" w:hAnsi="Times New Roman" w:cs="Times New Roman"/>
+              </w:rPr>
+            </w:pPr>
+          </w:p>
+          <w:p>
+            <w:pPr>
+              <w:rPr>
+                <w:rFonts w:ascii="Times New Roman" w:hAnsi="Times New Roman" w:cs="Times New Roman"/>
+              </w:rPr>
+            </w:pPr>
+            <w:r>
+              <w:rPr>
+                <w:rFonts w:ascii="Times New Roman" w:hAnsi="Times New Roman" w:cs="Times New Roman"/>
+              </w:rPr>
+              <w:t>            &lt;h3 style="</w:t>
+            </w:r>
+            <w:proofErr w:type="spellStart"/>
+            <w:proofErr w:type="gramStart"/>
+            <w:r>
+              <w:rPr>
+                <w:rFonts w:ascii="Times New Roman" w:hAnsi="Times New Roman" w:cs="Times New Roman"/>
+              </w:rPr>
+              <w:t>color</w:t>
+            </w:r>
+            <w:proofErr w:type="spellEnd"/>
+            <w:r>
+              <w:rPr>
+                <w:rFonts w:ascii="Times New Roman" w:hAnsi="Times New Roman" w:cs="Times New Roman"/>
+              </w:rPr>
+              <w:t>:#</w:t>
+            </w:r>
+            <w:proofErr w:type="gramEnd"/>
+            <w:r>
+              <w:rPr>
+                <w:rFonts w:ascii="Times New Roman" w:hAnsi="Times New Roman" w:cs="Times New Roman"/>
+              </w:rPr>
+              <w:t>204477;"&gt;Upcoming Activities&lt;/h3&gt;&lt;</w:t>
+            </w:r>
+            <w:proofErr w:type="spellStart"/>
+            <w:r>
+              <w:rPr>
+                <w:rFonts w:ascii="Times New Roman" w:hAnsi="Times New Roman" w:cs="Times New Roman"/>
+              </w:rPr>
+              <w:t>br</w:t>
+            </w:r>
+            <w:proofErr w:type="spellEnd"/>
+            <w:r>
+              <w:rPr>
+                <w:rFonts w:ascii="Times New Roman" w:hAnsi="Times New Roman" w:cs="Times New Roman"/>
+              </w:rPr>
+              <w:t>&gt;</w:t>
+            </w:r>
+          </w:p>
+          <w:p>
+            <w:pPr>
+              <w:rPr>
+                <w:rFonts w:ascii="Times New Roman" w:hAnsi="Times New Roman" w:cs="Times New Roman"/>
+              </w:rPr>
+            </w:pPr>
+            <w:r>
+              <w:rPr>
+                <w:rFonts w:ascii="Times New Roman" w:hAnsi="Times New Roman" w:cs="Times New Roman"/>
+              </w:rPr>
+              <w:t>            &lt;ul style="margin-left: 20px;"&gt;</w:t>
+            </w:r>
+          </w:p>
+          <w:p>
+            <w:pPr>
+              <w:rPr>
+                <w:rFonts w:ascii="Times New Roman" w:hAnsi="Times New Roman" w:cs="Times New Roman"/>
+              </w:rPr>
+            </w:pPr>
+            <w:r>
+              <w:rPr>
+                <w:rFonts w:ascii="Times New Roman" w:hAnsi="Times New Roman" w:cs="Times New Roman"/>
+              </w:rPr>
+              <w:t xml:space="preserve">                &lt;li&gt;&lt;b&gt;HTML &amp; CSS Workshop:&lt;/b&gt; Create your first </w:t>
+            </w:r>
+            <w:proofErr w:type="gramStart"/>
+            <w:r>
+              <w:rPr>
+                <w:rFonts w:ascii="Times New Roman" w:hAnsi="Times New Roman" w:cs="Times New Roman"/>
+              </w:rPr>
+              <w:t>website.&lt;</w:t>
+            </w:r>
+            <w:proofErr w:type="gramEnd"/>
+            <w:r>
+              <w:rPr>
+                <w:rFonts w:ascii="Times New Roman" w:hAnsi="Times New Roman" w:cs="Times New Roman"/>
+              </w:rPr>
+              <w:t>/li&gt;</w:t>
+            </w:r>
+          </w:p>
+          <w:p>
+            <w:pPr>
+              <w:rPr>
+                <w:rFonts w:ascii="Times New Roman" w:hAnsi="Times New Roman" w:cs="Times New Roman"/>
+              </w:rPr>
+            </w:pPr>
+            <w:r>
+              <w:rPr>
+                <w:rFonts w:ascii="Times New Roman" w:hAnsi="Times New Roman" w:cs="Times New Roman"/>
+              </w:rPr>
+              <w:t xml:space="preserve">                &lt;li&gt;&lt;b&gt;Hackathon Day:&lt;/b&gt; Build an idea with your </w:t>
+            </w:r>
+            <w:proofErr w:type="gramStart"/>
+            <w:r>
+              <w:rPr>
+                <w:rFonts w:ascii="Times New Roman" w:hAnsi="Times New Roman" w:cs="Times New Roman"/>
+              </w:rPr>
+              <w:t>team.&lt;</w:t>
+            </w:r>
+            <w:proofErr w:type="gramEnd"/>
+            <w:r>
+              <w:rPr>
+                <w:rFonts w:ascii="Times New Roman" w:hAnsi="Times New Roman" w:cs="Times New Roman"/>
+              </w:rPr>
+              <w:t>/li&gt;</w:t>
+            </w:r>
+          </w:p>
+          <w:p>
+            <w:pPr>
+              <w:rPr>
+                <w:rFonts w:ascii="Times New Roman" w:hAnsi="Times New Roman" w:cs="Times New Roman"/>
+              </w:rPr>
+            </w:pPr>
+            <w:r>
+              <w:rPr>
+                <w:rFonts w:ascii="Times New Roman" w:hAnsi="Times New Roman" w:cs="Times New Roman"/>
+              </w:rPr>
+              <w:t xml:space="preserve">                &lt;li&gt;&lt;b&gt;Tech Talk:&lt;/b&gt; Learn from industry </w:t>
+            </w:r>
+            <w:proofErr w:type="gramStart"/>
+            <w:r>
+              <w:rPr>
+                <w:rFonts w:ascii="Times New Roman" w:hAnsi="Times New Roman" w:cs="Times New Roman"/>
+              </w:rPr>
+              <w:t>speakers.&lt;</w:t>
+            </w:r>
+            <w:proofErr w:type="gramEnd"/>
+            <w:r>
+              <w:rPr>
+                <w:rFonts w:ascii="Times New Roman" w:hAnsi="Times New Roman" w:cs="Times New Roman"/>
+              </w:rPr>
+              <w:t>/li&gt;</w:t>
+            </w:r>
+          </w:p>
+          <w:p>
+            <w:pPr>
+              <w:rPr>
+                <w:rFonts w:ascii="Times New Roman" w:hAnsi="Times New Roman" w:cs="Times New Roman"/>
+              </w:rPr>
+            </w:pPr>
+            <w:r>
+              <w:rPr>
+                <w:rFonts w:ascii="Times New Roman" w:hAnsi="Times New Roman" w:cs="Times New Roman"/>
+              </w:rPr>
+              <w:t>            &lt;/ul&gt;&lt;</w:t>
+            </w:r>
+            <w:proofErr w:type="spellStart"/>
+            <w:r>
+              <w:rPr>
+                <w:rFonts w:ascii="Times New Roman" w:hAnsi="Times New Roman" w:cs="Times New Roman"/>
+              </w:rPr>
+              <w:t>br</w:t>
+            </w:r>
+            <w:proofErr w:type="spellEnd"/>
+            <w:r>
+              <w:rPr>
+                <w:rFonts w:ascii="Times New Roman" w:hAnsi="Times New Roman" w:cs="Times New Roman"/>
+              </w:rPr>
+              <w:t>&gt;</w:t>
+            </w:r>
+          </w:p>
+          <w:p>
+            <w:pPr>
+              <w:rPr>
+                <w:rFonts w:ascii="Times New Roman" w:hAnsi="Times New Roman" w:cs="Times New Roman"/>
+              </w:rPr>
+            </w:pPr>
+            <w:r>
+              <w:rPr>
+                <w:rFonts w:ascii="Times New Roman" w:hAnsi="Times New Roman" w:cs="Times New Roman"/>
+              </w:rPr>
+              <w:t>            &lt;h3 style="</w:t>
+            </w:r>
+            <w:proofErr w:type="spellStart"/>
+            <w:proofErr w:type="gramStart"/>
+            <w:r>
+              <w:rPr>
+                <w:rFonts w:ascii="Times New Roman" w:hAnsi="Times New Roman" w:cs="Times New Roman"/>
+              </w:rPr>
+              <w:t>color</w:t>
+            </w:r>
+            <w:proofErr w:type="spellEnd"/>
+            <w:r>
+              <w:rPr>
+                <w:rFonts w:ascii="Times New Roman" w:hAnsi="Times New Roman" w:cs="Times New Roman"/>
+              </w:rPr>
+              <w:t>:#</w:t>
+            </w:r>
+            <w:proofErr w:type="gramEnd"/>
+            <w:r>
+              <w:rPr>
+                <w:rFonts w:ascii="Times New Roman" w:hAnsi="Times New Roman" w:cs="Times New Roman"/>
+              </w:rPr>
+              <w:t>204477;"&gt;Learning Resources&lt;/h3&gt;&lt;</w:t>
+            </w:r>
+            <w:proofErr w:type="spellStart"/>
+            <w:r>
+              <w:rPr>
+                <w:rFonts w:ascii="Times New Roman" w:hAnsi="Times New Roman" w:cs="Times New Roman"/>
+              </w:rPr>
+              <w:t>br</w:t>
+            </w:r>
+            <w:proofErr w:type="spellEnd"/>
+            <w:r>
+              <w:rPr>
+                <w:rFonts w:ascii="Times New Roman" w:hAnsi="Times New Roman" w:cs="Times New Roman"/>
+              </w:rPr>
+              <w:t>&gt;</w:t>
+            </w:r>
+          </w:p>
+          <w:p>
+            <w:pPr>
+              <w:rPr>
+                <w:rFonts w:ascii="Times New Roman" w:hAnsi="Times New Roman" w:cs="Times New Roman"/>
+              </w:rPr>
+            </w:pPr>
+            <w:r>
+              <w:rPr>
+                <w:rFonts w:ascii="Times New Roman" w:hAnsi="Times New Roman" w:cs="Times New Roman"/>
+              </w:rPr>
+              <w:t xml:space="preserve">            &lt;p&gt;Start learning with free tutorials at &lt;a </w:t>
+            </w:r>
+            <w:proofErr w:type="spellStart"/>
+            <w:r>
+              <w:rPr>
+                <w:rFonts w:ascii="Times New Roman" w:hAnsi="Times New Roman" w:cs="Times New Roman"/>
+              </w:rPr>
+              <w:t>href</w:t>
+            </w:r>
+            <w:proofErr w:type="spellEnd"/>
+            <w:r>
+              <w:rPr>
+                <w:rFonts w:ascii="Times New Roman" w:hAnsi="Times New Roman" w:cs="Times New Roman"/>
+              </w:rPr>
+              <w:t>="https://www.w3schools.com" target="_blank"&gt;W3Schools&lt;/a&gt;.</w:t>
+            </w:r>
+          </w:p>
+          <w:p>
+            <w:pPr>
+              <w:rPr>
+                <w:rFonts w:ascii="Times New Roman" w:hAnsi="Times New Roman" w:cs="Times New Roman"/>
+              </w:rPr>
+            </w:pPr>
+            <w:r>
+              <w:rPr>
+                <w:rFonts w:ascii="Times New Roman" w:hAnsi="Times New Roman" w:cs="Times New Roman"/>
+              </w:rPr>
+              <w:t>            &lt;/p&gt;</w:t>
+            </w:r>
+          </w:p>
+          <w:p>
+            <w:pPr>
+              <w:rPr>
+                <w:rFonts w:ascii="Times New Roman" w:hAnsi="Times New Roman" w:cs="Times New Roman"/>
+              </w:rPr>
+            </w:pPr>
+            <w:r>
+              <w:rPr>
+                <w:rFonts w:ascii="Times New Roman" w:hAnsi="Times New Roman" w:cs="Times New Roman"/>
+              </w:rPr>
+              <w:t>        &lt;/div&gt;</w:t>
+            </w:r>
+          </w:p>
+          <w:p>
+            <w:pPr>
+              <w:rPr>
+                <w:rFonts w:ascii="Times New Roman" w:hAnsi="Times New Roman" w:cs="Times New Roman"/>
+              </w:rPr>
+            </w:pPr>
+            <w:r>
+              <w:rPr>
+                <w:rFonts w:ascii="Times New Roman" w:hAnsi="Times New Roman" w:cs="Times New Roman"/>
+              </w:rPr>
+              <w:t>    &lt;/div&gt;</w:t>
+            </w:r>
+          </w:p>
+          <w:p>
+            <w:pPr>
+              <w:rPr>
+                <w:rFonts w:ascii="Times New Roman" w:hAnsi="Times New Roman" w:cs="Times New Roman"/>
+              </w:rPr>
+            </w:pPr>
+          </w:p>
+          <w:p>
+            <w:pPr>
+              <w:rPr>
+                <w:rFonts w:ascii="Times New Roman" w:hAnsi="Times New Roman" w:cs="Times New Roman"/>
+              </w:rPr>
+            </w:pPr>
+            <w:r>
+              <w:rPr>
+                <w:rFonts w:ascii="Times New Roman" w:hAnsi="Times New Roman" w:cs="Times New Roman"/>
+              </w:rPr>
+              <w:t>    &lt;div class="footer"&gt;</w:t>
+            </w:r>
+          </w:p>
+          <w:p>
+            <w:pPr>
+              <w:rPr>
+                <w:rFonts w:ascii="Times New Roman" w:hAnsi="Times New Roman" w:cs="Times New Roman"/>
+              </w:rPr>
+            </w:pPr>
+            <w:r>
+              <w:rPr>
+                <w:rFonts w:ascii="Times New Roman" w:hAnsi="Times New Roman" w:cs="Times New Roman"/>
+              </w:rPr>
+              <w:t xml:space="preserve">        &lt;p&gt;2026 FSKTM IT Club. All rights </w:t>
+            </w:r>
+            <w:proofErr w:type="gramStart"/>
+            <w:r>
+              <w:rPr>
+                <w:rFonts w:ascii="Times New Roman" w:hAnsi="Times New Roman" w:cs="Times New Roman"/>
+              </w:rPr>
+              <w:t>reserved.&lt;</w:t>
+            </w:r>
+            <w:proofErr w:type="gramEnd"/>
+            <w:r>
+              <w:rPr>
+                <w:rFonts w:ascii="Times New Roman" w:hAnsi="Times New Roman" w:cs="Times New Roman"/>
+              </w:rPr>
+              <w:t>/p&gt;</w:t>
+            </w:r>
+          </w:p>
+          <w:p>
+            <w:pPr>
+              <w:rPr>
+                <w:rFonts w:ascii="Times New Roman" w:hAnsi="Times New Roman" w:cs="Times New Roman"/>
+              </w:rPr>
+            </w:pPr>
+            <w:r>
+              <w:rPr>
+                <w:rFonts w:ascii="Times New Roman" w:hAnsi="Times New Roman" w:cs="Times New Roman"/>
+              </w:rPr>
+              <w:t>    &lt;/div&gt;</w:t>
+            </w:r>
+          </w:p>
+          <w:p>
+            <w:pPr>
+              <w:rPr>
+                <w:rFonts w:ascii="Times New Roman" w:hAnsi="Times New Roman" w:cs="Times New Roman"/>
+              </w:rPr>
+            </w:pPr>
+            <w:r>
+              <w:rPr>
+                <w:rFonts w:ascii="Times New Roman" w:hAnsi="Times New Roman" w:cs="Times New Roman"/>
+              </w:rPr>
+              <w:t>&lt;/body&gt;</w:t>
+            </w:r>
+          </w:p>
+          <w:p>
+            <w:pPr>
+              <w:rPr>
+                <w:rFonts w:ascii="Times New Roman" w:hAnsi="Times New Roman" w:cs="Times New Roman"/>
+              </w:rPr>
+            </w:pPr>
+          </w:p>
+          <w:p>
+            <w:pPr>
+              <w:rPr>
+                <w:rFonts w:ascii="Times New Roman" w:hAnsi="Times New Roman" w:cs="Times New Roman"/>
+              </w:rPr>
+            </w:pPr>
+            <w:r>
+              <w:rPr>
+                <w:rFonts w:ascii="Times New Roman" w:hAnsi="Times New Roman" w:cs="Times New Roman"/>
+              </w:rPr>
+              <w:t>&lt;/html&gt;</w:t>
+            </w:r>
+          </w:p>
+        </w:tc>
+      </w:tr>
+    </w:tbl>
+    <w:p>
+      <w:pPr>
+        <w:rPr>
+          <w:rFonts w:ascii="Times New Roman" w:hAnsi="Times New Roman" w:cs="Times New Roman"/>
+        </w:rPr>
+      </w:pPr>
+    </w:p>
+    <w:p>
+      <w:pPr>
+        <w:rPr>
+          <w:rFonts w:ascii="Times New Roman" w:hAnsi="Times New Roman" w:cs="Times New Roman"/>
+        </w:rPr>
+      </w:pPr>
+      <w:r>
+        <w:rPr>
+          <w:rFonts w:ascii="Times New Roman" w:hAnsi="Times New Roman" w:cs="Times New Roman"/>
+        </w:rPr>
+        <w:br w:type="page"/>
+      </w:r>
+    </w:p>
+    <w:p>
+      <w:pPr>
+        <w:rPr>
+          <w:rFonts w:ascii="Times New Roman" w:hAnsi="Times New Roman" w:cs="Times New Roman"/>
+          <w:b/>
+          <w:bCs/>
+          <w:sz w:val="24"/>
+          <w:szCs w:val="24"/>
+        </w:rPr>
+      </w:pPr>
+      <w:r>
+        <w:rPr>
+          <w:rFonts w:ascii="Times New Roman" w:hAnsi="Times New Roman" w:cs="Times New Roman"/>
+          <w:b/>
+          <w:bCs/>
+          <w:sz w:val="24"/>
+          <w:szCs w:val="24"/>
+        </w:rPr>
+        <w:lastRenderedPageBreak/>
+        <w:t>Output:</w:t>
+      </w:r>
+    </w:p>
+    <w:p>
+      <w:pPr>
+        <w:rPr>
+          <w:rFonts w:ascii="Times New Roman" w:hAnsi="Times New Roman" w:cs="Times New Roman"/>
+          <w:sz w:val="24"/>
+          <w:szCs w:val="24"/>
+        </w:rPr>
+      </w:pPr>
+      <w:r>
+        <w:rPr>
+          <w:rFonts w:ascii="Times New Roman" w:hAnsi="Times New Roman" w:cs="Times New Roman"/>
+          <w:sz w:val="24"/>
+          <w:szCs w:val="24"/>
+        </w:rPr>
+        <w:drawing>
+          <wp:inline distT="0" distB="0" distL="0" distR="0" wp14:anchorId="2401FAC7" wp14:editId="6C729343">
+            <wp:extent cx="5731510" cy="2741295"/>
+            <wp:effectExtent l="0" t="0" r="2540" b="1905"/>
+            <wp:docPr id="49842622" name="Picture 1"/>
+            <wp:cNvGraphicFramePr>
+              <a:graphicFrameLocks xmlns:a="http://schemas.openxmlformats.org/drawingml/2006/main" noChangeAspect="1"/>
+            </wp:cNvGraphicFramePr>
+            <a:graphic xmlns:a="http://schemas.openxmlformats.org/drawingml/2006/main">
+              <a:graphicData uri="http://schemas.openxmlformats.org/drawingml/2006/picture">
+                <pic:pic xmlns:pic="http://schemas.openxmlformats.org/drawingml/2006/picture">
+                  <pic:nvPicPr>
+                    <pic:cNvPr id="49842622" name=""/>
+                    <pic:cNvPicPr/>
+                  </pic:nvPicPr>
+                  <pic:blipFill>
+                    <a:blip r:embed="rId5"/>
+                    <a:stretch>
+                      <a:fillRect/>
+                    </a:stretch>
+                  </pic:blipFill>
+                  <pic:spPr>
+                    <a:xfrm>
+                      <a:off x="0" y="0"/>
+                      <a:ext cx="5731510" cy="2741295"/>
+                    </a:xfrm>
+                    <a:prstGeom prst="rect">
+                      <a:avLst/>
+                    </a:prstGeom>
+                  </pic:spPr>
+                </pic:pic>
+              </a:graphicData>
+            </a:graphic>
+          </wp:inline>
+        </w:drawing>
+      </w:r>
+    </w:p>
+    <w:p>
+      <w:pPr>
+        <w:rPr>
+          <w:rFonts w:ascii="Times New Roman" w:hAnsi="Times New Roman" w:cs="Times New Roman"/>
+          <w:sz w:val="24"/>
+          <w:szCs w:val="24"/>
+        </w:rPr>
+      </w:pPr>
+    </w:p>
+    <w:p>
+      <w:pPr>
+        <w:rPr>
+          <w:rFonts w:ascii="Times New Roman" w:hAnsi="Times New Roman" w:cs="Times New Roman"/>
+          <w:b/>
+          <w:bCs/>
+          <w:sz w:val="24"/>
+          <w:szCs w:val="24"/>
+        </w:rPr>
+      </w:pPr>
+      <w:proofErr w:type="spellStart"/>
+      <w:r>
+        <w:rPr>
+          <w:rFonts w:ascii="Times New Roman" w:hAnsi="Times New Roman" w:cs="Times New Roman"/>
+          <w:b/>
+          <w:bCs/>
+          <w:sz w:val="24"/>
+          <w:szCs w:val="24"/>
+        </w:rPr>
+        <w:t>Github</w:t>
+      </w:r>
+      <w:proofErr w:type="spellEnd"/>
+      <w:r>
+        <w:rPr>
+          <w:rFonts w:ascii="Times New Roman" w:hAnsi="Times New Roman" w:cs="Times New Roman"/>
+          <w:b/>
+          <w:bCs/>
+          <w:sz w:val="24"/>
+          <w:szCs w:val="24"/>
+        </w:rPr>
+        <w:t xml:space="preserve"> Pages:</w:t>
+      </w:r>
+    </w:p>
+    <w:p>
+      <w:pPr>
+        <w:rPr>
+          <w:rFonts w:ascii="Times New Roman" w:hAnsi="Times New Roman" w:cs="Times New Roman"/>
+          <w:sz w:val="24"/>
+          <w:szCs w:val="24"/>
+        </w:rPr>
+      </w:pPr>
+    </w:p>
+    <w:p>
+      <w:pPr>
+        <w:rPr>
+          <w:rFonts w:ascii="Times New Roman" w:hAnsi="Times New Roman" w:cs="Times New Roman"/>
+          <w:sz w:val="24"/>
+          <w:szCs w:val="24"/>
+        </w:rPr>
+      </w:pPr>
+      <w:r>
+        <w:rPr>
+          <w:rFonts w:ascii="Times New Roman" w:hAnsi="Times New Roman" w:cs="Times New Roman"/>
+          <w:sz w:val="24"/>
+          <w:szCs w:val="24"/>
+        </w:rPr>
+        <w:t>https://faizzarbain.github.io/LAB-4/</w:t>
+      </w:r>
+    </w:p>
     <w:sectPr>
       <w:pgSz w:w="11906" w:h="16838"/>
       <w:pgMar w:top="1440" w:right="1440" w:bottom="1440" w:left="1440" w:header="708" w:footer="708" w:gutter="0"/>
@@ -412,6 +3943,7 @@
   <w:style w:type="paragraph" w:default="1" w:styleId="Normal">
     <w:name w:val="Normal"/>
     <w:qFormat/>
+    <w:rsid w:val="00D165A4"/>
     <w:rPr>
       <w:rFonts w:cs="Mangal"/>
     </w:rPr>
@@ -618,7 +4150,6 @@
   <w:style w:type="character" w:default="1" w:styleId="DefaultParagraphFont">
     <w:name w:val="Default Paragraph Font"/>
     <w:uiPriority w:val="1"/>
-    <w:semiHidden/>
     <w:unhideWhenUsed/>
   </w:style>
   <w:style w:type="table" w:default="1" w:styleId="TableNormal">
@@ -934,6 +4465,25 @@
       <w:spacing w:val="5"/>
     </w:rPr>
   </w:style>
+  <w:style w:type="table" w:styleId="TableGrid">
+    <w:name w:val="Table Grid"/>
+    <w:basedOn w:val="TableNormal"/>
+    <w:uiPriority w:val="39"/>
+    <w:rsid w:val="00D165A4"/>
+    <w:pPr>
+      <w:spacing w:after="0" w:line="240" w:lineRule="auto"/>
+    </w:pPr>
+    <w:tblPr>
+      <w:tblBorders>
+        <w:top w:val="single" w:sz="4" w:space="0" w:color="auto"/>
+        <w:left w:val="single" w:sz="4" w:space="0" w:color="auto"/>
+        <w:bottom w:val="single" w:sz="4" w:space="0" w:color="auto"/>
+        <w:right w:val="single" w:sz="4" w:space="0" w:color="auto"/>
+        <w:insideH w:val="single" w:sz="4" w:space="0" w:color="auto"/>
+        <w:insideV w:val="single" w:sz="4" w:space="0" w:color="auto"/>
+      </w:tblBorders>
+    </w:tblPr>
+  </w:style>
 </w:styles>
 </file>
 

--- a/ci240123_lab4.docx
+++ b/ci240123_lab4.docx
@@ -169,17 +169,7 @@
           <w:sz w:val="28"/>
           <w:szCs w:val="24"/>
         </w:rPr>
-        <w:t xml:space="preserve">LAB </w:t>
-      </w:r>
-      <w:r>
-        <w:rPr>
-          <w:rFonts w:ascii="Times New Roman" w:hAnsi="Times New Roman" w:cs="Times New Roman"/>
-          <w:b/>
-          <w:bCs/>
-          <w:sz w:val="28"/>
-          <w:szCs w:val="24"/>
-        </w:rPr>
-        <w:t>4</w:t>
+        <w:t>LAB 4</w:t>
       </w:r>
     </w:p>
     <w:p>
@@ -949,7 +939,7 @@
               <w:rPr>
                 <w:rFonts w:ascii="Times New Roman" w:hAnsi="Times New Roman" w:cs="Times New Roman"/>
               </w:rPr>
-              <w:t>color:aliceblue</w:t>
+              <w:t>color:rgba</w:t>
             </w:r>
             <w:proofErr w:type="spellEnd"/>
             <w:proofErr w:type="gramEnd"/>
@@ -957,6 +947,213 @@
               <w:rPr>
                 <w:rFonts w:ascii="Times New Roman" w:hAnsi="Times New Roman" w:cs="Times New Roman"/>
               </w:rPr>
+              <w:t>(255, 235, 205, 0.415);</w:t>
+            </w:r>
+          </w:p>
+          <w:p>
+            <w:pPr>
+              <w:rPr>
+                <w:rFonts w:ascii="Times New Roman" w:hAnsi="Times New Roman" w:cs="Times New Roman"/>
+              </w:rPr>
+            </w:pPr>
+            <w:r>
+              <w:rPr>
+                <w:rFonts w:ascii="Times New Roman" w:hAnsi="Times New Roman" w:cs="Times New Roman"/>
+              </w:rPr>
+              <w:t>        }</w:t>
+            </w:r>
+          </w:p>
+          <w:p>
+            <w:pPr>
+              <w:rPr>
+                <w:rFonts w:ascii="Times New Roman" w:hAnsi="Times New Roman" w:cs="Times New Roman"/>
+              </w:rPr>
+            </w:pPr>
+          </w:p>
+          <w:p>
+            <w:pPr>
+              <w:rPr>
+                <w:rFonts w:ascii="Times New Roman" w:hAnsi="Times New Roman" w:cs="Times New Roman"/>
+              </w:rPr>
+            </w:pPr>
+            <w:r>
+              <w:rPr>
+                <w:rFonts w:ascii="Times New Roman" w:hAnsi="Times New Roman" w:cs="Times New Roman"/>
+              </w:rPr>
+              <w:t xml:space="preserve">        </w:t>
+            </w:r>
+            <w:proofErr w:type="gramStart"/>
+            <w:r>
+              <w:rPr>
+                <w:rFonts w:ascii="Times New Roman" w:hAnsi="Times New Roman" w:cs="Times New Roman"/>
+              </w:rPr>
+              <w:t>.logo</w:t>
+            </w:r>
+            <w:proofErr w:type="gramEnd"/>
+            <w:r>
+              <w:rPr>
+                <w:rFonts w:ascii="Times New Roman" w:hAnsi="Times New Roman" w:cs="Times New Roman"/>
+              </w:rPr>
+              <w:t xml:space="preserve"> {</w:t>
+            </w:r>
+          </w:p>
+          <w:p>
+            <w:pPr>
+              <w:rPr>
+                <w:rFonts w:ascii="Times New Roman" w:hAnsi="Times New Roman" w:cs="Times New Roman"/>
+              </w:rPr>
+            </w:pPr>
+            <w:r>
+              <w:rPr>
+                <w:rFonts w:ascii="Times New Roman" w:hAnsi="Times New Roman" w:cs="Times New Roman"/>
+              </w:rPr>
+              <w:t>            min-height: 100px;</w:t>
+            </w:r>
+          </w:p>
+          <w:p>
+            <w:pPr>
+              <w:rPr>
+                <w:rFonts w:ascii="Times New Roman" w:hAnsi="Times New Roman" w:cs="Times New Roman"/>
+              </w:rPr>
+            </w:pPr>
+            <w:r>
+              <w:rPr>
+                <w:rFonts w:ascii="Times New Roman" w:hAnsi="Times New Roman" w:cs="Times New Roman"/>
+              </w:rPr>
+              <w:t>            padding: 20px;</w:t>
+            </w:r>
+          </w:p>
+          <w:p>
+            <w:pPr>
+              <w:rPr>
+                <w:rFonts w:ascii="Times New Roman" w:hAnsi="Times New Roman" w:cs="Times New Roman"/>
+              </w:rPr>
+            </w:pPr>
+            <w:r>
+              <w:rPr>
+                <w:rFonts w:ascii="Times New Roman" w:hAnsi="Times New Roman" w:cs="Times New Roman"/>
+              </w:rPr>
+              <w:t>            background-</w:t>
+            </w:r>
+            <w:proofErr w:type="spellStart"/>
+            <w:r>
+              <w:rPr>
+                <w:rFonts w:ascii="Times New Roman" w:hAnsi="Times New Roman" w:cs="Times New Roman"/>
+              </w:rPr>
+              <w:t>color</w:t>
+            </w:r>
+            <w:proofErr w:type="spellEnd"/>
+            <w:r>
+              <w:rPr>
+                <w:rFonts w:ascii="Times New Roman" w:hAnsi="Times New Roman" w:cs="Times New Roman"/>
+              </w:rPr>
+              <w:t>: #142a4a;</w:t>
+            </w:r>
+          </w:p>
+          <w:p>
+            <w:pPr>
+              <w:rPr>
+                <w:rFonts w:ascii="Times New Roman" w:hAnsi="Times New Roman" w:cs="Times New Roman"/>
+              </w:rPr>
+            </w:pPr>
+            <w:r>
+              <w:rPr>
+                <w:rFonts w:ascii="Times New Roman" w:hAnsi="Times New Roman" w:cs="Times New Roman"/>
+              </w:rPr>
+              <w:t xml:space="preserve">            </w:t>
+            </w:r>
+            <w:proofErr w:type="spellStart"/>
+            <w:r>
+              <w:rPr>
+                <w:rFonts w:ascii="Times New Roman" w:hAnsi="Times New Roman" w:cs="Times New Roman"/>
+              </w:rPr>
+              <w:t>color</w:t>
+            </w:r>
+            <w:proofErr w:type="spellEnd"/>
+            <w:r>
+              <w:rPr>
+                <w:rFonts w:ascii="Times New Roman" w:hAnsi="Times New Roman" w:cs="Times New Roman"/>
+              </w:rPr>
+              <w:t>: white;</w:t>
+            </w:r>
+          </w:p>
+          <w:p>
+            <w:pPr>
+              <w:rPr>
+                <w:rFonts w:ascii="Times New Roman" w:hAnsi="Times New Roman" w:cs="Times New Roman"/>
+              </w:rPr>
+            </w:pPr>
+            <w:r>
+              <w:rPr>
+                <w:rFonts w:ascii="Times New Roman" w:hAnsi="Times New Roman" w:cs="Times New Roman"/>
+              </w:rPr>
+              <w:t xml:space="preserve">            background-image: </w:t>
+            </w:r>
+            <w:proofErr w:type="spellStart"/>
+            <w:r>
+              <w:rPr>
+                <w:rFonts w:ascii="Times New Roman" w:hAnsi="Times New Roman" w:cs="Times New Roman"/>
+              </w:rPr>
+              <w:t>url</w:t>
+            </w:r>
+            <w:proofErr w:type="spellEnd"/>
+            <w:r>
+              <w:rPr>
+                <w:rFonts w:ascii="Times New Roman" w:hAnsi="Times New Roman" w:cs="Times New Roman"/>
+              </w:rPr>
+              <w:t>(header.jpg);</w:t>
+            </w:r>
+          </w:p>
+          <w:p>
+            <w:pPr>
+              <w:rPr>
+                <w:rFonts w:ascii="Times New Roman" w:hAnsi="Times New Roman" w:cs="Times New Roman"/>
+              </w:rPr>
+            </w:pPr>
+            <w:r>
+              <w:rPr>
+                <w:rFonts w:ascii="Times New Roman" w:hAnsi="Times New Roman" w:cs="Times New Roman"/>
+              </w:rPr>
+              <w:t>            background-size: cover;</w:t>
+            </w:r>
+          </w:p>
+          <w:p>
+            <w:pPr>
+              <w:rPr>
+                <w:rFonts w:ascii="Times New Roman" w:hAnsi="Times New Roman" w:cs="Times New Roman"/>
+              </w:rPr>
+            </w:pPr>
+            <w:r>
+              <w:rPr>
+                <w:rFonts w:ascii="Times New Roman" w:hAnsi="Times New Roman" w:cs="Times New Roman"/>
+              </w:rPr>
+              <w:t>            background-repeat: no-repeat;</w:t>
+            </w:r>
+          </w:p>
+          <w:p>
+            <w:pPr>
+              <w:rPr>
+                <w:rFonts w:ascii="Times New Roman" w:hAnsi="Times New Roman" w:cs="Times New Roman"/>
+              </w:rPr>
+            </w:pPr>
+            <w:r>
+              <w:rPr>
+                <w:rFonts w:ascii="Times New Roman" w:hAnsi="Times New Roman" w:cs="Times New Roman"/>
+              </w:rPr>
+              <w:t xml:space="preserve">            background-position: </w:t>
+            </w:r>
+            <w:proofErr w:type="spellStart"/>
+            <w:r>
+              <w:rPr>
+                <w:rFonts w:ascii="Times New Roman" w:hAnsi="Times New Roman" w:cs="Times New Roman"/>
+              </w:rPr>
+              <w:t>center</w:t>
+            </w:r>
+            <w:proofErr w:type="spellEnd"/>
+            <w:r>
+              <w:rPr>
+                <w:rFonts w:ascii="Times New Roman" w:hAnsi="Times New Roman" w:cs="Times New Roman"/>
+              </w:rPr>
               <w:t>;</w:t>
             </w:r>
           </w:p>
@@ -997,7 +1194,7 @@
               <w:rPr>
                 <w:rFonts w:ascii="Times New Roman" w:hAnsi="Times New Roman" w:cs="Times New Roman"/>
               </w:rPr>
-              <w:t>.logo</w:t>
+              <w:t>.navigation</w:t>
             </w:r>
             <w:proofErr w:type="gramEnd"/>
             <w:r>
@@ -1017,7 +1214,20 @@
               <w:rPr>
                 <w:rFonts w:ascii="Times New Roman" w:hAnsi="Times New Roman" w:cs="Times New Roman"/>
               </w:rPr>
-              <w:t>            min-height: 100px;</w:t>
+              <w:t>            min-height: 50px;</w:t>
+            </w:r>
+          </w:p>
+          <w:p>
+            <w:pPr>
+              <w:rPr>
+                <w:rFonts w:ascii="Times New Roman" w:hAnsi="Times New Roman" w:cs="Times New Roman"/>
+              </w:rPr>
+            </w:pPr>
+            <w:r>
+              <w:rPr>
+                <w:rFonts w:ascii="Times New Roman" w:hAnsi="Times New Roman" w:cs="Times New Roman"/>
+              </w:rPr>
+              <w:t>            padding-top: 10px;</w:t>
             </w:r>
           </w:p>
           <w:p>
@@ -1057,7 +1267,80 @@
               <w:rPr>
                 <w:rFonts w:ascii="Times New Roman" w:hAnsi="Times New Roman" w:cs="Times New Roman"/>
               </w:rPr>
-              <w:t>: #142a4a;</w:t>
+              <w:t>: #204477;</w:t>
+            </w:r>
+          </w:p>
+          <w:p>
+            <w:pPr>
+              <w:rPr>
+                <w:rFonts w:ascii="Times New Roman" w:hAnsi="Times New Roman" w:cs="Times New Roman"/>
+              </w:rPr>
+            </w:pPr>
+            <w:r>
+              <w:rPr>
+                <w:rFonts w:ascii="Times New Roman" w:hAnsi="Times New Roman" w:cs="Times New Roman"/>
+              </w:rPr>
+              <w:t>            margin-top: 10px;</w:t>
+            </w:r>
+          </w:p>
+          <w:p>
+            <w:pPr>
+              <w:rPr>
+                <w:rFonts w:ascii="Times New Roman" w:hAnsi="Times New Roman" w:cs="Times New Roman"/>
+              </w:rPr>
+            </w:pPr>
+            <w:r>
+              <w:rPr>
+                <w:rFonts w:ascii="Times New Roman" w:hAnsi="Times New Roman" w:cs="Times New Roman"/>
+              </w:rPr>
+              <w:t>        }</w:t>
+            </w:r>
+          </w:p>
+          <w:p>
+            <w:pPr>
+              <w:rPr>
+                <w:rFonts w:ascii="Times New Roman" w:hAnsi="Times New Roman" w:cs="Times New Roman"/>
+              </w:rPr>
+            </w:pPr>
+          </w:p>
+          <w:p>
+            <w:pPr>
+              <w:rPr>
+                <w:rFonts w:ascii="Times New Roman" w:hAnsi="Times New Roman" w:cs="Times New Roman"/>
+              </w:rPr>
+            </w:pPr>
+            <w:r>
+              <w:rPr>
+                <w:rFonts w:ascii="Times New Roman" w:hAnsi="Times New Roman" w:cs="Times New Roman"/>
+              </w:rPr>
+              <w:t xml:space="preserve">        </w:t>
+            </w:r>
+            <w:proofErr w:type="gramStart"/>
+            <w:r>
+              <w:rPr>
+                <w:rFonts w:ascii="Times New Roman" w:hAnsi="Times New Roman" w:cs="Times New Roman"/>
+              </w:rPr>
+              <w:t>.navigation</w:t>
+            </w:r>
+            <w:proofErr w:type="gramEnd"/>
+            <w:r>
+              <w:rPr>
+                <w:rFonts w:ascii="Times New Roman" w:hAnsi="Times New Roman" w:cs="Times New Roman"/>
+              </w:rPr>
+              <w:t xml:space="preserve"> a {</w:t>
+            </w:r>
+          </w:p>
+          <w:p>
+            <w:pPr>
+              <w:rPr>
+                <w:rFonts w:ascii="Times New Roman" w:hAnsi="Times New Roman" w:cs="Times New Roman"/>
+              </w:rPr>
+            </w:pPr>
+            <w:r>
+              <w:rPr>
+                <w:rFonts w:ascii="Times New Roman" w:hAnsi="Times New Roman" w:cs="Times New Roman"/>
+              </w:rPr>
+              <w:t>            text-decoration: none;</w:t>
             </w:r>
           </w:p>
           <w:p>
@@ -1097,6 +1380,32 @@
               <w:rPr>
                 <w:rFonts w:ascii="Times New Roman" w:hAnsi="Times New Roman" w:cs="Times New Roman"/>
               </w:rPr>
+              <w:t>            margin-right: 20px;</w:t>
+            </w:r>
+          </w:p>
+          <w:p>
+            <w:pPr>
+              <w:rPr>
+                <w:rFonts w:ascii="Times New Roman" w:hAnsi="Times New Roman" w:cs="Times New Roman"/>
+              </w:rPr>
+            </w:pPr>
+            <w:r>
+              <w:rPr>
+                <w:rFonts w:ascii="Times New Roman" w:hAnsi="Times New Roman" w:cs="Times New Roman"/>
+              </w:rPr>
+              <w:t>            font-weight: bold;</w:t>
+            </w:r>
+          </w:p>
+          <w:p>
+            <w:pPr>
+              <w:rPr>
+                <w:rFonts w:ascii="Times New Roman" w:hAnsi="Times New Roman" w:cs="Times New Roman"/>
+              </w:rPr>
+            </w:pPr>
+            <w:r>
+              <w:rPr>
+                <w:rFonts w:ascii="Times New Roman" w:hAnsi="Times New Roman" w:cs="Times New Roman"/>
+              </w:rPr>
               <w:t>        }</w:t>
             </w:r>
           </w:p>
@@ -1124,7 +1433,7 @@
               <w:rPr>
                 <w:rFonts w:ascii="Times New Roman" w:hAnsi="Times New Roman" w:cs="Times New Roman"/>
               </w:rPr>
-              <w:t>.navigation</w:t>
+              <w:t>.content</w:t>
             </w:r>
             <w:proofErr w:type="gramEnd"/>
             <w:r>
@@ -1144,20 +1453,300 @@
               <w:rPr>
                 <w:rFonts w:ascii="Times New Roman" w:hAnsi="Times New Roman" w:cs="Times New Roman"/>
               </w:rPr>
-              <w:t>            min-height: 50px;</w:t>
-            </w:r>
-          </w:p>
-          <w:p>
-            <w:pPr>
-              <w:rPr>
-                <w:rFonts w:ascii="Times New Roman" w:hAnsi="Times New Roman" w:cs="Times New Roman"/>
-              </w:rPr>
-            </w:pPr>
-            <w:r>
-              <w:rPr>
-                <w:rFonts w:ascii="Times New Roman" w:hAnsi="Times New Roman" w:cs="Times New Roman"/>
-              </w:rPr>
-              <w:t>            padding-top: 10px;</w:t>
+              <w:t>            min-height: 400px;</w:t>
+            </w:r>
+          </w:p>
+          <w:p>
+            <w:pPr>
+              <w:rPr>
+                <w:rFonts w:ascii="Times New Roman" w:hAnsi="Times New Roman" w:cs="Times New Roman"/>
+              </w:rPr>
+            </w:pPr>
+            <w:r>
+              <w:rPr>
+                <w:rFonts w:ascii="Times New Roman" w:hAnsi="Times New Roman" w:cs="Times New Roman"/>
+              </w:rPr>
+              <w:t>            height: 518px;</w:t>
+            </w:r>
+          </w:p>
+          <w:p>
+            <w:pPr>
+              <w:rPr>
+                <w:rFonts w:ascii="Times New Roman" w:hAnsi="Times New Roman" w:cs="Times New Roman"/>
+              </w:rPr>
+            </w:pPr>
+            <w:r>
+              <w:rPr>
+                <w:rFonts w:ascii="Times New Roman" w:hAnsi="Times New Roman" w:cs="Times New Roman"/>
+              </w:rPr>
+              <w:t>            padding-top: 30px;</w:t>
+            </w:r>
+          </w:p>
+          <w:p>
+            <w:pPr>
+              <w:rPr>
+                <w:rFonts w:ascii="Times New Roman" w:hAnsi="Times New Roman" w:cs="Times New Roman"/>
+              </w:rPr>
+            </w:pPr>
+            <w:r>
+              <w:rPr>
+                <w:rFonts w:ascii="Times New Roman" w:hAnsi="Times New Roman" w:cs="Times New Roman"/>
+              </w:rPr>
+              <w:lastRenderedPageBreak/>
+              <w:t>            display: flex;</w:t>
+            </w:r>
+          </w:p>
+          <w:p>
+            <w:pPr>
+              <w:rPr>
+                <w:rFonts w:ascii="Times New Roman" w:hAnsi="Times New Roman" w:cs="Times New Roman"/>
+              </w:rPr>
+            </w:pPr>
+            <w:r>
+              <w:rPr>
+                <w:rFonts w:ascii="Times New Roman" w:hAnsi="Times New Roman" w:cs="Times New Roman"/>
+              </w:rPr>
+              <w:t>            flex-direction: row;</w:t>
+            </w:r>
+          </w:p>
+          <w:p>
+            <w:pPr>
+              <w:rPr>
+                <w:rFonts w:ascii="Times New Roman" w:hAnsi="Times New Roman" w:cs="Times New Roman"/>
+              </w:rPr>
+            </w:pPr>
+            <w:r>
+              <w:rPr>
+                <w:rFonts w:ascii="Times New Roman" w:hAnsi="Times New Roman" w:cs="Times New Roman"/>
+              </w:rPr>
+              <w:t>            justify-content: space-between;</w:t>
+            </w:r>
+          </w:p>
+          <w:p>
+            <w:pPr>
+              <w:rPr>
+                <w:rFonts w:ascii="Times New Roman" w:hAnsi="Times New Roman" w:cs="Times New Roman"/>
+              </w:rPr>
+            </w:pPr>
+            <w:r>
+              <w:rPr>
+                <w:rFonts w:ascii="Times New Roman" w:hAnsi="Times New Roman" w:cs="Times New Roman"/>
+              </w:rPr>
+              <w:t>        }</w:t>
+            </w:r>
+          </w:p>
+          <w:p>
+            <w:pPr>
+              <w:rPr>
+                <w:rFonts w:ascii="Times New Roman" w:hAnsi="Times New Roman" w:cs="Times New Roman"/>
+              </w:rPr>
+            </w:pPr>
+          </w:p>
+          <w:p>
+            <w:pPr>
+              <w:rPr>
+                <w:rFonts w:ascii="Times New Roman" w:hAnsi="Times New Roman" w:cs="Times New Roman"/>
+              </w:rPr>
+            </w:pPr>
+            <w:r>
+              <w:rPr>
+                <w:rFonts w:ascii="Times New Roman" w:hAnsi="Times New Roman" w:cs="Times New Roman"/>
+              </w:rPr>
+              <w:t xml:space="preserve">        </w:t>
+            </w:r>
+            <w:proofErr w:type="gramStart"/>
+            <w:r>
+              <w:rPr>
+                <w:rFonts w:ascii="Times New Roman" w:hAnsi="Times New Roman" w:cs="Times New Roman"/>
+              </w:rPr>
+              <w:t>.footer</w:t>
+            </w:r>
+            <w:proofErr w:type="gramEnd"/>
+            <w:r>
+              <w:rPr>
+                <w:rFonts w:ascii="Times New Roman" w:hAnsi="Times New Roman" w:cs="Times New Roman"/>
+              </w:rPr>
+              <w:t xml:space="preserve"> {</w:t>
+            </w:r>
+          </w:p>
+          <w:p>
+            <w:pPr>
+              <w:rPr>
+                <w:rFonts w:ascii="Times New Roman" w:hAnsi="Times New Roman" w:cs="Times New Roman"/>
+              </w:rPr>
+            </w:pPr>
+            <w:r>
+              <w:rPr>
+                <w:rFonts w:ascii="Times New Roman" w:hAnsi="Times New Roman" w:cs="Times New Roman"/>
+              </w:rPr>
+              <w:t>            min-height: 20px;</w:t>
+            </w:r>
+          </w:p>
+          <w:p>
+            <w:pPr>
+              <w:rPr>
+                <w:rFonts w:ascii="Times New Roman" w:hAnsi="Times New Roman" w:cs="Times New Roman"/>
+              </w:rPr>
+            </w:pPr>
+            <w:r>
+              <w:rPr>
+                <w:rFonts w:ascii="Times New Roman" w:hAnsi="Times New Roman" w:cs="Times New Roman"/>
+              </w:rPr>
+              <w:t>            margin-top: 10px;</w:t>
+            </w:r>
+          </w:p>
+          <w:p>
+            <w:pPr>
+              <w:rPr>
+                <w:rFonts w:ascii="Times New Roman" w:hAnsi="Times New Roman" w:cs="Times New Roman"/>
+              </w:rPr>
+            </w:pPr>
+            <w:r>
+              <w:rPr>
+                <w:rFonts w:ascii="Times New Roman" w:hAnsi="Times New Roman" w:cs="Times New Roman"/>
+              </w:rPr>
+              <w:t>            background-</w:t>
+            </w:r>
+            <w:proofErr w:type="spellStart"/>
+            <w:r>
+              <w:rPr>
+                <w:rFonts w:ascii="Times New Roman" w:hAnsi="Times New Roman" w:cs="Times New Roman"/>
+              </w:rPr>
+              <w:t>color</w:t>
+            </w:r>
+            <w:proofErr w:type="spellEnd"/>
+            <w:r>
+              <w:rPr>
+                <w:rFonts w:ascii="Times New Roman" w:hAnsi="Times New Roman" w:cs="Times New Roman"/>
+              </w:rPr>
+              <w:t>: #1a365d;</w:t>
+            </w:r>
+          </w:p>
+          <w:p>
+            <w:pPr>
+              <w:rPr>
+                <w:rFonts w:ascii="Times New Roman" w:hAnsi="Times New Roman" w:cs="Times New Roman"/>
+              </w:rPr>
+            </w:pPr>
+            <w:r>
+              <w:rPr>
+                <w:rFonts w:ascii="Times New Roman" w:hAnsi="Times New Roman" w:cs="Times New Roman"/>
+              </w:rPr>
+              <w:t xml:space="preserve">            </w:t>
+            </w:r>
+            <w:proofErr w:type="spellStart"/>
+            <w:r>
+              <w:rPr>
+                <w:rFonts w:ascii="Times New Roman" w:hAnsi="Times New Roman" w:cs="Times New Roman"/>
+              </w:rPr>
+              <w:t>color</w:t>
+            </w:r>
+            <w:proofErr w:type="spellEnd"/>
+            <w:r>
+              <w:rPr>
+                <w:rFonts w:ascii="Times New Roman" w:hAnsi="Times New Roman" w:cs="Times New Roman"/>
+              </w:rPr>
+              <w:t>: white;</w:t>
+            </w:r>
+          </w:p>
+          <w:p>
+            <w:pPr>
+              <w:rPr>
+                <w:rFonts w:ascii="Times New Roman" w:hAnsi="Times New Roman" w:cs="Times New Roman"/>
+              </w:rPr>
+            </w:pPr>
+            <w:r>
+              <w:rPr>
+                <w:rFonts w:ascii="Times New Roman" w:hAnsi="Times New Roman" w:cs="Times New Roman"/>
+              </w:rPr>
+              <w:t xml:space="preserve">            text-align: </w:t>
+            </w:r>
+            <w:proofErr w:type="spellStart"/>
+            <w:r>
+              <w:rPr>
+                <w:rFonts w:ascii="Times New Roman" w:hAnsi="Times New Roman" w:cs="Times New Roman"/>
+              </w:rPr>
+              <w:t>center</w:t>
+            </w:r>
+            <w:proofErr w:type="spellEnd"/>
+            <w:r>
+              <w:rPr>
+                <w:rFonts w:ascii="Times New Roman" w:hAnsi="Times New Roman" w:cs="Times New Roman"/>
+              </w:rPr>
+              <w:t>;</w:t>
+            </w:r>
+          </w:p>
+          <w:p>
+            <w:pPr>
+              <w:rPr>
+                <w:rFonts w:ascii="Times New Roman" w:hAnsi="Times New Roman" w:cs="Times New Roman"/>
+              </w:rPr>
+            </w:pPr>
+            <w:r>
+              <w:rPr>
+                <w:rFonts w:ascii="Times New Roman" w:hAnsi="Times New Roman" w:cs="Times New Roman"/>
+              </w:rPr>
+              <w:t>            padding: 10px;</w:t>
+            </w:r>
+          </w:p>
+          <w:p>
+            <w:pPr>
+              <w:rPr>
+                <w:rFonts w:ascii="Times New Roman" w:hAnsi="Times New Roman" w:cs="Times New Roman"/>
+              </w:rPr>
+            </w:pPr>
+            <w:r>
+              <w:rPr>
+                <w:rFonts w:ascii="Times New Roman" w:hAnsi="Times New Roman" w:cs="Times New Roman"/>
+              </w:rPr>
+              <w:t>        }</w:t>
+            </w:r>
+          </w:p>
+          <w:p>
+            <w:pPr>
+              <w:rPr>
+                <w:rFonts w:ascii="Times New Roman" w:hAnsi="Times New Roman" w:cs="Times New Roman"/>
+              </w:rPr>
+            </w:pPr>
+          </w:p>
+          <w:p>
+            <w:pPr>
+              <w:rPr>
+                <w:rFonts w:ascii="Times New Roman" w:hAnsi="Times New Roman" w:cs="Times New Roman"/>
+              </w:rPr>
+            </w:pPr>
+            <w:r>
+              <w:rPr>
+                <w:rFonts w:ascii="Times New Roman" w:hAnsi="Times New Roman" w:cs="Times New Roman"/>
+              </w:rPr>
+              <w:t xml:space="preserve">        </w:t>
+            </w:r>
+            <w:proofErr w:type="gramStart"/>
+            <w:r>
+              <w:rPr>
+                <w:rFonts w:ascii="Times New Roman" w:hAnsi="Times New Roman" w:cs="Times New Roman"/>
+              </w:rPr>
+              <w:t>.side</w:t>
+            </w:r>
+            <w:proofErr w:type="gramEnd"/>
+            <w:r>
+              <w:rPr>
+                <w:rFonts w:ascii="Times New Roman" w:hAnsi="Times New Roman" w:cs="Times New Roman"/>
+              </w:rPr>
+              <w:t>-bar {</w:t>
+            </w:r>
+          </w:p>
+          <w:p>
+            <w:pPr>
+              <w:rPr>
+                <w:rFonts w:ascii="Times New Roman" w:hAnsi="Times New Roman" w:cs="Times New Roman"/>
+              </w:rPr>
+            </w:pPr>
+            <w:r>
+              <w:rPr>
+                <w:rFonts w:ascii="Times New Roman" w:hAnsi="Times New Roman" w:cs="Times New Roman"/>
+              </w:rPr>
+              <w:t>            width: 20%;</w:t>
             </w:r>
           </w:p>
           <w:p>
@@ -1197,760 +1786,7 @@
               <w:rPr>
                 <w:rFonts w:ascii="Times New Roman" w:hAnsi="Times New Roman" w:cs="Times New Roman"/>
               </w:rPr>
-              <w:t>: #204477;</w:t>
-            </w:r>
-          </w:p>
-          <w:p>
-            <w:pPr>
-              <w:rPr>
-                <w:rFonts w:ascii="Times New Roman" w:hAnsi="Times New Roman" w:cs="Times New Roman"/>
-              </w:rPr>
-            </w:pPr>
-            <w:r>
-              <w:rPr>
-                <w:rFonts w:ascii="Times New Roman" w:hAnsi="Times New Roman" w:cs="Times New Roman"/>
-              </w:rPr>
-              <w:t>            margin-top: 10px;</w:t>
-            </w:r>
-          </w:p>
-          <w:p>
-            <w:pPr>
-              <w:rPr>
-                <w:rFonts w:ascii="Times New Roman" w:hAnsi="Times New Roman" w:cs="Times New Roman"/>
-              </w:rPr>
-            </w:pPr>
-            <w:r>
-              <w:rPr>
-                <w:rFonts w:ascii="Times New Roman" w:hAnsi="Times New Roman" w:cs="Times New Roman"/>
-              </w:rPr>
-              <w:t>        }</w:t>
-            </w:r>
-          </w:p>
-          <w:p>
-            <w:pPr>
-              <w:rPr>
-                <w:rFonts w:ascii="Times New Roman" w:hAnsi="Times New Roman" w:cs="Times New Roman"/>
-              </w:rPr>
-            </w:pPr>
-          </w:p>
-          <w:p>
-            <w:pPr>
-              <w:rPr>
-                <w:rFonts w:ascii="Times New Roman" w:hAnsi="Times New Roman" w:cs="Times New Roman"/>
-              </w:rPr>
-            </w:pPr>
-            <w:r>
-              <w:rPr>
-                <w:rFonts w:ascii="Times New Roman" w:hAnsi="Times New Roman" w:cs="Times New Roman"/>
-              </w:rPr>
-              <w:t xml:space="preserve">        </w:t>
-            </w:r>
-            <w:proofErr w:type="gramStart"/>
-            <w:r>
-              <w:rPr>
-                <w:rFonts w:ascii="Times New Roman" w:hAnsi="Times New Roman" w:cs="Times New Roman"/>
-              </w:rPr>
-              <w:t>.navigation</w:t>
-            </w:r>
-            <w:proofErr w:type="gramEnd"/>
-            <w:r>
-              <w:rPr>
-                <w:rFonts w:ascii="Times New Roman" w:hAnsi="Times New Roman" w:cs="Times New Roman"/>
-              </w:rPr>
-              <w:t xml:space="preserve"> </w:t>
-            </w:r>
-            <w:proofErr w:type="gramStart"/>
-            <w:r>
-              <w:rPr>
-                <w:rFonts w:ascii="Times New Roman" w:hAnsi="Times New Roman" w:cs="Times New Roman"/>
-              </w:rPr>
-              <w:t>a{</w:t>
-            </w:r>
-            <w:proofErr w:type="gramEnd"/>
-          </w:p>
-          <w:p>
-            <w:pPr>
-              <w:rPr>
-                <w:rFonts w:ascii="Times New Roman" w:hAnsi="Times New Roman" w:cs="Times New Roman"/>
-              </w:rPr>
-            </w:pPr>
-            <w:r>
-              <w:rPr>
-                <w:rFonts w:ascii="Times New Roman" w:hAnsi="Times New Roman" w:cs="Times New Roman"/>
-              </w:rPr>
-              <w:t>            text-decoration: none;</w:t>
-            </w:r>
-          </w:p>
-          <w:p>
-            <w:pPr>
-              <w:rPr>
-                <w:rFonts w:ascii="Times New Roman" w:hAnsi="Times New Roman" w:cs="Times New Roman"/>
-              </w:rPr>
-            </w:pPr>
-            <w:r>
-              <w:rPr>
-                <w:rFonts w:ascii="Times New Roman" w:hAnsi="Times New Roman" w:cs="Times New Roman"/>
-              </w:rPr>
-              <w:t xml:space="preserve">            </w:t>
-            </w:r>
-            <w:proofErr w:type="spellStart"/>
-            <w:r>
-              <w:rPr>
-                <w:rFonts w:ascii="Times New Roman" w:hAnsi="Times New Roman" w:cs="Times New Roman"/>
-              </w:rPr>
-              <w:t>color</w:t>
-            </w:r>
-            <w:proofErr w:type="spellEnd"/>
-            <w:r>
-              <w:rPr>
-                <w:rFonts w:ascii="Times New Roman" w:hAnsi="Times New Roman" w:cs="Times New Roman"/>
-              </w:rPr>
-              <w:t>: white;</w:t>
-            </w:r>
-          </w:p>
-          <w:p>
-            <w:pPr>
-              <w:rPr>
-                <w:rFonts w:ascii="Times New Roman" w:hAnsi="Times New Roman" w:cs="Times New Roman"/>
-              </w:rPr>
-            </w:pPr>
-            <w:r>
-              <w:rPr>
-                <w:rFonts w:ascii="Times New Roman" w:hAnsi="Times New Roman" w:cs="Times New Roman"/>
-              </w:rPr>
-              <w:t>            margin-right: 20px;</w:t>
-            </w:r>
-          </w:p>
-          <w:p>
-            <w:pPr>
-              <w:rPr>
-                <w:rFonts w:ascii="Times New Roman" w:hAnsi="Times New Roman" w:cs="Times New Roman"/>
-              </w:rPr>
-            </w:pPr>
-            <w:r>
-              <w:rPr>
-                <w:rFonts w:ascii="Times New Roman" w:hAnsi="Times New Roman" w:cs="Times New Roman"/>
-              </w:rPr>
-              <w:t>            font-weight: bold;</w:t>
-            </w:r>
-          </w:p>
-          <w:p>
-            <w:pPr>
-              <w:rPr>
-                <w:rFonts w:ascii="Times New Roman" w:hAnsi="Times New Roman" w:cs="Times New Roman"/>
-              </w:rPr>
-            </w:pPr>
-            <w:r>
-              <w:rPr>
-                <w:rFonts w:ascii="Times New Roman" w:hAnsi="Times New Roman" w:cs="Times New Roman"/>
-              </w:rPr>
-              <w:t>        }</w:t>
-            </w:r>
-          </w:p>
-          <w:p>
-            <w:pPr>
-              <w:rPr>
-                <w:rFonts w:ascii="Times New Roman" w:hAnsi="Times New Roman" w:cs="Times New Roman"/>
-              </w:rPr>
-            </w:pPr>
-          </w:p>
-          <w:p>
-            <w:pPr>
-              <w:rPr>
-                <w:rFonts w:ascii="Times New Roman" w:hAnsi="Times New Roman" w:cs="Times New Roman"/>
-              </w:rPr>
-            </w:pPr>
-            <w:r>
-              <w:rPr>
-                <w:rFonts w:ascii="Times New Roman" w:hAnsi="Times New Roman" w:cs="Times New Roman"/>
-              </w:rPr>
-              <w:t xml:space="preserve">        </w:t>
-            </w:r>
-            <w:proofErr w:type="gramStart"/>
-            <w:r>
-              <w:rPr>
-                <w:rFonts w:ascii="Times New Roman" w:hAnsi="Times New Roman" w:cs="Times New Roman"/>
-              </w:rPr>
-              <w:t>.content</w:t>
-            </w:r>
-            <w:proofErr w:type="gramEnd"/>
-            <w:r>
-              <w:rPr>
-                <w:rFonts w:ascii="Times New Roman" w:hAnsi="Times New Roman" w:cs="Times New Roman"/>
-              </w:rPr>
-              <w:t xml:space="preserve"> {</w:t>
-            </w:r>
-          </w:p>
-          <w:p>
-            <w:pPr>
-              <w:rPr>
-                <w:rFonts w:ascii="Times New Roman" w:hAnsi="Times New Roman" w:cs="Times New Roman"/>
-              </w:rPr>
-            </w:pPr>
-            <w:r>
-              <w:rPr>
-                <w:rFonts w:ascii="Times New Roman" w:hAnsi="Times New Roman" w:cs="Times New Roman"/>
-              </w:rPr>
-              <w:t>            min-height: 400px;</w:t>
-            </w:r>
-          </w:p>
-          <w:p>
-            <w:pPr>
-              <w:rPr>
-                <w:rFonts w:ascii="Times New Roman" w:hAnsi="Times New Roman" w:cs="Times New Roman"/>
-              </w:rPr>
-            </w:pPr>
-            <w:r>
-              <w:rPr>
-                <w:rFonts w:ascii="Times New Roman" w:hAnsi="Times New Roman" w:cs="Times New Roman"/>
-              </w:rPr>
-              <w:t>            height: 518px;</w:t>
-            </w:r>
-          </w:p>
-          <w:p>
-            <w:pPr>
-              <w:rPr>
-                <w:rFonts w:ascii="Times New Roman" w:hAnsi="Times New Roman" w:cs="Times New Roman"/>
-              </w:rPr>
-            </w:pPr>
-            <w:r>
-              <w:rPr>
-                <w:rFonts w:ascii="Times New Roman" w:hAnsi="Times New Roman" w:cs="Times New Roman"/>
-              </w:rPr>
-              <w:t>            padding-top: 30px;</w:t>
-            </w:r>
-          </w:p>
-          <w:p>
-            <w:pPr>
-              <w:rPr>
-                <w:rFonts w:ascii="Times New Roman" w:hAnsi="Times New Roman" w:cs="Times New Roman"/>
-              </w:rPr>
-            </w:pPr>
-            <w:r>
-              <w:rPr>
-                <w:rFonts w:ascii="Times New Roman" w:hAnsi="Times New Roman" w:cs="Times New Roman"/>
-              </w:rPr>
-              <w:t>            display: flex;</w:t>
-            </w:r>
-          </w:p>
-          <w:p>
-            <w:pPr>
-              <w:rPr>
-                <w:rFonts w:ascii="Times New Roman" w:hAnsi="Times New Roman" w:cs="Times New Roman"/>
-              </w:rPr>
-            </w:pPr>
-            <w:r>
-              <w:rPr>
-                <w:rFonts w:ascii="Times New Roman" w:hAnsi="Times New Roman" w:cs="Times New Roman"/>
-              </w:rPr>
-              <w:t>            flex-direction: row;</w:t>
-            </w:r>
-          </w:p>
-          <w:p>
-            <w:pPr>
-              <w:rPr>
-                <w:rFonts w:ascii="Times New Roman" w:hAnsi="Times New Roman" w:cs="Times New Roman"/>
-              </w:rPr>
-            </w:pPr>
-            <w:r>
-              <w:rPr>
-                <w:rFonts w:ascii="Times New Roman" w:hAnsi="Times New Roman" w:cs="Times New Roman"/>
-              </w:rPr>
-              <w:t>            justify-content: space-between;</w:t>
-            </w:r>
-          </w:p>
-          <w:p>
-            <w:pPr>
-              <w:rPr>
-                <w:rFonts w:ascii="Times New Roman" w:hAnsi="Times New Roman" w:cs="Times New Roman"/>
-              </w:rPr>
-            </w:pPr>
-            <w:r>
-              <w:rPr>
-                <w:rFonts w:ascii="Times New Roman" w:hAnsi="Times New Roman" w:cs="Times New Roman"/>
-              </w:rPr>
-              <w:t>        }</w:t>
-            </w:r>
-          </w:p>
-          <w:p>
-            <w:pPr>
-              <w:rPr>
-                <w:rFonts w:ascii="Times New Roman" w:hAnsi="Times New Roman" w:cs="Times New Roman"/>
-              </w:rPr>
-            </w:pPr>
-          </w:p>
-          <w:p>
-            <w:pPr>
-              <w:rPr>
-                <w:rFonts w:ascii="Times New Roman" w:hAnsi="Times New Roman" w:cs="Times New Roman"/>
-              </w:rPr>
-            </w:pPr>
-            <w:r>
-              <w:rPr>
-                <w:rFonts w:ascii="Times New Roman" w:hAnsi="Times New Roman" w:cs="Times New Roman"/>
-              </w:rPr>
-              <w:t xml:space="preserve">        </w:t>
-            </w:r>
-            <w:proofErr w:type="gramStart"/>
-            <w:r>
-              <w:rPr>
-                <w:rFonts w:ascii="Times New Roman" w:hAnsi="Times New Roman" w:cs="Times New Roman"/>
-              </w:rPr>
-              <w:t>.footer</w:t>
-            </w:r>
-            <w:proofErr w:type="gramEnd"/>
-            <w:r>
-              <w:rPr>
-                <w:rFonts w:ascii="Times New Roman" w:hAnsi="Times New Roman" w:cs="Times New Roman"/>
-              </w:rPr>
-              <w:t xml:space="preserve"> {</w:t>
-            </w:r>
-          </w:p>
-          <w:p>
-            <w:pPr>
-              <w:rPr>
-                <w:rFonts w:ascii="Times New Roman" w:hAnsi="Times New Roman" w:cs="Times New Roman"/>
-              </w:rPr>
-            </w:pPr>
-            <w:r>
-              <w:rPr>
-                <w:rFonts w:ascii="Times New Roman" w:hAnsi="Times New Roman" w:cs="Times New Roman"/>
-              </w:rPr>
-              <w:t>            min-height: 20px;</w:t>
-            </w:r>
-          </w:p>
-          <w:p>
-            <w:pPr>
-              <w:rPr>
-                <w:rFonts w:ascii="Times New Roman" w:hAnsi="Times New Roman" w:cs="Times New Roman"/>
-              </w:rPr>
-            </w:pPr>
-            <w:r>
-              <w:rPr>
-                <w:rFonts w:ascii="Times New Roman" w:hAnsi="Times New Roman" w:cs="Times New Roman"/>
-              </w:rPr>
-              <w:t>            margin-top: 10px;</w:t>
-            </w:r>
-          </w:p>
-          <w:p>
-            <w:pPr>
-              <w:rPr>
-                <w:rFonts w:ascii="Times New Roman" w:hAnsi="Times New Roman" w:cs="Times New Roman"/>
-              </w:rPr>
-            </w:pPr>
-            <w:r>
-              <w:rPr>
-                <w:rFonts w:ascii="Times New Roman" w:hAnsi="Times New Roman" w:cs="Times New Roman"/>
-              </w:rPr>
-              <w:t>            background-</w:t>
-            </w:r>
-            <w:proofErr w:type="spellStart"/>
-            <w:r>
-              <w:rPr>
-                <w:rFonts w:ascii="Times New Roman" w:hAnsi="Times New Roman" w:cs="Times New Roman"/>
-              </w:rPr>
-              <w:t>color</w:t>
-            </w:r>
-            <w:proofErr w:type="spellEnd"/>
-            <w:r>
-              <w:rPr>
-                <w:rFonts w:ascii="Times New Roman" w:hAnsi="Times New Roman" w:cs="Times New Roman"/>
-              </w:rPr>
-              <w:t>: #1a365d;</w:t>
-            </w:r>
-          </w:p>
-          <w:p>
-            <w:pPr>
-              <w:rPr>
-                <w:rFonts w:ascii="Times New Roman" w:hAnsi="Times New Roman" w:cs="Times New Roman"/>
-              </w:rPr>
-            </w:pPr>
-            <w:r>
-              <w:rPr>
-                <w:rFonts w:ascii="Times New Roman" w:hAnsi="Times New Roman" w:cs="Times New Roman"/>
-              </w:rPr>
-              <w:t xml:space="preserve">            </w:t>
-            </w:r>
-            <w:proofErr w:type="spellStart"/>
-            <w:r>
-              <w:rPr>
-                <w:rFonts w:ascii="Times New Roman" w:hAnsi="Times New Roman" w:cs="Times New Roman"/>
-              </w:rPr>
-              <w:t>color</w:t>
-            </w:r>
-            <w:proofErr w:type="spellEnd"/>
-            <w:r>
-              <w:rPr>
-                <w:rFonts w:ascii="Times New Roman" w:hAnsi="Times New Roman" w:cs="Times New Roman"/>
-              </w:rPr>
-              <w:t>: white;</w:t>
-            </w:r>
-          </w:p>
-          <w:p>
-            <w:pPr>
-              <w:rPr>
-                <w:rFonts w:ascii="Times New Roman" w:hAnsi="Times New Roman" w:cs="Times New Roman"/>
-              </w:rPr>
-            </w:pPr>
-            <w:r>
-              <w:rPr>
-                <w:rFonts w:ascii="Times New Roman" w:hAnsi="Times New Roman" w:cs="Times New Roman"/>
-              </w:rPr>
-              <w:t xml:space="preserve">            text-align: </w:t>
-            </w:r>
-            <w:proofErr w:type="spellStart"/>
-            <w:r>
-              <w:rPr>
-                <w:rFonts w:ascii="Times New Roman" w:hAnsi="Times New Roman" w:cs="Times New Roman"/>
-              </w:rPr>
-              <w:t>center</w:t>
-            </w:r>
-            <w:proofErr w:type="spellEnd"/>
-            <w:r>
-              <w:rPr>
-                <w:rFonts w:ascii="Times New Roman" w:hAnsi="Times New Roman" w:cs="Times New Roman"/>
-              </w:rPr>
-              <w:t>;</w:t>
-            </w:r>
-          </w:p>
-          <w:p>
-            <w:pPr>
-              <w:rPr>
-                <w:rFonts w:ascii="Times New Roman" w:hAnsi="Times New Roman" w:cs="Times New Roman"/>
-              </w:rPr>
-            </w:pPr>
-            <w:r>
-              <w:rPr>
-                <w:rFonts w:ascii="Times New Roman" w:hAnsi="Times New Roman" w:cs="Times New Roman"/>
-              </w:rPr>
-              <w:t>            padding: 10px;</w:t>
-            </w:r>
-          </w:p>
-          <w:p>
-            <w:pPr>
-              <w:rPr>
-                <w:rFonts w:ascii="Times New Roman" w:hAnsi="Times New Roman" w:cs="Times New Roman"/>
-              </w:rPr>
-            </w:pPr>
-            <w:r>
-              <w:rPr>
-                <w:rFonts w:ascii="Times New Roman" w:hAnsi="Times New Roman" w:cs="Times New Roman"/>
-              </w:rPr>
-              <w:t>        }</w:t>
-            </w:r>
-          </w:p>
-          <w:p>
-            <w:pPr>
-              <w:rPr>
-                <w:rFonts w:ascii="Times New Roman" w:hAnsi="Times New Roman" w:cs="Times New Roman"/>
-              </w:rPr>
-            </w:pPr>
-          </w:p>
-          <w:p>
-            <w:pPr>
-              <w:rPr>
-                <w:rFonts w:ascii="Times New Roman" w:hAnsi="Times New Roman" w:cs="Times New Roman"/>
-              </w:rPr>
-            </w:pPr>
-            <w:r>
-              <w:rPr>
-                <w:rFonts w:ascii="Times New Roman" w:hAnsi="Times New Roman" w:cs="Times New Roman"/>
-              </w:rPr>
-              <w:t xml:space="preserve">        </w:t>
-            </w:r>
-            <w:proofErr w:type="gramStart"/>
-            <w:r>
-              <w:rPr>
-                <w:rFonts w:ascii="Times New Roman" w:hAnsi="Times New Roman" w:cs="Times New Roman"/>
-              </w:rPr>
-              <w:t>.side</w:t>
-            </w:r>
-            <w:proofErr w:type="gramEnd"/>
-            <w:r>
-              <w:rPr>
-                <w:rFonts w:ascii="Times New Roman" w:hAnsi="Times New Roman" w:cs="Times New Roman"/>
-              </w:rPr>
-              <w:t>-bar {</w:t>
-            </w:r>
-          </w:p>
-          <w:p>
-            <w:pPr>
-              <w:rPr>
-                <w:rFonts w:ascii="Times New Roman" w:hAnsi="Times New Roman" w:cs="Times New Roman"/>
-              </w:rPr>
-            </w:pPr>
-            <w:r>
-              <w:rPr>
-                <w:rFonts w:ascii="Times New Roman" w:hAnsi="Times New Roman" w:cs="Times New Roman"/>
-              </w:rPr>
-              <w:t>            width: 20%;</w:t>
-            </w:r>
-          </w:p>
-          <w:p>
-            <w:pPr>
-              <w:rPr>
-                <w:rFonts w:ascii="Times New Roman" w:hAnsi="Times New Roman" w:cs="Times New Roman"/>
-              </w:rPr>
-            </w:pPr>
-            <w:r>
-              <w:rPr>
-                <w:rFonts w:ascii="Times New Roman" w:hAnsi="Times New Roman" w:cs="Times New Roman"/>
-              </w:rPr>
-              <w:t>            padding: 20px;</w:t>
-            </w:r>
-          </w:p>
-          <w:p>
-            <w:pPr>
-              <w:rPr>
-                <w:rFonts w:ascii="Times New Roman" w:hAnsi="Times New Roman" w:cs="Times New Roman"/>
-              </w:rPr>
-            </w:pPr>
-            <w:r>
-              <w:rPr>
-                <w:rFonts w:ascii="Times New Roman" w:hAnsi="Times New Roman" w:cs="Times New Roman"/>
-              </w:rPr>
-              <w:t xml:space="preserve">            </w:t>
-            </w:r>
-            <w:proofErr w:type="spellStart"/>
-            <w:r>
-              <w:rPr>
-                <w:rFonts w:ascii="Times New Roman" w:hAnsi="Times New Roman" w:cs="Times New Roman"/>
-              </w:rPr>
-              <w:t>background-</w:t>
-            </w:r>
-            <w:proofErr w:type="gramStart"/>
-            <w:r>
-              <w:rPr>
-                <w:rFonts w:ascii="Times New Roman" w:hAnsi="Times New Roman" w:cs="Times New Roman"/>
-              </w:rPr>
-              <w:t>color:rgba</w:t>
-            </w:r>
-            <w:proofErr w:type="spellEnd"/>
-            <w:proofErr w:type="gramEnd"/>
-            <w:r>
-              <w:rPr>
-                <w:rFonts w:ascii="Times New Roman" w:hAnsi="Times New Roman" w:cs="Times New Roman"/>
-              </w:rPr>
-              <w:t>(25, 147, 106, 0.451);</w:t>
-            </w:r>
-          </w:p>
-          <w:p>
-            <w:pPr>
-              <w:rPr>
-                <w:rFonts w:ascii="Times New Roman" w:hAnsi="Times New Roman" w:cs="Times New Roman"/>
-              </w:rPr>
-            </w:pPr>
-            <w:r>
-              <w:rPr>
-                <w:rFonts w:ascii="Times New Roman" w:hAnsi="Times New Roman" w:cs="Times New Roman"/>
-              </w:rPr>
-              <w:t>            min-height: 400px;</w:t>
-            </w:r>
-          </w:p>
-          <w:p>
-            <w:pPr>
-              <w:rPr>
-                <w:rFonts w:ascii="Times New Roman" w:hAnsi="Times New Roman" w:cs="Times New Roman"/>
-              </w:rPr>
-            </w:pPr>
-            <w:r>
-              <w:rPr>
-                <w:rFonts w:ascii="Times New Roman" w:hAnsi="Times New Roman" w:cs="Times New Roman"/>
-              </w:rPr>
-              <w:t>        }</w:t>
-            </w:r>
-          </w:p>
-          <w:p>
-            <w:pPr>
-              <w:rPr>
-                <w:rFonts w:ascii="Times New Roman" w:hAnsi="Times New Roman" w:cs="Times New Roman"/>
-              </w:rPr>
-            </w:pPr>
-          </w:p>
-          <w:p>
-            <w:pPr>
-              <w:rPr>
-                <w:rFonts w:ascii="Times New Roman" w:hAnsi="Times New Roman" w:cs="Times New Roman"/>
-              </w:rPr>
-            </w:pPr>
-            <w:r>
-              <w:rPr>
-                <w:rFonts w:ascii="Times New Roman" w:hAnsi="Times New Roman" w:cs="Times New Roman"/>
-              </w:rPr>
-              <w:t xml:space="preserve">        </w:t>
-            </w:r>
-            <w:proofErr w:type="gramStart"/>
-            <w:r>
-              <w:rPr>
-                <w:rFonts w:ascii="Times New Roman" w:hAnsi="Times New Roman" w:cs="Times New Roman"/>
-              </w:rPr>
-              <w:t>.side</w:t>
-            </w:r>
-            <w:proofErr w:type="gramEnd"/>
-            <w:r>
-              <w:rPr>
-                <w:rFonts w:ascii="Times New Roman" w:hAnsi="Times New Roman" w:cs="Times New Roman"/>
-              </w:rPr>
-              <w:t>-bar ul {</w:t>
-            </w:r>
-          </w:p>
-          <w:p>
-            <w:pPr>
-              <w:rPr>
-                <w:rFonts w:ascii="Times New Roman" w:hAnsi="Times New Roman" w:cs="Times New Roman"/>
-              </w:rPr>
-            </w:pPr>
-            <w:r>
-              <w:rPr>
-                <w:rFonts w:ascii="Times New Roman" w:hAnsi="Times New Roman" w:cs="Times New Roman"/>
-              </w:rPr>
-              <w:t>            margin-left: 20px;</w:t>
-            </w:r>
-          </w:p>
-          <w:p>
-            <w:pPr>
-              <w:rPr>
-                <w:rFonts w:ascii="Times New Roman" w:hAnsi="Times New Roman" w:cs="Times New Roman"/>
-              </w:rPr>
-            </w:pPr>
-            <w:r>
-              <w:rPr>
-                <w:rFonts w:ascii="Times New Roman" w:hAnsi="Times New Roman" w:cs="Times New Roman"/>
-              </w:rPr>
-              <w:t>            margin-top: 10px;</w:t>
-            </w:r>
-          </w:p>
-          <w:p>
-            <w:pPr>
-              <w:rPr>
-                <w:rFonts w:ascii="Times New Roman" w:hAnsi="Times New Roman" w:cs="Times New Roman"/>
-              </w:rPr>
-            </w:pPr>
-            <w:r>
-              <w:rPr>
-                <w:rFonts w:ascii="Times New Roman" w:hAnsi="Times New Roman" w:cs="Times New Roman"/>
-              </w:rPr>
-              <w:t>            margin-bottom: 20px;</w:t>
-            </w:r>
-          </w:p>
-          <w:p>
-            <w:pPr>
-              <w:rPr>
-                <w:rFonts w:ascii="Times New Roman" w:hAnsi="Times New Roman" w:cs="Times New Roman"/>
-              </w:rPr>
-            </w:pPr>
-            <w:r>
-              <w:rPr>
-                <w:rFonts w:ascii="Times New Roman" w:hAnsi="Times New Roman" w:cs="Times New Roman"/>
-              </w:rPr>
-              <w:t>        }</w:t>
-            </w:r>
-          </w:p>
-          <w:p>
-            <w:pPr>
-              <w:rPr>
-                <w:rFonts w:ascii="Times New Roman" w:hAnsi="Times New Roman" w:cs="Times New Roman"/>
-              </w:rPr>
-            </w:pPr>
-          </w:p>
-          <w:p>
-            <w:pPr>
-              <w:rPr>
-                <w:rFonts w:ascii="Times New Roman" w:hAnsi="Times New Roman" w:cs="Times New Roman"/>
-              </w:rPr>
-            </w:pPr>
-            <w:r>
-              <w:rPr>
-                <w:rFonts w:ascii="Times New Roman" w:hAnsi="Times New Roman" w:cs="Times New Roman"/>
-              </w:rPr>
-              <w:t xml:space="preserve">        </w:t>
-            </w:r>
-            <w:proofErr w:type="gramStart"/>
-            <w:r>
-              <w:rPr>
-                <w:rFonts w:ascii="Times New Roman" w:hAnsi="Times New Roman" w:cs="Times New Roman"/>
-              </w:rPr>
-              <w:t>.side</w:t>
-            </w:r>
-            <w:proofErr w:type="gramEnd"/>
-            <w:r>
-              <w:rPr>
-                <w:rFonts w:ascii="Times New Roman" w:hAnsi="Times New Roman" w:cs="Times New Roman"/>
-              </w:rPr>
-              <w:t>-bar li {</w:t>
-            </w:r>
-          </w:p>
-          <w:p>
-            <w:pPr>
-              <w:rPr>
-                <w:rFonts w:ascii="Times New Roman" w:hAnsi="Times New Roman" w:cs="Times New Roman"/>
-              </w:rPr>
-            </w:pPr>
-            <w:r>
-              <w:rPr>
-                <w:rFonts w:ascii="Times New Roman" w:hAnsi="Times New Roman" w:cs="Times New Roman"/>
-              </w:rPr>
-              <w:t>            margin-bottom: 8px;</w:t>
-            </w:r>
-          </w:p>
-          <w:p>
-            <w:pPr>
-              <w:rPr>
-                <w:rFonts w:ascii="Times New Roman" w:hAnsi="Times New Roman" w:cs="Times New Roman"/>
-              </w:rPr>
-            </w:pPr>
-            <w:r>
-              <w:rPr>
-                <w:rFonts w:ascii="Times New Roman" w:hAnsi="Times New Roman" w:cs="Times New Roman"/>
-              </w:rPr>
-              <w:t>        }</w:t>
-            </w:r>
-          </w:p>
-          <w:p>
-            <w:pPr>
-              <w:rPr>
-                <w:rFonts w:ascii="Times New Roman" w:hAnsi="Times New Roman" w:cs="Times New Roman"/>
-              </w:rPr>
-            </w:pPr>
-          </w:p>
-          <w:p>
-            <w:pPr>
-              <w:rPr>
-                <w:rFonts w:ascii="Times New Roman" w:hAnsi="Times New Roman" w:cs="Times New Roman"/>
-              </w:rPr>
-            </w:pPr>
-            <w:r>
-              <w:rPr>
-                <w:rFonts w:ascii="Times New Roman" w:hAnsi="Times New Roman" w:cs="Times New Roman"/>
-              </w:rPr>
-              <w:t xml:space="preserve">        </w:t>
-            </w:r>
-            <w:proofErr w:type="gramStart"/>
-            <w:r>
-              <w:rPr>
-                <w:rFonts w:ascii="Times New Roman" w:hAnsi="Times New Roman" w:cs="Times New Roman"/>
-              </w:rPr>
-              <w:t>.side</w:t>
-            </w:r>
-            <w:proofErr w:type="gramEnd"/>
-            <w:r>
-              <w:rPr>
-                <w:rFonts w:ascii="Times New Roman" w:hAnsi="Times New Roman" w:cs="Times New Roman"/>
-              </w:rPr>
-              <w:t>-bar a {</w:t>
-            </w:r>
-          </w:p>
-          <w:p>
-            <w:pPr>
-              <w:rPr>
-                <w:rFonts w:ascii="Times New Roman" w:hAnsi="Times New Roman" w:cs="Times New Roman"/>
-              </w:rPr>
-            </w:pPr>
-            <w:r>
-              <w:rPr>
-                <w:rFonts w:ascii="Times New Roman" w:hAnsi="Times New Roman" w:cs="Times New Roman"/>
-              </w:rPr>
-              <w:t xml:space="preserve">            </w:t>
+              <w:t xml:space="preserve">: </w:t>
             </w:r>
             <w:proofErr w:type="spellStart"/>
             <w:proofErr w:type="gramStart"/>
@@ -1958,6 +1794,246 @@
               <w:rPr>
                 <w:rFonts w:ascii="Times New Roman" w:hAnsi="Times New Roman" w:cs="Times New Roman"/>
               </w:rPr>
+              <w:t>rgba</w:t>
+            </w:r>
+            <w:proofErr w:type="spellEnd"/>
+            <w:r>
+              <w:rPr>
+                <w:rFonts w:ascii="Times New Roman" w:hAnsi="Times New Roman" w:cs="Times New Roman"/>
+              </w:rPr>
+              <w:t>(</w:t>
+            </w:r>
+            <w:proofErr w:type="gramEnd"/>
+            <w:r>
+              <w:rPr>
+                <w:rFonts w:ascii="Times New Roman" w:hAnsi="Times New Roman" w:cs="Times New Roman"/>
+              </w:rPr>
+              <w:t>25, 147, 106, 0.188);</w:t>
+            </w:r>
+          </w:p>
+          <w:p>
+            <w:pPr>
+              <w:rPr>
+                <w:rFonts w:ascii="Times New Roman" w:hAnsi="Times New Roman" w:cs="Times New Roman"/>
+              </w:rPr>
+            </w:pPr>
+            <w:r>
+              <w:rPr>
+                <w:rFonts w:ascii="Times New Roman" w:hAnsi="Times New Roman" w:cs="Times New Roman"/>
+              </w:rPr>
+              <w:t>            min-height: 400px;</w:t>
+            </w:r>
+          </w:p>
+          <w:p>
+            <w:pPr>
+              <w:rPr>
+                <w:rFonts w:ascii="Times New Roman" w:hAnsi="Times New Roman" w:cs="Times New Roman"/>
+              </w:rPr>
+            </w:pPr>
+            <w:r>
+              <w:rPr>
+                <w:rFonts w:ascii="Times New Roman" w:hAnsi="Times New Roman" w:cs="Times New Roman"/>
+              </w:rPr>
+              <w:t>        }</w:t>
+            </w:r>
+          </w:p>
+          <w:p>
+            <w:pPr>
+              <w:rPr>
+                <w:rFonts w:ascii="Times New Roman" w:hAnsi="Times New Roman" w:cs="Times New Roman"/>
+              </w:rPr>
+            </w:pPr>
+          </w:p>
+          <w:p>
+            <w:pPr>
+              <w:rPr>
+                <w:rFonts w:ascii="Times New Roman" w:hAnsi="Times New Roman" w:cs="Times New Roman"/>
+              </w:rPr>
+            </w:pPr>
+            <w:r>
+              <w:rPr>
+                <w:rFonts w:ascii="Times New Roman" w:hAnsi="Times New Roman" w:cs="Times New Roman"/>
+              </w:rPr>
+              <w:t xml:space="preserve">        </w:t>
+            </w:r>
+            <w:proofErr w:type="gramStart"/>
+            <w:r>
+              <w:rPr>
+                <w:rFonts w:ascii="Times New Roman" w:hAnsi="Times New Roman" w:cs="Times New Roman"/>
+              </w:rPr>
+              <w:t>.side</w:t>
+            </w:r>
+            <w:proofErr w:type="gramEnd"/>
+            <w:r>
+              <w:rPr>
+                <w:rFonts w:ascii="Times New Roman" w:hAnsi="Times New Roman" w:cs="Times New Roman"/>
+              </w:rPr>
+              <w:t>-bar ul {</w:t>
+            </w:r>
+          </w:p>
+          <w:p>
+            <w:pPr>
+              <w:rPr>
+                <w:rFonts w:ascii="Times New Roman" w:hAnsi="Times New Roman" w:cs="Times New Roman"/>
+              </w:rPr>
+            </w:pPr>
+            <w:r>
+              <w:rPr>
+                <w:rFonts w:ascii="Times New Roman" w:hAnsi="Times New Roman" w:cs="Times New Roman"/>
+              </w:rPr>
+              <w:t>            margin-left: 20px;</w:t>
+            </w:r>
+          </w:p>
+          <w:p>
+            <w:pPr>
+              <w:rPr>
+                <w:rFonts w:ascii="Times New Roman" w:hAnsi="Times New Roman" w:cs="Times New Roman"/>
+              </w:rPr>
+            </w:pPr>
+            <w:r>
+              <w:rPr>
+                <w:rFonts w:ascii="Times New Roman" w:hAnsi="Times New Roman" w:cs="Times New Roman"/>
+              </w:rPr>
+              <w:t>            margin-top: 10px;</w:t>
+            </w:r>
+          </w:p>
+          <w:p>
+            <w:pPr>
+              <w:rPr>
+                <w:rFonts w:ascii="Times New Roman" w:hAnsi="Times New Roman" w:cs="Times New Roman"/>
+              </w:rPr>
+            </w:pPr>
+            <w:r>
+              <w:rPr>
+                <w:rFonts w:ascii="Times New Roman" w:hAnsi="Times New Roman" w:cs="Times New Roman"/>
+              </w:rPr>
+              <w:t>            margin-bottom: 20px;</w:t>
+            </w:r>
+          </w:p>
+          <w:p>
+            <w:pPr>
+              <w:rPr>
+                <w:rFonts w:ascii="Times New Roman" w:hAnsi="Times New Roman" w:cs="Times New Roman"/>
+              </w:rPr>
+            </w:pPr>
+            <w:r>
+              <w:rPr>
+                <w:rFonts w:ascii="Times New Roman" w:hAnsi="Times New Roman" w:cs="Times New Roman"/>
+              </w:rPr>
+              <w:t>        }</w:t>
+            </w:r>
+          </w:p>
+          <w:p>
+            <w:pPr>
+              <w:rPr>
+                <w:rFonts w:ascii="Times New Roman" w:hAnsi="Times New Roman" w:cs="Times New Roman"/>
+              </w:rPr>
+            </w:pPr>
+          </w:p>
+          <w:p>
+            <w:pPr>
+              <w:rPr>
+                <w:rFonts w:ascii="Times New Roman" w:hAnsi="Times New Roman" w:cs="Times New Roman"/>
+              </w:rPr>
+            </w:pPr>
+            <w:r>
+              <w:rPr>
+                <w:rFonts w:ascii="Times New Roman" w:hAnsi="Times New Roman" w:cs="Times New Roman"/>
+              </w:rPr>
+              <w:t xml:space="preserve">        </w:t>
+            </w:r>
+            <w:proofErr w:type="gramStart"/>
+            <w:r>
+              <w:rPr>
+                <w:rFonts w:ascii="Times New Roman" w:hAnsi="Times New Roman" w:cs="Times New Roman"/>
+              </w:rPr>
+              <w:t>.side</w:t>
+            </w:r>
+            <w:proofErr w:type="gramEnd"/>
+            <w:r>
+              <w:rPr>
+                <w:rFonts w:ascii="Times New Roman" w:hAnsi="Times New Roman" w:cs="Times New Roman"/>
+              </w:rPr>
+              <w:t>-bar li {</w:t>
+            </w:r>
+          </w:p>
+          <w:p>
+            <w:pPr>
+              <w:rPr>
+                <w:rFonts w:ascii="Times New Roman" w:hAnsi="Times New Roman" w:cs="Times New Roman"/>
+              </w:rPr>
+            </w:pPr>
+            <w:r>
+              <w:rPr>
+                <w:rFonts w:ascii="Times New Roman" w:hAnsi="Times New Roman" w:cs="Times New Roman"/>
+              </w:rPr>
+              <w:t>            margin-bottom: 8px;</w:t>
+            </w:r>
+          </w:p>
+          <w:p>
+            <w:pPr>
+              <w:rPr>
+                <w:rFonts w:ascii="Times New Roman" w:hAnsi="Times New Roman" w:cs="Times New Roman"/>
+              </w:rPr>
+            </w:pPr>
+            <w:r>
+              <w:rPr>
+                <w:rFonts w:ascii="Times New Roman" w:hAnsi="Times New Roman" w:cs="Times New Roman"/>
+              </w:rPr>
+              <w:t>        }</w:t>
+            </w:r>
+          </w:p>
+          <w:p>
+            <w:pPr>
+              <w:rPr>
+                <w:rFonts w:ascii="Times New Roman" w:hAnsi="Times New Roman" w:cs="Times New Roman"/>
+              </w:rPr>
+            </w:pPr>
+          </w:p>
+          <w:p>
+            <w:pPr>
+              <w:rPr>
+                <w:rFonts w:ascii="Times New Roman" w:hAnsi="Times New Roman" w:cs="Times New Roman"/>
+              </w:rPr>
+            </w:pPr>
+            <w:r>
+              <w:rPr>
+                <w:rFonts w:ascii="Times New Roman" w:hAnsi="Times New Roman" w:cs="Times New Roman"/>
+              </w:rPr>
+              <w:t xml:space="preserve">        </w:t>
+            </w:r>
+            <w:proofErr w:type="gramStart"/>
+            <w:r>
+              <w:rPr>
+                <w:rFonts w:ascii="Times New Roman" w:hAnsi="Times New Roman" w:cs="Times New Roman"/>
+              </w:rPr>
+              <w:t>.side</w:t>
+            </w:r>
+            <w:proofErr w:type="gramEnd"/>
+            <w:r>
+              <w:rPr>
+                <w:rFonts w:ascii="Times New Roman" w:hAnsi="Times New Roman" w:cs="Times New Roman"/>
+              </w:rPr>
+              <w:t>-bar a {</w:t>
+            </w:r>
+          </w:p>
+          <w:p>
+            <w:pPr>
+              <w:rPr>
+                <w:rFonts w:ascii="Times New Roman" w:hAnsi="Times New Roman" w:cs="Times New Roman"/>
+              </w:rPr>
+            </w:pPr>
+            <w:r>
+              <w:rPr>
+                <w:rFonts w:ascii="Times New Roman" w:hAnsi="Times New Roman" w:cs="Times New Roman"/>
+              </w:rPr>
+              <w:t xml:space="preserve">            </w:t>
+            </w:r>
+            <w:proofErr w:type="spellStart"/>
+            <w:r>
+              <w:rPr>
+                <w:rFonts w:ascii="Times New Roman" w:hAnsi="Times New Roman" w:cs="Times New Roman"/>
+              </w:rPr>
               <w:t>color</w:t>
             </w:r>
             <w:proofErr w:type="spellEnd"/>
@@ -1965,27 +2041,147 @@
               <w:rPr>
                 <w:rFonts w:ascii="Times New Roman" w:hAnsi="Times New Roman" w:cs="Times New Roman"/>
               </w:rPr>
-              <w:t>:#</w:t>
+              <w:t>: #1a365d;</w:t>
+            </w:r>
+          </w:p>
+          <w:p>
+            <w:pPr>
+              <w:rPr>
+                <w:rFonts w:ascii="Times New Roman" w:hAnsi="Times New Roman" w:cs="Times New Roman"/>
+              </w:rPr>
+            </w:pPr>
+            <w:r>
+              <w:rPr>
+                <w:rFonts w:ascii="Times New Roman" w:hAnsi="Times New Roman" w:cs="Times New Roman"/>
+              </w:rPr>
+              <w:t>            font-weight: bold;</w:t>
+            </w:r>
+          </w:p>
+          <w:p>
+            <w:pPr>
+              <w:rPr>
+                <w:rFonts w:ascii="Times New Roman" w:hAnsi="Times New Roman" w:cs="Times New Roman"/>
+              </w:rPr>
+            </w:pPr>
+            <w:r>
+              <w:rPr>
+                <w:rFonts w:ascii="Times New Roman" w:hAnsi="Times New Roman" w:cs="Times New Roman"/>
+              </w:rPr>
+              <w:t>        }</w:t>
+            </w:r>
+          </w:p>
+          <w:p>
+            <w:pPr>
+              <w:rPr>
+                <w:rFonts w:ascii="Times New Roman" w:hAnsi="Times New Roman" w:cs="Times New Roman"/>
+              </w:rPr>
+            </w:pPr>
+          </w:p>
+          <w:p>
+            <w:pPr>
+              <w:rPr>
+                <w:rFonts w:ascii="Times New Roman" w:hAnsi="Times New Roman" w:cs="Times New Roman"/>
+              </w:rPr>
+            </w:pPr>
+            <w:r>
+              <w:rPr>
+                <w:rFonts w:ascii="Times New Roman" w:hAnsi="Times New Roman" w:cs="Times New Roman"/>
+              </w:rPr>
+              <w:t xml:space="preserve">        </w:t>
+            </w:r>
+            <w:proofErr w:type="gramStart"/>
+            <w:r>
+              <w:rPr>
+                <w:rFonts w:ascii="Times New Roman" w:hAnsi="Times New Roman" w:cs="Times New Roman"/>
+              </w:rPr>
+              <w:t>.body</w:t>
             </w:r>
             <w:proofErr w:type="gramEnd"/>
             <w:r>
               <w:rPr>
                 <w:rFonts w:ascii="Times New Roman" w:hAnsi="Times New Roman" w:cs="Times New Roman"/>
               </w:rPr>
-              <w:t>1a365d;</w:t>
-            </w:r>
-          </w:p>
-          <w:p>
-            <w:pPr>
-              <w:rPr>
-                <w:rFonts w:ascii="Times New Roman" w:hAnsi="Times New Roman" w:cs="Times New Roman"/>
-              </w:rPr>
-            </w:pPr>
-            <w:r>
-              <w:rPr>
-                <w:rFonts w:ascii="Times New Roman" w:hAnsi="Times New Roman" w:cs="Times New Roman"/>
-              </w:rPr>
-              <w:t>            font-weight: bold;</w:t>
+              <w:t>-area {</w:t>
+            </w:r>
+          </w:p>
+          <w:p>
+            <w:pPr>
+              <w:rPr>
+                <w:rFonts w:ascii="Times New Roman" w:hAnsi="Times New Roman" w:cs="Times New Roman"/>
+              </w:rPr>
+            </w:pPr>
+            <w:r>
+              <w:rPr>
+                <w:rFonts w:ascii="Times New Roman" w:hAnsi="Times New Roman" w:cs="Times New Roman"/>
+              </w:rPr>
+              <w:t>            width: 70%;</w:t>
+            </w:r>
+          </w:p>
+          <w:p>
+            <w:pPr>
+              <w:rPr>
+                <w:rFonts w:ascii="Times New Roman" w:hAnsi="Times New Roman" w:cs="Times New Roman"/>
+              </w:rPr>
+            </w:pPr>
+            <w:r>
+              <w:rPr>
+                <w:rFonts w:ascii="Times New Roman" w:hAnsi="Times New Roman" w:cs="Times New Roman"/>
+              </w:rPr>
+              <w:t>            min-height: 100%;</w:t>
+            </w:r>
+          </w:p>
+          <w:p>
+            <w:pPr>
+              <w:rPr>
+                <w:rFonts w:ascii="Times New Roman" w:hAnsi="Times New Roman" w:cs="Times New Roman"/>
+              </w:rPr>
+            </w:pPr>
+            <w:r>
+              <w:rPr>
+                <w:rFonts w:ascii="Times New Roman" w:hAnsi="Times New Roman" w:cs="Times New Roman"/>
+              </w:rPr>
+              <w:t>            background-</w:t>
+            </w:r>
+            <w:proofErr w:type="spellStart"/>
+            <w:r>
+              <w:rPr>
+                <w:rFonts w:ascii="Times New Roman" w:hAnsi="Times New Roman" w:cs="Times New Roman"/>
+              </w:rPr>
+              <w:t>color</w:t>
+            </w:r>
+            <w:proofErr w:type="spellEnd"/>
+            <w:r>
+              <w:rPr>
+                <w:rFonts w:ascii="Times New Roman" w:hAnsi="Times New Roman" w:cs="Times New Roman"/>
+              </w:rPr>
+              <w:t xml:space="preserve">: </w:t>
+            </w:r>
+            <w:proofErr w:type="spellStart"/>
+            <w:r>
+              <w:rPr>
+                <w:rFonts w:ascii="Times New Roman" w:hAnsi="Times New Roman" w:cs="Times New Roman"/>
+              </w:rPr>
+              <w:t>aliceblue</w:t>
+            </w:r>
+            <w:proofErr w:type="spellEnd"/>
+            <w:r>
+              <w:rPr>
+                <w:rFonts w:ascii="Times New Roman" w:hAnsi="Times New Roman" w:cs="Times New Roman"/>
+              </w:rPr>
+              <w:t>;</w:t>
+            </w:r>
+          </w:p>
+          <w:p>
+            <w:pPr>
+              <w:rPr>
+                <w:rFonts w:ascii="Times New Roman" w:hAnsi="Times New Roman" w:cs="Times New Roman"/>
+              </w:rPr>
+            </w:pPr>
+            <w:r>
+              <w:rPr>
+                <w:rFonts w:ascii="Times New Roman" w:hAnsi="Times New Roman" w:cs="Times New Roman"/>
+              </w:rPr>
+              <w:t>            padding: 20px;</w:t>
             </w:r>
           </w:p>
           <w:p>
@@ -2007,282 +2203,405 @@
                 <w:rFonts w:ascii="Times New Roman" w:hAnsi="Times New Roman" w:cs="Times New Roman"/>
               </w:rPr>
             </w:pPr>
-          </w:p>
-          <w:p>
-            <w:pPr>
-              <w:rPr>
-                <w:rFonts w:ascii="Times New Roman" w:hAnsi="Times New Roman" w:cs="Times New Roman"/>
-              </w:rPr>
-            </w:pPr>
-            <w:r>
-              <w:rPr>
-                <w:rFonts w:ascii="Times New Roman" w:hAnsi="Times New Roman" w:cs="Times New Roman"/>
-              </w:rPr>
-              <w:t xml:space="preserve">        </w:t>
+            <w:r>
+              <w:rPr>
+                <w:rFonts w:ascii="Times New Roman" w:hAnsi="Times New Roman" w:cs="Times New Roman"/>
+              </w:rPr>
+              <w:t>    &lt;/style&gt;</w:t>
+            </w:r>
+          </w:p>
+          <w:p>
+            <w:pPr>
+              <w:rPr>
+                <w:rFonts w:ascii="Times New Roman" w:hAnsi="Times New Roman" w:cs="Times New Roman"/>
+              </w:rPr>
+            </w:pPr>
+            <w:r>
+              <w:rPr>
+                <w:rFonts w:ascii="Times New Roman" w:hAnsi="Times New Roman" w:cs="Times New Roman"/>
+              </w:rPr>
+              <w:t>&lt;/head&gt;</w:t>
+            </w:r>
+          </w:p>
+          <w:p>
+            <w:pPr>
+              <w:rPr>
+                <w:rFonts w:ascii="Times New Roman" w:hAnsi="Times New Roman" w:cs="Times New Roman"/>
+              </w:rPr>
+            </w:pPr>
+          </w:p>
+          <w:p>
+            <w:pPr>
+              <w:rPr>
+                <w:rFonts w:ascii="Times New Roman" w:hAnsi="Times New Roman" w:cs="Times New Roman"/>
+              </w:rPr>
+            </w:pPr>
+            <w:r>
+              <w:rPr>
+                <w:rFonts w:ascii="Times New Roman" w:hAnsi="Times New Roman" w:cs="Times New Roman"/>
+              </w:rPr>
+              <w:t>&lt;body&gt;</w:t>
+            </w:r>
+          </w:p>
+          <w:p>
+            <w:pPr>
+              <w:rPr>
+                <w:rFonts w:ascii="Times New Roman" w:hAnsi="Times New Roman" w:cs="Times New Roman"/>
+              </w:rPr>
+            </w:pPr>
+            <w:r>
+              <w:rPr>
+                <w:rFonts w:ascii="Times New Roman" w:hAnsi="Times New Roman" w:cs="Times New Roman"/>
+              </w:rPr>
+              <w:t>    &lt;div class="container"&gt;</w:t>
+            </w:r>
+          </w:p>
+          <w:p>
+            <w:pPr>
+              <w:rPr>
+                <w:rFonts w:ascii="Times New Roman" w:hAnsi="Times New Roman" w:cs="Times New Roman"/>
+              </w:rPr>
+            </w:pPr>
+            <w:r>
+              <w:rPr>
+                <w:rFonts w:ascii="Times New Roman" w:hAnsi="Times New Roman" w:cs="Times New Roman"/>
+              </w:rPr>
+              <w:t>        &lt;div class="logo"&gt;</w:t>
+            </w:r>
+          </w:p>
+          <w:p>
+            <w:pPr>
+              <w:rPr>
+                <w:rFonts w:ascii="Times New Roman" w:hAnsi="Times New Roman" w:cs="Times New Roman"/>
+              </w:rPr>
+            </w:pPr>
+            <w:r>
+              <w:rPr>
+                <w:rFonts w:ascii="Times New Roman" w:hAnsi="Times New Roman" w:cs="Times New Roman"/>
+              </w:rPr>
+              <w:t>            &lt;h1&gt;FSKTM IT Club&lt;/h1&gt;</w:t>
+            </w:r>
+          </w:p>
+          <w:p>
+            <w:pPr>
+              <w:rPr>
+                <w:rFonts w:ascii="Times New Roman" w:hAnsi="Times New Roman" w:cs="Times New Roman"/>
+              </w:rPr>
+            </w:pPr>
+            <w:r>
+              <w:rPr>
+                <w:rFonts w:ascii="Times New Roman" w:hAnsi="Times New Roman" w:cs="Times New Roman"/>
+              </w:rPr>
+              <w:t xml:space="preserve">            &lt;p&gt;Learn. Build. Innovate. </w:t>
             </w:r>
             <w:proofErr w:type="gramStart"/>
             <w:r>
               <w:rPr>
                 <w:rFonts w:ascii="Times New Roman" w:hAnsi="Times New Roman" w:cs="Times New Roman"/>
               </w:rPr>
-              <w:t>.body</w:t>
+              <w:t>Together.&lt;</w:t>
             </w:r>
             <w:proofErr w:type="gramEnd"/>
             <w:r>
               <w:rPr>
                 <w:rFonts w:ascii="Times New Roman" w:hAnsi="Times New Roman" w:cs="Times New Roman"/>
               </w:rPr>
-              <w:t>-area {</w:t>
-            </w:r>
-          </w:p>
-          <w:p>
-            <w:pPr>
-              <w:rPr>
-                <w:rFonts w:ascii="Times New Roman" w:hAnsi="Times New Roman" w:cs="Times New Roman"/>
-              </w:rPr>
-            </w:pPr>
-            <w:r>
-              <w:rPr>
-                <w:rFonts w:ascii="Times New Roman" w:hAnsi="Times New Roman" w:cs="Times New Roman"/>
-              </w:rPr>
-              <w:t>            width: 70%;</w:t>
-            </w:r>
-          </w:p>
-          <w:p>
-            <w:pPr>
-              <w:rPr>
-                <w:rFonts w:ascii="Times New Roman" w:hAnsi="Times New Roman" w:cs="Times New Roman"/>
-              </w:rPr>
-            </w:pPr>
-            <w:r>
-              <w:rPr>
-                <w:rFonts w:ascii="Times New Roman" w:hAnsi="Times New Roman" w:cs="Times New Roman"/>
-              </w:rPr>
-              <w:t>            min-height: 100%;</w:t>
-            </w:r>
-          </w:p>
-          <w:p>
-            <w:pPr>
-              <w:rPr>
-                <w:rFonts w:ascii="Times New Roman" w:hAnsi="Times New Roman" w:cs="Times New Roman"/>
-              </w:rPr>
-            </w:pPr>
-            <w:r>
-              <w:rPr>
-                <w:rFonts w:ascii="Times New Roman" w:hAnsi="Times New Roman" w:cs="Times New Roman"/>
-              </w:rPr>
-              <w:t>            background-</w:t>
+              <w:t>/p&gt;</w:t>
+            </w:r>
+          </w:p>
+          <w:p>
+            <w:pPr>
+              <w:rPr>
+                <w:rFonts w:ascii="Times New Roman" w:hAnsi="Times New Roman" w:cs="Times New Roman"/>
+              </w:rPr>
+            </w:pPr>
+            <w:r>
+              <w:rPr>
+                <w:rFonts w:ascii="Times New Roman" w:hAnsi="Times New Roman" w:cs="Times New Roman"/>
+              </w:rPr>
+              <w:t>        &lt;/div&gt;</w:t>
+            </w:r>
+          </w:p>
+          <w:p>
+            <w:pPr>
+              <w:rPr>
+                <w:rFonts w:ascii="Times New Roman" w:hAnsi="Times New Roman" w:cs="Times New Roman"/>
+              </w:rPr>
+            </w:pPr>
+            <w:r>
+              <w:rPr>
+                <w:rFonts w:ascii="Times New Roman" w:hAnsi="Times New Roman" w:cs="Times New Roman"/>
+              </w:rPr>
+              <w:t>        &lt;div class="navigation"&gt;</w:t>
+            </w:r>
+          </w:p>
+          <w:p>
+            <w:pPr>
+              <w:rPr>
+                <w:rFonts w:ascii="Times New Roman" w:hAnsi="Times New Roman" w:cs="Times New Roman"/>
+              </w:rPr>
+            </w:pPr>
+            <w:r>
+              <w:rPr>
+                <w:rFonts w:ascii="Times New Roman" w:hAnsi="Times New Roman" w:cs="Times New Roman"/>
+              </w:rPr>
+              <w:t xml:space="preserve">            &lt;a </w:t>
             </w:r>
             <w:proofErr w:type="spellStart"/>
             <w:r>
               <w:rPr>
                 <w:rFonts w:ascii="Times New Roman" w:hAnsi="Times New Roman" w:cs="Times New Roman"/>
               </w:rPr>
-              <w:t>color</w:t>
+              <w:t>href</w:t>
             </w:r>
             <w:proofErr w:type="spellEnd"/>
             <w:r>
               <w:rPr>
                 <w:rFonts w:ascii="Times New Roman" w:hAnsi="Times New Roman" w:cs="Times New Roman"/>
               </w:rPr>
-              <w:t xml:space="preserve">: </w:t>
+              <w:t>=""&gt;Home&lt;/a&gt;</w:t>
+            </w:r>
+          </w:p>
+          <w:p>
+            <w:pPr>
+              <w:rPr>
+                <w:rFonts w:ascii="Times New Roman" w:hAnsi="Times New Roman" w:cs="Times New Roman"/>
+              </w:rPr>
+            </w:pPr>
+            <w:r>
+              <w:rPr>
+                <w:rFonts w:ascii="Times New Roman" w:hAnsi="Times New Roman" w:cs="Times New Roman"/>
+              </w:rPr>
+              <w:t xml:space="preserve">            &lt;a </w:t>
             </w:r>
             <w:proofErr w:type="spellStart"/>
             <w:r>
               <w:rPr>
                 <w:rFonts w:ascii="Times New Roman" w:hAnsi="Times New Roman" w:cs="Times New Roman"/>
               </w:rPr>
-              <w:t>aliceblue</w:t>
+              <w:t>href</w:t>
             </w:r>
             <w:proofErr w:type="spellEnd"/>
             <w:r>
               <w:rPr>
                 <w:rFonts w:ascii="Times New Roman" w:hAnsi="Times New Roman" w:cs="Times New Roman"/>
               </w:rPr>
-              <w:t>;</w:t>
-            </w:r>
-          </w:p>
-          <w:p>
-            <w:pPr>
-              <w:rPr>
-                <w:rFonts w:ascii="Times New Roman" w:hAnsi="Times New Roman" w:cs="Times New Roman"/>
-              </w:rPr>
-            </w:pPr>
-            <w:r>
-              <w:rPr>
-                <w:rFonts w:ascii="Times New Roman" w:hAnsi="Times New Roman" w:cs="Times New Roman"/>
-              </w:rPr>
-              <w:t>            padding: 20px;</w:t>
-            </w:r>
-          </w:p>
-          <w:p>
-            <w:pPr>
-              <w:rPr>
-                <w:rFonts w:ascii="Times New Roman" w:hAnsi="Times New Roman" w:cs="Times New Roman"/>
-              </w:rPr>
-            </w:pPr>
-            <w:r>
-              <w:rPr>
-                <w:rFonts w:ascii="Times New Roman" w:hAnsi="Times New Roman" w:cs="Times New Roman"/>
-              </w:rPr>
-              <w:t>        }</w:t>
-            </w:r>
-          </w:p>
-          <w:p>
-            <w:pPr>
-              <w:rPr>
-                <w:rFonts w:ascii="Times New Roman" w:hAnsi="Times New Roman" w:cs="Times New Roman"/>
-              </w:rPr>
-            </w:pPr>
-            <w:r>
-              <w:rPr>
-                <w:rFonts w:ascii="Times New Roman" w:hAnsi="Times New Roman" w:cs="Times New Roman"/>
-              </w:rPr>
-              <w:t>    &lt;/style&gt;</w:t>
-            </w:r>
-          </w:p>
-          <w:p>
-            <w:pPr>
-              <w:rPr>
-                <w:rFonts w:ascii="Times New Roman" w:hAnsi="Times New Roman" w:cs="Times New Roman"/>
-              </w:rPr>
-            </w:pPr>
-            <w:r>
-              <w:rPr>
-                <w:rFonts w:ascii="Times New Roman" w:hAnsi="Times New Roman" w:cs="Times New Roman"/>
-              </w:rPr>
-              <w:t>&lt;/head&gt;</w:t>
-            </w:r>
-          </w:p>
-          <w:p>
-            <w:pPr>
-              <w:rPr>
-                <w:rFonts w:ascii="Times New Roman" w:hAnsi="Times New Roman" w:cs="Times New Roman"/>
-              </w:rPr>
-            </w:pPr>
-          </w:p>
-          <w:p>
-            <w:pPr>
-              <w:rPr>
-                <w:rFonts w:ascii="Times New Roman" w:hAnsi="Times New Roman" w:cs="Times New Roman"/>
-              </w:rPr>
-            </w:pPr>
-            <w:r>
-              <w:rPr>
-                <w:rFonts w:ascii="Times New Roman" w:hAnsi="Times New Roman" w:cs="Times New Roman"/>
-              </w:rPr>
-              <w:t>&lt;body&gt;</w:t>
-            </w:r>
-          </w:p>
-          <w:p>
-            <w:pPr>
-              <w:rPr>
-                <w:rFonts w:ascii="Times New Roman" w:hAnsi="Times New Roman" w:cs="Times New Roman"/>
-              </w:rPr>
-            </w:pPr>
-            <w:r>
-              <w:rPr>
-                <w:rFonts w:ascii="Times New Roman" w:hAnsi="Times New Roman" w:cs="Times New Roman"/>
-              </w:rPr>
-              <w:t>    &lt;div class="=container"&gt;&lt;/div&gt;</w:t>
-            </w:r>
-          </w:p>
-          <w:p>
-            <w:pPr>
-              <w:rPr>
-                <w:rFonts w:ascii="Times New Roman" w:hAnsi="Times New Roman" w:cs="Times New Roman"/>
-              </w:rPr>
-            </w:pPr>
-            <w:r>
-              <w:rPr>
-                <w:rFonts w:ascii="Times New Roman" w:hAnsi="Times New Roman" w:cs="Times New Roman"/>
-              </w:rPr>
-              <w:t>    &lt;div class="logo"&gt;</w:t>
-            </w:r>
-          </w:p>
-          <w:p>
-            <w:pPr>
-              <w:rPr>
-                <w:rFonts w:ascii="Times New Roman" w:hAnsi="Times New Roman" w:cs="Times New Roman"/>
-              </w:rPr>
-            </w:pPr>
-            <w:r>
-              <w:rPr>
-                <w:rFonts w:ascii="Times New Roman" w:hAnsi="Times New Roman" w:cs="Times New Roman"/>
-              </w:rPr>
-              <w:t>        &lt;h1&gt;FSKTM IT Club&lt;/h1&gt;</w:t>
-            </w:r>
-          </w:p>
-          <w:p>
-            <w:pPr>
-              <w:rPr>
-                <w:rFonts w:ascii="Times New Roman" w:hAnsi="Times New Roman" w:cs="Times New Roman"/>
-              </w:rPr>
-            </w:pPr>
-            <w:r>
-              <w:rPr>
-                <w:rFonts w:ascii="Times New Roman" w:hAnsi="Times New Roman" w:cs="Times New Roman"/>
-              </w:rPr>
-              <w:t xml:space="preserve">        &lt;p&gt;Learn. Build. Innovate. </w:t>
+              <w:t>=""&gt;About&lt;/a&gt;</w:t>
+            </w:r>
+          </w:p>
+          <w:p>
+            <w:pPr>
+              <w:rPr>
+                <w:rFonts w:ascii="Times New Roman" w:hAnsi="Times New Roman" w:cs="Times New Roman"/>
+              </w:rPr>
+            </w:pPr>
+            <w:r>
+              <w:rPr>
+                <w:rFonts w:ascii="Times New Roman" w:hAnsi="Times New Roman" w:cs="Times New Roman"/>
+              </w:rPr>
+              <w:t xml:space="preserve">            &lt;a </w:t>
+            </w:r>
+            <w:proofErr w:type="spellStart"/>
+            <w:r>
+              <w:rPr>
+                <w:rFonts w:ascii="Times New Roman" w:hAnsi="Times New Roman" w:cs="Times New Roman"/>
+              </w:rPr>
+              <w:t>href</w:t>
+            </w:r>
+            <w:proofErr w:type="spellEnd"/>
+            <w:r>
+              <w:rPr>
+                <w:rFonts w:ascii="Times New Roman" w:hAnsi="Times New Roman" w:cs="Times New Roman"/>
+              </w:rPr>
+              <w:t>=""&gt;Events&lt;/a&gt;</w:t>
+            </w:r>
+          </w:p>
+          <w:p>
+            <w:pPr>
+              <w:rPr>
+                <w:rFonts w:ascii="Times New Roman" w:hAnsi="Times New Roman" w:cs="Times New Roman"/>
+              </w:rPr>
+            </w:pPr>
+            <w:r>
+              <w:rPr>
+                <w:rFonts w:ascii="Times New Roman" w:hAnsi="Times New Roman" w:cs="Times New Roman"/>
+              </w:rPr>
+              <w:lastRenderedPageBreak/>
+              <w:t xml:space="preserve">            &lt;a </w:t>
+            </w:r>
+            <w:proofErr w:type="spellStart"/>
+            <w:r>
+              <w:rPr>
+                <w:rFonts w:ascii="Times New Roman" w:hAnsi="Times New Roman" w:cs="Times New Roman"/>
+              </w:rPr>
+              <w:t>href</w:t>
+            </w:r>
+            <w:proofErr w:type="spellEnd"/>
+            <w:r>
+              <w:rPr>
+                <w:rFonts w:ascii="Times New Roman" w:hAnsi="Times New Roman" w:cs="Times New Roman"/>
+              </w:rPr>
+              <w:t>=""&gt;Contact&lt;/a&gt;</w:t>
+            </w:r>
+          </w:p>
+          <w:p>
+            <w:pPr>
+              <w:rPr>
+                <w:rFonts w:ascii="Times New Roman" w:hAnsi="Times New Roman" w:cs="Times New Roman"/>
+              </w:rPr>
+            </w:pPr>
+            <w:r>
+              <w:rPr>
+                <w:rFonts w:ascii="Times New Roman" w:hAnsi="Times New Roman" w:cs="Times New Roman"/>
+              </w:rPr>
+              <w:t>        &lt;/div&gt;</w:t>
+            </w:r>
+          </w:p>
+          <w:p>
+            <w:pPr>
+              <w:rPr>
+                <w:rFonts w:ascii="Times New Roman" w:hAnsi="Times New Roman" w:cs="Times New Roman"/>
+              </w:rPr>
+            </w:pPr>
+          </w:p>
+          <w:p>
+            <w:pPr>
+              <w:rPr>
+                <w:rFonts w:ascii="Times New Roman" w:hAnsi="Times New Roman" w:cs="Times New Roman"/>
+              </w:rPr>
+            </w:pPr>
+            <w:r>
+              <w:rPr>
+                <w:rFonts w:ascii="Times New Roman" w:hAnsi="Times New Roman" w:cs="Times New Roman"/>
+              </w:rPr>
+              <w:t>        &lt;div class="content"&gt;</w:t>
+            </w:r>
+          </w:p>
+          <w:p>
+            <w:pPr>
+              <w:rPr>
+                <w:rFonts w:ascii="Times New Roman" w:hAnsi="Times New Roman" w:cs="Times New Roman"/>
+              </w:rPr>
+            </w:pPr>
+            <w:r>
+              <w:rPr>
+                <w:rFonts w:ascii="Times New Roman" w:hAnsi="Times New Roman" w:cs="Times New Roman"/>
+              </w:rPr>
+              <w:t>            &lt;div class="side-bar"&gt;</w:t>
+            </w:r>
+          </w:p>
+          <w:p>
+            <w:pPr>
+              <w:rPr>
+                <w:rFonts w:ascii="Times New Roman" w:hAnsi="Times New Roman" w:cs="Times New Roman"/>
+              </w:rPr>
+            </w:pPr>
+            <w:r>
+              <w:rPr>
+                <w:rFonts w:ascii="Times New Roman" w:hAnsi="Times New Roman" w:cs="Times New Roman"/>
+              </w:rPr>
+              <w:t>                &lt;h3&gt;Club Corner&lt;/h3&gt;&lt;</w:t>
+            </w:r>
+            <w:proofErr w:type="spellStart"/>
+            <w:r>
+              <w:rPr>
+                <w:rFonts w:ascii="Times New Roman" w:hAnsi="Times New Roman" w:cs="Times New Roman"/>
+              </w:rPr>
+              <w:t>br</w:t>
+            </w:r>
+            <w:proofErr w:type="spellEnd"/>
+            <w:r>
+              <w:rPr>
+                <w:rFonts w:ascii="Times New Roman" w:hAnsi="Times New Roman" w:cs="Times New Roman"/>
+              </w:rPr>
+              <w:t>&gt;</w:t>
+            </w:r>
+          </w:p>
+          <w:p>
+            <w:pPr>
+              <w:rPr>
+                <w:rFonts w:ascii="Times New Roman" w:hAnsi="Times New Roman" w:cs="Times New Roman"/>
+              </w:rPr>
+            </w:pPr>
+            <w:r>
+              <w:rPr>
+                <w:rFonts w:ascii="Times New Roman" w:hAnsi="Times New Roman" w:cs="Times New Roman"/>
+              </w:rPr>
+              <w:t xml:space="preserve">                &lt;p&gt;Explore activities and opportunities available to </w:t>
+            </w:r>
+            <w:proofErr w:type="spellStart"/>
+            <w:r>
+              <w:rPr>
+                <w:rFonts w:ascii="Times New Roman" w:hAnsi="Times New Roman" w:cs="Times New Roman"/>
+              </w:rPr>
+              <w:t>out</w:t>
+            </w:r>
+            <w:proofErr w:type="spellEnd"/>
+            <w:r>
+              <w:rPr>
+                <w:rFonts w:ascii="Times New Roman" w:hAnsi="Times New Roman" w:cs="Times New Roman"/>
+              </w:rPr>
+              <w:t xml:space="preserve"> </w:t>
             </w:r>
             <w:proofErr w:type="gramStart"/>
             <w:r>
               <w:rPr>
                 <w:rFonts w:ascii="Times New Roman" w:hAnsi="Times New Roman" w:cs="Times New Roman"/>
               </w:rPr>
-              <w:t>Together.&lt;</w:t>
+              <w:t>members.&lt;</w:t>
             </w:r>
             <w:proofErr w:type="gramEnd"/>
             <w:r>
               <w:rPr>
                 <w:rFonts w:ascii="Times New Roman" w:hAnsi="Times New Roman" w:cs="Times New Roman"/>
               </w:rPr>
-              <w:t>/p&gt;</w:t>
-            </w:r>
-          </w:p>
-          <w:p>
-            <w:pPr>
-              <w:rPr>
-                <w:rFonts w:ascii="Times New Roman" w:hAnsi="Times New Roman" w:cs="Times New Roman"/>
-              </w:rPr>
-            </w:pPr>
-            <w:r>
-              <w:rPr>
-                <w:rFonts w:ascii="Times New Roman" w:hAnsi="Times New Roman" w:cs="Times New Roman"/>
-              </w:rPr>
-              <w:t>    &lt;/div&gt;</w:t>
-            </w:r>
-          </w:p>
-          <w:p>
-            <w:pPr>
-              <w:rPr>
-                <w:rFonts w:ascii="Times New Roman" w:hAnsi="Times New Roman" w:cs="Times New Roman"/>
-              </w:rPr>
-            </w:pPr>
-            <w:r>
-              <w:rPr>
-                <w:rFonts w:ascii="Times New Roman" w:hAnsi="Times New Roman" w:cs="Times New Roman"/>
-              </w:rPr>
-              <w:t>    &lt;div class="navigation"&gt;</w:t>
-            </w:r>
-          </w:p>
-          <w:p>
-            <w:pPr>
-              <w:rPr>
-                <w:rFonts w:ascii="Times New Roman" w:hAnsi="Times New Roman" w:cs="Times New Roman"/>
-              </w:rPr>
-            </w:pPr>
-            <w:r>
-              <w:rPr>
-                <w:rFonts w:ascii="Times New Roman" w:hAnsi="Times New Roman" w:cs="Times New Roman"/>
-              </w:rPr>
-              <w:t xml:space="preserve">        &lt;a </w:t>
+              <w:t>/p&gt;&lt;</w:t>
             </w:r>
             <w:proofErr w:type="spellStart"/>
             <w:r>
               <w:rPr>
                 <w:rFonts w:ascii="Times New Roman" w:hAnsi="Times New Roman" w:cs="Times New Roman"/>
               </w:rPr>
+              <w:t>br</w:t>
+            </w:r>
+            <w:proofErr w:type="spellEnd"/>
+            <w:r>
+              <w:rPr>
+                <w:rFonts w:ascii="Times New Roman" w:hAnsi="Times New Roman" w:cs="Times New Roman"/>
+              </w:rPr>
+              <w:t>&gt;</w:t>
+            </w:r>
+          </w:p>
+          <w:p>
+            <w:pPr>
+              <w:rPr>
+                <w:rFonts w:ascii="Times New Roman" w:hAnsi="Times New Roman" w:cs="Times New Roman"/>
+              </w:rPr>
+            </w:pPr>
+            <w:r>
+              <w:rPr>
+                <w:rFonts w:ascii="Times New Roman" w:hAnsi="Times New Roman" w:cs="Times New Roman"/>
+              </w:rPr>
+              <w:t>                &lt;ul&gt;</w:t>
+            </w:r>
+          </w:p>
+          <w:p>
+            <w:pPr>
+              <w:rPr>
+                <w:rFonts w:ascii="Times New Roman" w:hAnsi="Times New Roman" w:cs="Times New Roman"/>
+              </w:rPr>
+            </w:pPr>
+            <w:r>
+              <w:rPr>
+                <w:rFonts w:ascii="Times New Roman" w:hAnsi="Times New Roman" w:cs="Times New Roman"/>
+              </w:rPr>
+              <w:t xml:space="preserve">                    &lt;li&gt;&lt;a </w:t>
+            </w:r>
+            <w:proofErr w:type="spellStart"/>
+            <w:r>
+              <w:rPr>
+                <w:rFonts w:ascii="Times New Roman" w:hAnsi="Times New Roman" w:cs="Times New Roman"/>
+              </w:rPr>
               <w:t>href</w:t>
             </w:r>
             <w:proofErr w:type="spellEnd"/>
@@ -2290,20 +2609,20 @@
               <w:rPr>
                 <w:rFonts w:ascii="Times New Roman" w:hAnsi="Times New Roman" w:cs="Times New Roman"/>
               </w:rPr>
-              <w:t>=""&gt;Home&lt;/a&gt;</w:t>
-            </w:r>
-          </w:p>
-          <w:p>
-            <w:pPr>
-              <w:rPr>
-                <w:rFonts w:ascii="Times New Roman" w:hAnsi="Times New Roman" w:cs="Times New Roman"/>
-              </w:rPr>
-            </w:pPr>
-            <w:r>
-              <w:rPr>
-                <w:rFonts w:ascii="Times New Roman" w:hAnsi="Times New Roman" w:cs="Times New Roman"/>
-              </w:rPr>
-              <w:t xml:space="preserve">        &lt;a </w:t>
+              <w:t>=""&gt;Upcoming Events&lt;/a&gt;&lt;/li&gt;</w:t>
+            </w:r>
+          </w:p>
+          <w:p>
+            <w:pPr>
+              <w:rPr>
+                <w:rFonts w:ascii="Times New Roman" w:hAnsi="Times New Roman" w:cs="Times New Roman"/>
+              </w:rPr>
+            </w:pPr>
+            <w:r>
+              <w:rPr>
+                <w:rFonts w:ascii="Times New Roman" w:hAnsi="Times New Roman" w:cs="Times New Roman"/>
+              </w:rPr>
+              <w:t xml:space="preserve">                    &lt;li&gt;&lt;a </w:t>
             </w:r>
             <w:proofErr w:type="spellStart"/>
             <w:r>
@@ -2317,20 +2636,20 @@
               <w:rPr>
                 <w:rFonts w:ascii="Times New Roman" w:hAnsi="Times New Roman" w:cs="Times New Roman"/>
               </w:rPr>
-              <w:t>=""&gt;About&lt;/a&gt;</w:t>
-            </w:r>
-          </w:p>
-          <w:p>
-            <w:pPr>
-              <w:rPr>
-                <w:rFonts w:ascii="Times New Roman" w:hAnsi="Times New Roman" w:cs="Times New Roman"/>
-              </w:rPr>
-            </w:pPr>
-            <w:r>
-              <w:rPr>
-                <w:rFonts w:ascii="Times New Roman" w:hAnsi="Times New Roman" w:cs="Times New Roman"/>
-              </w:rPr>
-              <w:t xml:space="preserve">        &lt;a </w:t>
+              <w:t>=""&gt;Learning Resources&lt;/a&gt;&lt;/li&gt;</w:t>
+            </w:r>
+          </w:p>
+          <w:p>
+            <w:pPr>
+              <w:rPr>
+                <w:rFonts w:ascii="Times New Roman" w:hAnsi="Times New Roman" w:cs="Times New Roman"/>
+              </w:rPr>
+            </w:pPr>
+            <w:r>
+              <w:rPr>
+                <w:rFonts w:ascii="Times New Roman" w:hAnsi="Times New Roman" w:cs="Times New Roman"/>
+              </w:rPr>
+              <w:t xml:space="preserve">                    &lt;li&gt;&lt;a </w:t>
             </w:r>
             <w:proofErr w:type="spellStart"/>
             <w:r>
@@ -2344,107 +2663,46 @@
               <w:rPr>
                 <w:rFonts w:ascii="Times New Roman" w:hAnsi="Times New Roman" w:cs="Times New Roman"/>
               </w:rPr>
-              <w:t>=""&gt;Events&lt;/a&gt;</w:t>
-            </w:r>
-          </w:p>
-          <w:p>
-            <w:pPr>
-              <w:rPr>
-                <w:rFonts w:ascii="Times New Roman" w:hAnsi="Times New Roman" w:cs="Times New Roman"/>
-              </w:rPr>
-            </w:pPr>
-            <w:r>
-              <w:rPr>
-                <w:rFonts w:ascii="Times New Roman" w:hAnsi="Times New Roman" w:cs="Times New Roman"/>
-              </w:rPr>
-              <w:t xml:space="preserve">        &lt;a </w:t>
+              <w:t>=""&gt;Join the Club&lt;/a&gt;&lt;/li&gt;</w:t>
+            </w:r>
+          </w:p>
+          <w:p>
+            <w:pPr>
+              <w:rPr>
+                <w:rFonts w:ascii="Times New Roman" w:hAnsi="Times New Roman" w:cs="Times New Roman"/>
+              </w:rPr>
+            </w:pPr>
+            <w:r>
+              <w:rPr>
+                <w:rFonts w:ascii="Times New Roman" w:hAnsi="Times New Roman" w:cs="Times New Roman"/>
+              </w:rPr>
+              <w:t>                &lt;/ul&gt;</w:t>
+            </w:r>
+          </w:p>
+          <w:p>
+            <w:pPr>
+              <w:rPr>
+                <w:rFonts w:ascii="Times New Roman" w:hAnsi="Times New Roman" w:cs="Times New Roman"/>
+              </w:rPr>
+            </w:pPr>
+            <w:r>
+              <w:rPr>
+                <w:rFonts w:ascii="Times New Roman" w:hAnsi="Times New Roman" w:cs="Times New Roman"/>
+              </w:rPr>
+              <w:t>                &lt;</w:t>
             </w:r>
             <w:proofErr w:type="spellStart"/>
             <w:r>
               <w:rPr>
                 <w:rFonts w:ascii="Times New Roman" w:hAnsi="Times New Roman" w:cs="Times New Roman"/>
               </w:rPr>
-              <w:t>href</w:t>
+              <w:t>br</w:t>
             </w:r>
             <w:proofErr w:type="spellEnd"/>
             <w:r>
               <w:rPr>
                 <w:rFonts w:ascii="Times New Roman" w:hAnsi="Times New Roman" w:cs="Times New Roman"/>
               </w:rPr>
-              <w:t>=""&gt;Contact&lt;/a&gt;</w:t>
-            </w:r>
-          </w:p>
-          <w:p>
-            <w:pPr>
-              <w:rPr>
-                <w:rFonts w:ascii="Times New Roman" w:hAnsi="Times New Roman" w:cs="Times New Roman"/>
-              </w:rPr>
-            </w:pPr>
-            <w:r>
-              <w:rPr>
-                <w:rFonts w:ascii="Times New Roman" w:hAnsi="Times New Roman" w:cs="Times New Roman"/>
-              </w:rPr>
-              <w:t>    &lt;/div&gt;</w:t>
-            </w:r>
-          </w:p>
-          <w:p>
-            <w:pPr>
-              <w:rPr>
-                <w:rFonts w:ascii="Times New Roman" w:hAnsi="Times New Roman" w:cs="Times New Roman"/>
-              </w:rPr>
-            </w:pPr>
-          </w:p>
-          <w:p>
-            <w:pPr>
-              <w:rPr>
-                <w:rFonts w:ascii="Times New Roman" w:hAnsi="Times New Roman" w:cs="Times New Roman"/>
-              </w:rPr>
-            </w:pPr>
-            <w:r>
-              <w:rPr>
-                <w:rFonts w:ascii="Times New Roman" w:hAnsi="Times New Roman" w:cs="Times New Roman"/>
-              </w:rPr>
-              <w:t>    &lt;div class="content"&gt;</w:t>
-            </w:r>
-          </w:p>
-          <w:p>
-            <w:pPr>
-              <w:rPr>
-                <w:rFonts w:ascii="Times New Roman" w:hAnsi="Times New Roman" w:cs="Times New Roman"/>
-              </w:rPr>
-            </w:pPr>
-            <w:r>
-              <w:rPr>
-                <w:rFonts w:ascii="Times New Roman" w:hAnsi="Times New Roman" w:cs="Times New Roman"/>
-              </w:rPr>
-              <w:lastRenderedPageBreak/>
-              <w:t>        &lt;div class="side-bar"&gt;</w:t>
-            </w:r>
-          </w:p>
-          <w:p>
-            <w:pPr>
-              <w:rPr>
-                <w:rFonts w:ascii="Times New Roman" w:hAnsi="Times New Roman" w:cs="Times New Roman"/>
-              </w:rPr>
-            </w:pPr>
-            <w:r>
-              <w:rPr>
-                <w:rFonts w:ascii="Times New Roman" w:hAnsi="Times New Roman" w:cs="Times New Roman"/>
-              </w:rPr>
-              <w:t>            &lt;h3&gt;Club Corner&lt;/h3&gt;&lt;</w:t>
-            </w:r>
-            <w:proofErr w:type="spellStart"/>
-            <w:r>
-              <w:rPr>
-                <w:rFonts w:ascii="Times New Roman" w:hAnsi="Times New Roman" w:cs="Times New Roman"/>
-              </w:rPr>
-              <w:t>br</w:t>
-            </w:r>
-            <w:proofErr w:type="spellEnd"/>
-            <w:r>
-              <w:rPr>
-                <w:rFonts w:ascii="Times New Roman" w:hAnsi="Times New Roman" w:cs="Times New Roman"/>
-              </w:rPr>
               <w:t>&gt;</w:t>
             </w:r>
           </w:p>
@@ -2458,261 +2716,92 @@
               <w:rPr>
                 <w:rFonts w:ascii="Times New Roman" w:hAnsi="Times New Roman" w:cs="Times New Roman"/>
               </w:rPr>
-              <w:t xml:space="preserve">            &lt;p&gt;Explore activities and opportunities available to </w:t>
-            </w:r>
-            <w:proofErr w:type="spellStart"/>
-            <w:r>
-              <w:rPr>
-                <w:rFonts w:ascii="Times New Roman" w:hAnsi="Times New Roman" w:cs="Times New Roman"/>
-              </w:rPr>
-              <w:t>out</w:t>
-            </w:r>
-            <w:proofErr w:type="spellEnd"/>
-            <w:r>
-              <w:rPr>
-                <w:rFonts w:ascii="Times New Roman" w:hAnsi="Times New Roman" w:cs="Times New Roman"/>
-              </w:rPr>
-              <w:t xml:space="preserve"> </w:t>
-            </w:r>
-            <w:proofErr w:type="gramStart"/>
-            <w:r>
-              <w:rPr>
-                <w:rFonts w:ascii="Times New Roman" w:hAnsi="Times New Roman" w:cs="Times New Roman"/>
-              </w:rPr>
-              <w:t>members.&lt;</w:t>
-            </w:r>
-            <w:proofErr w:type="gramEnd"/>
-            <w:r>
-              <w:rPr>
-                <w:rFonts w:ascii="Times New Roman" w:hAnsi="Times New Roman" w:cs="Times New Roman"/>
-              </w:rPr>
-              <w:t>/p&gt;&lt;</w:t>
-            </w:r>
-            <w:proofErr w:type="spellStart"/>
-            <w:r>
-              <w:rPr>
-                <w:rFonts w:ascii="Times New Roman" w:hAnsi="Times New Roman" w:cs="Times New Roman"/>
-              </w:rPr>
-              <w:t>br</w:t>
-            </w:r>
-            <w:proofErr w:type="spellEnd"/>
-            <w:r>
-              <w:rPr>
-                <w:rFonts w:ascii="Times New Roman" w:hAnsi="Times New Roman" w:cs="Times New Roman"/>
-              </w:rPr>
-              <w:t>&gt;</w:t>
-            </w:r>
-          </w:p>
-          <w:p>
-            <w:pPr>
-              <w:rPr>
-                <w:rFonts w:ascii="Times New Roman" w:hAnsi="Times New Roman" w:cs="Times New Roman"/>
-              </w:rPr>
-            </w:pPr>
-            <w:r>
-              <w:rPr>
-                <w:rFonts w:ascii="Times New Roman" w:hAnsi="Times New Roman" w:cs="Times New Roman"/>
-              </w:rPr>
-              <w:t>            &lt;ul&gt;</w:t>
-            </w:r>
-          </w:p>
-          <w:p>
-            <w:pPr>
-              <w:rPr>
-                <w:rFonts w:ascii="Times New Roman" w:hAnsi="Times New Roman" w:cs="Times New Roman"/>
-              </w:rPr>
-            </w:pPr>
-            <w:r>
-              <w:rPr>
-                <w:rFonts w:ascii="Times New Roman" w:hAnsi="Times New Roman" w:cs="Times New Roman"/>
-              </w:rPr>
-              <w:t xml:space="preserve">                &lt;li&gt;&lt;a </w:t>
-            </w:r>
-            <w:proofErr w:type="spellStart"/>
-            <w:r>
-              <w:rPr>
-                <w:rFonts w:ascii="Times New Roman" w:hAnsi="Times New Roman" w:cs="Times New Roman"/>
-              </w:rPr>
-              <w:t>href</w:t>
-            </w:r>
-            <w:proofErr w:type="spellEnd"/>
-            <w:r>
-              <w:rPr>
-                <w:rFonts w:ascii="Times New Roman" w:hAnsi="Times New Roman" w:cs="Times New Roman"/>
-              </w:rPr>
-              <w:t>=""&gt;Upcoming Events&lt;/a&gt;&lt;/li&gt;</w:t>
-            </w:r>
-          </w:p>
-          <w:p>
-            <w:pPr>
-              <w:rPr>
-                <w:rFonts w:ascii="Times New Roman" w:hAnsi="Times New Roman" w:cs="Times New Roman"/>
-              </w:rPr>
-            </w:pPr>
-            <w:r>
-              <w:rPr>
-                <w:rFonts w:ascii="Times New Roman" w:hAnsi="Times New Roman" w:cs="Times New Roman"/>
-              </w:rPr>
-              <w:t xml:space="preserve">                &lt;li&gt;&lt;a </w:t>
-            </w:r>
-            <w:proofErr w:type="spellStart"/>
-            <w:r>
-              <w:rPr>
-                <w:rFonts w:ascii="Times New Roman" w:hAnsi="Times New Roman" w:cs="Times New Roman"/>
-              </w:rPr>
-              <w:t>href</w:t>
-            </w:r>
-            <w:proofErr w:type="spellEnd"/>
-            <w:r>
-              <w:rPr>
-                <w:rFonts w:ascii="Times New Roman" w:hAnsi="Times New Roman" w:cs="Times New Roman"/>
-              </w:rPr>
-              <w:t>=""&gt;Learning Resources&lt;/a&gt;&lt;/li&gt;</w:t>
-            </w:r>
-          </w:p>
-          <w:p>
-            <w:pPr>
-              <w:rPr>
-                <w:rFonts w:ascii="Times New Roman" w:hAnsi="Times New Roman" w:cs="Times New Roman"/>
-              </w:rPr>
-            </w:pPr>
-            <w:r>
-              <w:rPr>
-                <w:rFonts w:ascii="Times New Roman" w:hAnsi="Times New Roman" w:cs="Times New Roman"/>
-              </w:rPr>
-              <w:t xml:space="preserve">                &lt;li&gt;&lt;a </w:t>
-            </w:r>
-            <w:proofErr w:type="spellStart"/>
-            <w:r>
-              <w:rPr>
-                <w:rFonts w:ascii="Times New Roman" w:hAnsi="Times New Roman" w:cs="Times New Roman"/>
-              </w:rPr>
-              <w:t>href</w:t>
-            </w:r>
-            <w:proofErr w:type="spellEnd"/>
-            <w:r>
-              <w:rPr>
-                <w:rFonts w:ascii="Times New Roman" w:hAnsi="Times New Roman" w:cs="Times New Roman"/>
-              </w:rPr>
-              <w:t>=""&gt;Join the Club&lt;/a&gt;&lt;/li&gt;</w:t>
-            </w:r>
-          </w:p>
-          <w:p>
-            <w:pPr>
-              <w:rPr>
-                <w:rFonts w:ascii="Times New Roman" w:hAnsi="Times New Roman" w:cs="Times New Roman"/>
-              </w:rPr>
-            </w:pPr>
-            <w:r>
-              <w:rPr>
-                <w:rFonts w:ascii="Times New Roman" w:hAnsi="Times New Roman" w:cs="Times New Roman"/>
-              </w:rPr>
-              <w:t>            &lt;/ul&gt;</w:t>
-            </w:r>
-          </w:p>
-          <w:p>
-            <w:pPr>
-              <w:rPr>
-                <w:rFonts w:ascii="Times New Roman" w:hAnsi="Times New Roman" w:cs="Times New Roman"/>
-              </w:rPr>
-            </w:pPr>
-            <w:r>
-              <w:rPr>
-                <w:rFonts w:ascii="Times New Roman" w:hAnsi="Times New Roman" w:cs="Times New Roman"/>
-              </w:rPr>
-              <w:t>            &lt;</w:t>
-            </w:r>
-            <w:proofErr w:type="spellStart"/>
-            <w:r>
-              <w:rPr>
-                <w:rFonts w:ascii="Times New Roman" w:hAnsi="Times New Roman" w:cs="Times New Roman"/>
-              </w:rPr>
-              <w:t>br</w:t>
-            </w:r>
-            <w:proofErr w:type="spellEnd"/>
-            <w:r>
-              <w:rPr>
-                <w:rFonts w:ascii="Times New Roman" w:hAnsi="Times New Roman" w:cs="Times New Roman"/>
-              </w:rPr>
-              <w:t>&gt;</w:t>
-            </w:r>
-          </w:p>
-          <w:p>
-            <w:pPr>
-              <w:rPr>
-                <w:rFonts w:ascii="Times New Roman" w:hAnsi="Times New Roman" w:cs="Times New Roman"/>
-              </w:rPr>
-            </w:pPr>
-            <w:r>
-              <w:rPr>
-                <w:rFonts w:ascii="Times New Roman" w:hAnsi="Times New Roman" w:cs="Times New Roman"/>
-              </w:rPr>
-              <w:t>            &lt;p&gt;&lt;b&gt;Weekly meet-up&lt;/b&gt;&lt;/p&gt;</w:t>
-            </w:r>
-          </w:p>
-          <w:p>
-            <w:pPr>
-              <w:rPr>
-                <w:rFonts w:ascii="Times New Roman" w:hAnsi="Times New Roman" w:cs="Times New Roman"/>
-              </w:rPr>
-            </w:pPr>
-            <w:r>
-              <w:rPr>
-                <w:rFonts w:ascii="Times New Roman" w:hAnsi="Times New Roman" w:cs="Times New Roman"/>
-              </w:rPr>
-              <w:t>            &lt;p&gt;Wednesday, 3.00 PM&lt;/p&gt;</w:t>
-            </w:r>
-          </w:p>
-          <w:p>
-            <w:pPr>
-              <w:rPr>
-                <w:rFonts w:ascii="Times New Roman" w:hAnsi="Times New Roman" w:cs="Times New Roman"/>
-              </w:rPr>
-            </w:pPr>
-            <w:r>
-              <w:rPr>
-                <w:rFonts w:ascii="Times New Roman" w:hAnsi="Times New Roman" w:cs="Times New Roman"/>
-              </w:rPr>
-              <w:t>            &lt;p&gt;Student activity Room&lt;/p&gt;</w:t>
-            </w:r>
-          </w:p>
-          <w:p>
-            <w:pPr>
-              <w:rPr>
-                <w:rFonts w:ascii="Times New Roman" w:hAnsi="Times New Roman" w:cs="Times New Roman"/>
-              </w:rPr>
-            </w:pPr>
-            <w:r>
-              <w:rPr>
-                <w:rFonts w:ascii="Times New Roman" w:hAnsi="Times New Roman" w:cs="Times New Roman"/>
-              </w:rPr>
-              <w:t>        &lt;/div&gt;</w:t>
-            </w:r>
-          </w:p>
-          <w:p>
-            <w:pPr>
-              <w:rPr>
-                <w:rFonts w:ascii="Times New Roman" w:hAnsi="Times New Roman" w:cs="Times New Roman"/>
-              </w:rPr>
-            </w:pPr>
-            <w:r>
-              <w:rPr>
-                <w:rFonts w:ascii="Times New Roman" w:hAnsi="Times New Roman" w:cs="Times New Roman"/>
-              </w:rPr>
-              <w:t>        &lt;div class="body-area"&gt;</w:t>
-            </w:r>
-          </w:p>
-          <w:p>
-            <w:pPr>
-              <w:rPr>
-                <w:rFonts w:ascii="Times New Roman" w:hAnsi="Times New Roman" w:cs="Times New Roman"/>
-              </w:rPr>
-            </w:pPr>
-            <w:r>
-              <w:rPr>
-                <w:rFonts w:ascii="Times New Roman" w:hAnsi="Times New Roman" w:cs="Times New Roman"/>
-              </w:rPr>
-              <w:t>            &lt;p style="</w:t>
+              <w:t>                &lt;p&gt;&lt;b&gt;Weekly meet-up&lt;/b&gt;&lt;/p&gt;</w:t>
+            </w:r>
+          </w:p>
+          <w:p>
+            <w:pPr>
+              <w:rPr>
+                <w:rFonts w:ascii="Times New Roman" w:hAnsi="Times New Roman" w:cs="Times New Roman"/>
+              </w:rPr>
+            </w:pPr>
+            <w:r>
+              <w:rPr>
+                <w:rFonts w:ascii="Times New Roman" w:hAnsi="Times New Roman" w:cs="Times New Roman"/>
+              </w:rPr>
+              <w:t>                &lt;p&gt;Wednesday, 3.00 PM&lt;/p&gt;</w:t>
+            </w:r>
+          </w:p>
+          <w:p>
+            <w:pPr>
+              <w:rPr>
+                <w:rFonts w:ascii="Times New Roman" w:hAnsi="Times New Roman" w:cs="Times New Roman"/>
+              </w:rPr>
+            </w:pPr>
+            <w:r>
+              <w:rPr>
+                <w:rFonts w:ascii="Times New Roman" w:hAnsi="Times New Roman" w:cs="Times New Roman"/>
+              </w:rPr>
+              <w:t>                &lt;p&gt;Student activity Room&lt;/p&gt;</w:t>
+            </w:r>
+          </w:p>
+          <w:p>
+            <w:pPr>
+              <w:rPr>
+                <w:rFonts w:ascii="Times New Roman" w:hAnsi="Times New Roman" w:cs="Times New Roman"/>
+              </w:rPr>
+            </w:pPr>
+            <w:r>
+              <w:rPr>
+                <w:rFonts w:ascii="Times New Roman" w:hAnsi="Times New Roman" w:cs="Times New Roman"/>
+              </w:rPr>
+              <w:t>            &lt;/div&gt;</w:t>
+            </w:r>
+          </w:p>
+          <w:p>
+            <w:pPr>
+              <w:rPr>
+                <w:rFonts w:ascii="Times New Roman" w:hAnsi="Times New Roman" w:cs="Times New Roman"/>
+              </w:rPr>
+            </w:pPr>
+          </w:p>
+          <w:p>
+            <w:pPr>
+              <w:rPr>
+                <w:rFonts w:ascii="Times New Roman" w:hAnsi="Times New Roman" w:cs="Times New Roman"/>
+              </w:rPr>
+            </w:pPr>
+            <w:r>
+              <w:rPr>
+                <w:rFonts w:ascii="Times New Roman" w:hAnsi="Times New Roman" w:cs="Times New Roman"/>
+              </w:rPr>
+              <w:t>            &lt;div class="body-area"&gt;</w:t>
+            </w:r>
+          </w:p>
+          <w:p>
+            <w:pPr>
+              <w:rPr>
+                <w:rFonts w:ascii="Times New Roman" w:hAnsi="Times New Roman" w:cs="Times New Roman"/>
+              </w:rPr>
+            </w:pPr>
+            <w:r>
+              <w:rPr>
+                <w:rFonts w:ascii="Times New Roman" w:hAnsi="Times New Roman" w:cs="Times New Roman"/>
+              </w:rPr>
+              <w:t>                &lt;p</w:t>
+            </w:r>
+          </w:p>
+          <w:p>
+            <w:pPr>
+              <w:rPr>
+                <w:rFonts w:ascii="Times New Roman" w:hAnsi="Times New Roman" w:cs="Times New Roman"/>
+              </w:rPr>
+            </w:pPr>
+            <w:r>
+              <w:rPr>
+                <w:rFonts w:ascii="Times New Roman" w:hAnsi="Times New Roman" w:cs="Times New Roman"/>
+              </w:rPr>
+              <w:t>                    style="</w:t>
             </w:r>
             <w:proofErr w:type="spellStart"/>
             <w:r>
@@ -2762,7 +2851,20 @@
               <w:rPr>
                 <w:rFonts w:ascii="Times New Roman" w:hAnsi="Times New Roman" w:cs="Times New Roman"/>
               </w:rPr>
-              <w:t>172, 255, 47, 0.362); max-width: 290px;"&gt;WELCOME TO OUR COMMUNITY&lt;/p&gt;&lt;</w:t>
+              <w:t>172, 255, 47, 0.362); max-width: 290px;"&gt;</w:t>
+            </w:r>
+          </w:p>
+          <w:p>
+            <w:pPr>
+              <w:rPr>
+                <w:rFonts w:ascii="Times New Roman" w:hAnsi="Times New Roman" w:cs="Times New Roman"/>
+              </w:rPr>
+            </w:pPr>
+            <w:r>
+              <w:rPr>
+                <w:rFonts w:ascii="Times New Roman" w:hAnsi="Times New Roman" w:cs="Times New Roman"/>
+              </w:rPr>
+              <w:t>                    WELCOME TO OUR COMMUNITY&lt;/p&gt;&lt;</w:t>
             </w:r>
             <w:proofErr w:type="spellStart"/>
             <w:r>
@@ -2789,7 +2891,7 @@
               <w:rPr>
                 <w:rFonts w:ascii="Times New Roman" w:hAnsi="Times New Roman" w:cs="Times New Roman"/>
               </w:rPr>
-              <w:t>            &lt;h2 Style="</w:t>
+              <w:t>                &lt;h2 Style="</w:t>
             </w:r>
             <w:proofErr w:type="spellStart"/>
             <w:proofErr w:type="gramStart"/>
@@ -2838,20 +2940,33 @@
               <w:rPr>
                 <w:rFonts w:ascii="Times New Roman" w:hAnsi="Times New Roman" w:cs="Times New Roman"/>
               </w:rPr>
-              <w:t>            &lt;p&gt;Welcome to Campus Tech Society! We are a student-led community that brings together people interested in</w:t>
-            </w:r>
-          </w:p>
-          <w:p>
-            <w:pPr>
-              <w:rPr>
-                <w:rFonts w:ascii="Times New Roman" w:hAnsi="Times New Roman" w:cs="Times New Roman"/>
-              </w:rPr>
-            </w:pPr>
-            <w:r>
-              <w:rPr>
-                <w:rFonts w:ascii="Times New Roman" w:hAnsi="Times New Roman" w:cs="Times New Roman"/>
-              </w:rPr>
-              <w:t xml:space="preserve">                web development, programming, design and emerging </w:t>
+              <w:t>                &lt;p&gt;Welcome to Campus Tech Society! We are a student-led community that brings together people interested</w:t>
+            </w:r>
+          </w:p>
+          <w:p>
+            <w:pPr>
+              <w:rPr>
+                <w:rFonts w:ascii="Times New Roman" w:hAnsi="Times New Roman" w:cs="Times New Roman"/>
+              </w:rPr>
+            </w:pPr>
+            <w:r>
+              <w:rPr>
+                <w:rFonts w:ascii="Times New Roman" w:hAnsi="Times New Roman" w:cs="Times New Roman"/>
+              </w:rPr>
+              <w:t>                    in</w:t>
+            </w:r>
+          </w:p>
+          <w:p>
+            <w:pPr>
+              <w:rPr>
+                <w:rFonts w:ascii="Times New Roman" w:hAnsi="Times New Roman" w:cs="Times New Roman"/>
+              </w:rPr>
+            </w:pPr>
+            <w:r>
+              <w:rPr>
+                <w:rFonts w:ascii="Times New Roman" w:hAnsi="Times New Roman" w:cs="Times New Roman"/>
+              </w:rPr>
+              <w:t xml:space="preserve">                    web development, programming, design and emerging </w:t>
             </w:r>
             <w:proofErr w:type="gramStart"/>
             <w:r>
@@ -2892,7 +3007,7 @@
               <w:rPr>
                 <w:rFonts w:ascii="Times New Roman" w:hAnsi="Times New Roman" w:cs="Times New Roman"/>
               </w:rPr>
-              <w:t>            &lt;h3 style="</w:t>
+              <w:t>                &lt;h3 style="</w:t>
             </w:r>
             <w:proofErr w:type="spellStart"/>
             <w:proofErr w:type="gramStart"/>
@@ -2941,20 +3056,20 @@
               <w:rPr>
                 <w:rFonts w:ascii="Times New Roman" w:hAnsi="Times New Roman" w:cs="Times New Roman"/>
               </w:rPr>
-              <w:t>            &lt;p&gt;Our mission is to help students build practical skills through hands-on workshops, mini projects and</w:t>
-            </w:r>
-          </w:p>
-          <w:p>
-            <w:pPr>
-              <w:rPr>
-                <w:rFonts w:ascii="Times New Roman" w:hAnsi="Times New Roman" w:cs="Times New Roman"/>
-              </w:rPr>
-            </w:pPr>
-            <w:r>
-              <w:rPr>
-                <w:rFonts w:ascii="Times New Roman" w:hAnsi="Times New Roman" w:cs="Times New Roman"/>
-              </w:rPr>
-              <w:t xml:space="preserve">                knowledge-sharing sessions. Everyone is welcome, including </w:t>
+              <w:t>                &lt;p&gt;Our mission is to help students build practical skills through hands-on workshops, mini projects and</w:t>
+            </w:r>
+          </w:p>
+          <w:p>
+            <w:pPr>
+              <w:rPr>
+                <w:rFonts w:ascii="Times New Roman" w:hAnsi="Times New Roman" w:cs="Times New Roman"/>
+              </w:rPr>
+            </w:pPr>
+            <w:r>
+              <w:rPr>
+                <w:rFonts w:ascii="Times New Roman" w:hAnsi="Times New Roman" w:cs="Times New Roman"/>
+              </w:rPr>
+              <w:t xml:space="preserve">                    knowledge-sharing sessions. Everyone is welcome, including </w:t>
             </w:r>
             <w:proofErr w:type="gramStart"/>
             <w:r>
@@ -3002,7 +3117,7 @@
               <w:rPr>
                 <w:rFonts w:ascii="Times New Roman" w:hAnsi="Times New Roman" w:cs="Times New Roman"/>
               </w:rPr>
-              <w:t>            &lt;h3 style="</w:t>
+              <w:t>                &lt;h3 style="</w:t>
             </w:r>
             <w:proofErr w:type="spellStart"/>
             <w:proofErr w:type="gramStart"/>
@@ -3051,20 +3166,20 @@
               <w:rPr>
                 <w:rFonts w:ascii="Times New Roman" w:hAnsi="Times New Roman" w:cs="Times New Roman"/>
               </w:rPr>
-              <w:t>            &lt;ul style="margin-left: 20px;"&gt;</w:t>
-            </w:r>
-          </w:p>
-          <w:p>
-            <w:pPr>
-              <w:rPr>
-                <w:rFonts w:ascii="Times New Roman" w:hAnsi="Times New Roman" w:cs="Times New Roman"/>
-              </w:rPr>
-            </w:pPr>
-            <w:r>
-              <w:rPr>
-                <w:rFonts w:ascii="Times New Roman" w:hAnsi="Times New Roman" w:cs="Times New Roman"/>
-              </w:rPr>
-              <w:t xml:space="preserve">                &lt;li&gt;&lt;b&gt;HTML &amp; CSS Workshop:&lt;/b&gt; Create your first </w:t>
+              <w:t>                &lt;ul style="margin-left: 20px;"&gt;</w:t>
+            </w:r>
+          </w:p>
+          <w:p>
+            <w:pPr>
+              <w:rPr>
+                <w:rFonts w:ascii="Times New Roman" w:hAnsi="Times New Roman" w:cs="Times New Roman"/>
+              </w:rPr>
+            </w:pPr>
+            <w:r>
+              <w:rPr>
+                <w:rFonts w:ascii="Times New Roman" w:hAnsi="Times New Roman" w:cs="Times New Roman"/>
+              </w:rPr>
+              <w:t xml:space="preserve">                    &lt;li&gt;&lt;b&gt;HTML &amp; CSS Workshop:&lt;/b&gt; Create your first </w:t>
             </w:r>
             <w:proofErr w:type="gramStart"/>
             <w:r>
@@ -3091,7 +3206,7 @@
               <w:rPr>
                 <w:rFonts w:ascii="Times New Roman" w:hAnsi="Times New Roman" w:cs="Times New Roman"/>
               </w:rPr>
-              <w:t xml:space="preserve">                &lt;li&gt;&lt;b&gt;Hackathon Day:&lt;/b&gt; Build an idea with your </w:t>
+              <w:t xml:space="preserve">                    &lt;li&gt;&lt;b&gt;Hackathon Day:&lt;/b&gt; Build an idea with your </w:t>
             </w:r>
             <w:proofErr w:type="gramStart"/>
             <w:r>
@@ -3118,7 +3233,7 @@
               <w:rPr>
                 <w:rFonts w:ascii="Times New Roman" w:hAnsi="Times New Roman" w:cs="Times New Roman"/>
               </w:rPr>
-              <w:t xml:space="preserve">                &lt;li&gt;&lt;b&gt;Tech Talk:&lt;/b&gt; Learn from industry </w:t>
+              <w:t xml:space="preserve">                    &lt;li&gt;&lt;b&gt;Tech Talk:&lt;/b&gt; Learn from industry </w:t>
             </w:r>
             <w:proofErr w:type="gramStart"/>
             <w:r>
@@ -3145,7 +3260,7 @@
               <w:rPr>
                 <w:rFonts w:ascii="Times New Roman" w:hAnsi="Times New Roman" w:cs="Times New Roman"/>
               </w:rPr>
-              <w:t>            &lt;/ul&gt;&lt;</w:t>
+              <w:t>                &lt;/ul&gt;&lt;</w:t>
             </w:r>
             <w:proofErr w:type="spellStart"/>
             <w:r>
@@ -3172,7 +3287,7 @@
               <w:rPr>
                 <w:rFonts w:ascii="Times New Roman" w:hAnsi="Times New Roman" w:cs="Times New Roman"/>
               </w:rPr>
-              <w:t>            &lt;h3 style="</w:t>
+              <w:t>                &lt;h3 style="</w:t>
             </w:r>
             <w:proofErr w:type="spellStart"/>
             <w:proofErr w:type="gramStart"/>
@@ -3221,7 +3336,7 @@
               <w:rPr>
                 <w:rFonts w:ascii="Times New Roman" w:hAnsi="Times New Roman" w:cs="Times New Roman"/>
               </w:rPr>
-              <w:t xml:space="preserve">            &lt;p&gt;Start learning with free tutorials at &lt;a </w:t>
+              <w:t xml:space="preserve">                &lt;p&gt;Start learning with free tutorials at &lt;a </w:t>
             </w:r>
             <w:proofErr w:type="spellStart"/>
             <w:r>
@@ -3235,20 +3350,46 @@
               <w:rPr>
                 <w:rFonts w:ascii="Times New Roman" w:hAnsi="Times New Roman" w:cs="Times New Roman"/>
               </w:rPr>
-              <w:t>="https://www.w3schools.com" target="_blank"&gt;W3Schools&lt;/a&gt;.</w:t>
-            </w:r>
-          </w:p>
-          <w:p>
-            <w:pPr>
-              <w:rPr>
-                <w:rFonts w:ascii="Times New Roman" w:hAnsi="Times New Roman" w:cs="Times New Roman"/>
-              </w:rPr>
-            </w:pPr>
-            <w:r>
-              <w:rPr>
-                <w:rFonts w:ascii="Times New Roman" w:hAnsi="Times New Roman" w:cs="Times New Roman"/>
-              </w:rPr>
-              <w:t>            &lt;/p&gt;</w:t>
+              <w:t>="https://www.w3schools.com"</w:t>
+            </w:r>
+          </w:p>
+          <w:p>
+            <w:pPr>
+              <w:rPr>
+                <w:rFonts w:ascii="Times New Roman" w:hAnsi="Times New Roman" w:cs="Times New Roman"/>
+              </w:rPr>
+            </w:pPr>
+            <w:r>
+              <w:rPr>
+                <w:rFonts w:ascii="Times New Roman" w:hAnsi="Times New Roman" w:cs="Times New Roman"/>
+              </w:rPr>
+              <w:t>                        target="_blank"&gt;W3Schools&lt;/a&gt;.</w:t>
+            </w:r>
+          </w:p>
+          <w:p>
+            <w:pPr>
+              <w:rPr>
+                <w:rFonts w:ascii="Times New Roman" w:hAnsi="Times New Roman" w:cs="Times New Roman"/>
+              </w:rPr>
+            </w:pPr>
+            <w:r>
+              <w:rPr>
+                <w:rFonts w:ascii="Times New Roman" w:hAnsi="Times New Roman" w:cs="Times New Roman"/>
+              </w:rPr>
+              <w:t>                &lt;/p&gt;</w:t>
+            </w:r>
+          </w:p>
+          <w:p>
+            <w:pPr>
+              <w:rPr>
+                <w:rFonts w:ascii="Times New Roman" w:hAnsi="Times New Roman" w:cs="Times New Roman"/>
+              </w:rPr>
+            </w:pPr>
+            <w:r>
+              <w:rPr>
+                <w:rFonts w:ascii="Times New Roman" w:hAnsi="Times New Roman" w:cs="Times New Roman"/>
+              </w:rPr>
+              <w:t>            &lt;/div&gt;</w:t>
             </w:r>
           </w:p>
           <w:p>
@@ -3283,13 +3424,6 @@
                 <w:rFonts w:ascii="Times New Roman" w:hAnsi="Times New Roman" w:cs="Times New Roman"/>
               </w:rPr>
             </w:pPr>
-          </w:p>
-          <w:p>
-            <w:pPr>
-              <w:rPr>
-                <w:rFonts w:ascii="Times New Roman" w:hAnsi="Times New Roman" w:cs="Times New Roman"/>
-              </w:rPr>
-            </w:pPr>
             <w:r>
               <w:rPr>
                 <w:rFonts w:ascii="Times New Roman" w:hAnsi="Times New Roman" w:cs="Times New Roman"/>
@@ -3369,6 +3503,13 @@
               </w:rPr>
               <w:t>&lt;/html&gt;</w:t>
             </w:r>
+          </w:p>
+          <w:p>
+            <w:pPr>
+              <w:rPr>
+                <w:rFonts w:ascii="Times New Roman" w:hAnsi="Times New Roman" w:cs="Times New Roman"/>
+              </w:rPr>
+            </w:pPr>
           </w:p>
         </w:tc>
       </w:tr>
@@ -3379,19 +3520,6 @@
           <w:rFonts w:ascii="Times New Roman" w:hAnsi="Times New Roman" w:cs="Times New Roman"/>
         </w:rPr>
       </w:pPr>
-    </w:p>
-    <w:p>
-      <w:pPr>
-        <w:rPr>
-          <w:rFonts w:ascii="Times New Roman" w:hAnsi="Times New Roman" w:cs="Times New Roman"/>
-        </w:rPr>
-      </w:pPr>
-      <w:r>
-        <w:rPr>
-          <w:rFonts w:ascii="Times New Roman" w:hAnsi="Times New Roman" w:cs="Times New Roman"/>
-        </w:rPr>
-        <w:br w:type="page"/>
-      </w:r>
     </w:p>
     <w:p>
       <w:pPr>
@@ -3430,10 +3558,10 @@
           <w:szCs w:val="24"/>
         </w:rPr>
         <w:drawing>
-          <wp:inline distT="0" distB="0" distL="0" distR="0" wp14:anchorId="2401FAC7" wp14:editId="6C729343">
-            <wp:extent cx="5731510" cy="2741295"/>
-            <wp:effectExtent l="0" t="0" r="2540" b="1905"/>
-            <wp:docPr id="49842622" name="Picture 1"/>
+          <wp:inline distT="0" distB="0" distL="0" distR="0" wp14:anchorId="4F4D9C29" wp14:editId="03091D5A">
+            <wp:extent cx="5731510" cy="2743200"/>
+            <wp:effectExtent l="0" t="0" r="2540" b="0"/>
+            <wp:docPr id="1274019704" name="Picture 1"/>
             <wp:cNvGraphicFramePr>
               <a:graphicFrameLocks xmlns:a="http://schemas.openxmlformats.org/drawingml/2006/main" noChangeAspect="1"/>
             </wp:cNvGraphicFramePr>
@@ -3441,7 +3569,7 @@
               <a:graphicData uri="http://schemas.openxmlformats.org/drawingml/2006/picture">
                 <pic:pic xmlns:pic="http://schemas.openxmlformats.org/drawingml/2006/picture">
                   <pic:nvPicPr>
-                    <pic:cNvPr id="49842622" name=""/>
+                    <pic:cNvPr id="1274019704" name=""/>
                     <pic:cNvPicPr/>
                   </pic:nvPicPr>
                   <pic:blipFill>
@@ -3453,7 +3581,7 @@
                   <pic:spPr>
                     <a:xfrm>
                       <a:off x="0" y="0"/>
-                      <a:ext cx="5731510" cy="2741295"/>
+                      <a:ext cx="5731510" cy="2743200"/>
                     </a:xfrm>
                     <a:prstGeom prst="rect">
                       <a:avLst/>
